--- a/CMPSC 445 project 1 report.docx
+++ b/CMPSC 445 project 1 report.docx
@@ -150,23 +150,7 @@
           <w:sz w:val="32"/>
           <w:szCs w:val="32"/>
         </w:rPr>
-        <w:t>CMPSC 4</w:t>
-      </w:r>
-      <w:r>
-        <w:rPr>
-          <w:rFonts w:asciiTheme="majorHAnsi" w:hAnsiTheme="majorHAnsi"/>
-          <w:sz w:val="32"/>
-          <w:szCs w:val="32"/>
-        </w:rPr>
-        <w:t>45</w:t>
-      </w:r>
-      <w:r>
-        <w:rPr>
-          <w:rFonts w:asciiTheme="majorHAnsi" w:hAnsiTheme="majorHAnsi"/>
-          <w:sz w:val="32"/>
-          <w:szCs w:val="32"/>
-        </w:rPr>
-        <w:t xml:space="preserve">: </w:t>
+        <w:t xml:space="preserve">CMPSC 445: </w:t>
       </w:r>
       <w:r>
         <w:rPr>
@@ -940,7 +924,7 @@
                 <w:rFonts w:ascii="Calibri" w:hAnsi="Calibri"/>
                 <w:color w:val="000000"/>
               </w:rPr>
-              <w:t>RESULTS / SAMPLE OUTPUTS</w:t>
+              <w:t>DATA PREPROCESSING</w:t>
             </w:r>
           </w:p>
         </w:tc>
@@ -965,7 +949,15 @@
                 <w:bCs/>
                 <w:color w:val="000000"/>
               </w:rPr>
-              <w:t xml:space="preserve">  6</w:t>
+              <w:t xml:space="preserve">  </w:t>
+            </w:r>
+            <w:r>
+              <w:rPr>
+                <w:rFonts w:ascii="Calibri" w:hAnsi="Calibri"/>
+                <w:bCs/>
+                <w:color w:val="000000"/>
+              </w:rPr>
+              <w:t>5</w:t>
             </w:r>
           </w:p>
         </w:tc>
@@ -2186,6 +2178,48 @@
         <w:tabs>
           <w:tab w:val="left" w:pos="1080"/>
         </w:tabs>
+      </w:pPr>
+    </w:p>
+    <w:p>
+      <w:pPr>
+        <w:tabs>
+          <w:tab w:val="left" w:pos="1080"/>
+        </w:tabs>
+      </w:pPr>
+    </w:p>
+    <w:p>
+      <w:pPr>
+        <w:tabs>
+          <w:tab w:val="left" w:pos="1080"/>
+        </w:tabs>
+      </w:pPr>
+    </w:p>
+    <w:p>
+      <w:pPr>
+        <w:tabs>
+          <w:tab w:val="left" w:pos="1080"/>
+        </w:tabs>
+      </w:pPr>
+    </w:p>
+    <w:p>
+      <w:pPr>
+        <w:tabs>
+          <w:tab w:val="left" w:pos="1080"/>
+        </w:tabs>
+      </w:pPr>
+    </w:p>
+    <w:p>
+      <w:pPr>
+        <w:tabs>
+          <w:tab w:val="left" w:pos="1080"/>
+        </w:tabs>
+      </w:pPr>
+    </w:p>
+    <w:p>
+      <w:pPr>
+        <w:tabs>
+          <w:tab w:val="left" w:pos="1080"/>
+        </w:tabs>
         <w:rPr>
           <w:rFonts w:ascii="Calibri" w:hAnsi="Calibri"/>
           <w:b/>
@@ -2204,26 +2238,820 @@
           <w:sz w:val="44"/>
           <w:szCs w:val="44"/>
         </w:rPr>
-        <w:t xml:space="preserve">Data </w:t>
-      </w:r>
-      <w:r>
-        <w:rPr>
-          <w:rFonts w:ascii="Calibri" w:hAnsi="Calibri"/>
+        <w:lastRenderedPageBreak/>
+        <w:t>Data Preprocessing</w:t>
+      </w:r>
+    </w:p>
+    <w:p>
+      <w:pPr>
+        <w:tabs>
+          <w:tab w:val="left" w:pos="1080"/>
+        </w:tabs>
+      </w:pPr>
+      <w:r>
+        <w:rPr>
           <w:b/>
           <w:bCs/>
-          <w:color w:val="000000"/>
-          <w:sz w:val="44"/>
-          <w:szCs w:val="44"/>
-        </w:rPr>
-        <w:t>Preprocessing</w:t>
-      </w:r>
-    </w:p>
-    <w:p>
-      <w:pPr>
+        </w:rPr>
+        <w:t>Data Cleaning:</w:t>
+      </w:r>
+    </w:p>
+    <w:p>
+      <w:pPr>
+        <w:numPr>
+          <w:ilvl w:val="0"/>
+          <w:numId w:val="15"/>
+        </w:numPr>
         <w:tabs>
           <w:tab w:val="left" w:pos="1080"/>
         </w:tabs>
       </w:pPr>
+      <w:r>
+        <w:t>Removed job postings with missing or null values in key fields such as job title, salary estimate, and qualifications.</w:t>
+      </w:r>
+    </w:p>
+    <w:p>
+      <w:pPr>
+        <w:numPr>
+          <w:ilvl w:val="0"/>
+          <w:numId w:val="15"/>
+        </w:numPr>
+        <w:tabs>
+          <w:tab w:val="left" w:pos="1080"/>
+        </w:tabs>
+      </w:pPr>
+      <w:r>
+        <w:t>Filtered out duplicate postings and irrelevant entries (e.g., internships, part-time roles if they weren't the target).</w:t>
+      </w:r>
+    </w:p>
+    <w:p>
+      <w:pPr>
+        <w:numPr>
+          <w:ilvl w:val="0"/>
+          <w:numId w:val="15"/>
+        </w:numPr>
+        <w:tabs>
+          <w:tab w:val="left" w:pos="1080"/>
+        </w:tabs>
+      </w:pPr>
+      <w:r>
+        <w:t>Standardized salary formats into numerical values by converting ranges to averages and removing extra symbols (e.g., "$", "/yr").</w:t>
+      </w:r>
+    </w:p>
+    <w:p>
+      <w:pPr>
+        <w:numPr>
+          <w:ilvl w:val="0"/>
+          <w:numId w:val="15"/>
+        </w:numPr>
+        <w:tabs>
+          <w:tab w:val="left" w:pos="1080"/>
+        </w:tabs>
+      </w:pPr>
+      <w:r>
+        <w:t xml:space="preserve">Cleaned and normalized text fields by </w:t>
+      </w:r>
+      <w:r>
+        <w:t>converting them</w:t>
+      </w:r>
+      <w:r>
+        <w:t xml:space="preserve"> to lowercase, removing special characters, and applying basic tokenization</w:t>
+      </w:r>
+    </w:p>
+    <w:p>
+      <w:pPr>
+        <w:numPr>
+          <w:ilvl w:val="0"/>
+          <w:numId w:val="15"/>
+        </w:numPr>
+        <w:tabs>
+          <w:tab w:val="left" w:pos="1080"/>
+        </w:tabs>
+      </w:pPr>
+      <w:r>
+        <w:t>Added</w:t>
+      </w:r>
+      <w:r>
+        <w:t xml:space="preserve"> standardized</w:t>
+      </w:r>
+      <w:r>
+        <w:t xml:space="preserve"> categories for qualifications </w:t>
+      </w:r>
+    </w:p>
+    <w:p>
+      <w:pPr>
+        <w:tabs>
+          <w:tab w:val="left" w:pos="1080"/>
+        </w:tabs>
+      </w:pPr>
+      <w:r>
+        <w:rPr>
+          <w:b/>
+          <w:bCs/>
+        </w:rPr>
+        <w:t>Data Integration:</w:t>
+      </w:r>
+    </w:p>
+    <w:p>
+      <w:pPr>
+        <w:numPr>
+          <w:ilvl w:val="0"/>
+          <w:numId w:val="16"/>
+        </w:numPr>
+        <w:tabs>
+          <w:tab w:val="left" w:pos="1080"/>
+        </w:tabs>
+      </w:pPr>
+      <w:r>
+        <w:t>Combined data from CSV files generated during scraping into a single dataset</w:t>
+      </w:r>
+    </w:p>
+    <w:p>
+      <w:pPr>
+        <w:numPr>
+          <w:ilvl w:val="0"/>
+          <w:numId w:val="16"/>
+        </w:numPr>
+        <w:tabs>
+          <w:tab w:val="left" w:pos="1080"/>
+        </w:tabs>
+      </w:pPr>
+      <w:r>
+        <w:t>Merged processed features from qualifications and job descriptions into a unified structure (encoded_job_listings.csv) for model training.</w:t>
+      </w:r>
+    </w:p>
+    <w:p>
+      <w:pPr>
+        <w:tabs>
+          <w:tab w:val="left" w:pos="1080"/>
+        </w:tabs>
+      </w:pPr>
+    </w:p>
+    <w:p>
+      <w:pPr>
+        <w:tabs>
+          <w:tab w:val="left" w:pos="1080"/>
+        </w:tabs>
+      </w:pPr>
+      <w:r>
+        <w:rPr>
+          <w:b/>
+          <w:bCs/>
+        </w:rPr>
+        <w:t>Data Description and Metadata Specification in the Repository:</w:t>
+      </w:r>
+      <w:r>
+        <w:br/>
+        <w:t>The processed dataset (encoded_job_listings.csv) includes the following columns:</w:t>
+      </w:r>
+    </w:p>
+    <w:p>
+      <w:pPr>
+        <w:tabs>
+          <w:tab w:val="left" w:pos="1080"/>
+        </w:tabs>
+      </w:pPr>
+    </w:p>
+    <w:tbl>
+      <w:tblPr>
+        <w:tblW w:w="9604" w:type="dxa"/>
+        <w:tblCellSpacing w:w="15" w:type="dxa"/>
+        <w:tblBorders>
+          <w:top w:val="single" w:sz="4" w:space="0" w:color="auto"/>
+          <w:left w:val="single" w:sz="4" w:space="0" w:color="auto"/>
+          <w:bottom w:val="single" w:sz="4" w:space="0" w:color="auto"/>
+          <w:right w:val="single" w:sz="4" w:space="0" w:color="auto"/>
+          <w:insideH w:val="single" w:sz="4" w:space="0" w:color="auto"/>
+          <w:insideV w:val="single" w:sz="4" w:space="0" w:color="auto"/>
+        </w:tblBorders>
+        <w:tblCellMar>
+          <w:top w:w="15" w:type="dxa"/>
+          <w:left w:w="15" w:type="dxa"/>
+          <w:bottom w:w="15" w:type="dxa"/>
+          <w:right w:w="15" w:type="dxa"/>
+        </w:tblCellMar>
+        <w:tblLook w:val="04A0" w:firstRow="1" w:lastRow="0" w:firstColumn="1" w:lastColumn="0" w:noHBand="0" w:noVBand="1"/>
+      </w:tblPr>
+      <w:tblGrid>
+        <w:gridCol w:w="4093"/>
+        <w:gridCol w:w="5511"/>
+      </w:tblGrid>
+      <w:tr>
+        <w:trPr>
+          <w:trHeight w:val="314"/>
+          <w:tblHeader/>
+          <w:tblCellSpacing w:w="15" w:type="dxa"/>
+        </w:trPr>
+        <w:tc>
+          <w:tcPr>
+            <w:tcW w:w="0" w:type="auto"/>
+            <w:vAlign w:val="center"/>
+            <w:hideMark/>
+          </w:tcPr>
+          <w:p>
+            <w:pPr>
+              <w:jc w:val="center"/>
+              <w:rPr>
+                <w:rFonts w:ascii="Times New Roman" w:eastAsia="Times New Roman" w:hAnsi="Times New Roman" w:cs="Times New Roman"/>
+                <w:b/>
+                <w:bCs/>
+              </w:rPr>
+            </w:pPr>
+            <w:r>
+              <w:rPr>
+                <w:rFonts w:ascii="Times New Roman" w:eastAsia="Times New Roman" w:hAnsi="Times New Roman" w:cs="Times New Roman"/>
+                <w:b/>
+                <w:bCs/>
+              </w:rPr>
+              <w:t>Column Name</w:t>
+            </w:r>
+          </w:p>
+        </w:tc>
+        <w:tc>
+          <w:tcPr>
+            <w:tcW w:w="0" w:type="auto"/>
+            <w:tcBorders>
+              <w:left w:val="nil"/>
+            </w:tcBorders>
+            <w:vAlign w:val="center"/>
+            <w:hideMark/>
+          </w:tcPr>
+          <w:p>
+            <w:pPr>
+              <w:jc w:val="center"/>
+              <w:rPr>
+                <w:rFonts w:ascii="Times New Roman" w:eastAsia="Times New Roman" w:hAnsi="Times New Roman" w:cs="Times New Roman"/>
+                <w:b/>
+                <w:bCs/>
+              </w:rPr>
+            </w:pPr>
+            <w:r>
+              <w:rPr>
+                <w:rFonts w:ascii="Times New Roman" w:eastAsia="Times New Roman" w:hAnsi="Times New Roman" w:cs="Times New Roman"/>
+                <w:b/>
+                <w:bCs/>
+              </w:rPr>
+              <w:t>Description</w:t>
+            </w:r>
+          </w:p>
+        </w:tc>
+      </w:tr>
+      <w:tr>
+        <w:trPr>
+          <w:trHeight w:val="301"/>
+          <w:tblCellSpacing w:w="15" w:type="dxa"/>
+        </w:trPr>
+        <w:tc>
+          <w:tcPr>
+            <w:tcW w:w="0" w:type="auto"/>
+            <w:tcBorders>
+              <w:top w:val="nil"/>
+            </w:tcBorders>
+            <w:vAlign w:val="center"/>
+            <w:hideMark/>
+          </w:tcPr>
+          <w:p>
+            <w:pPr>
+              <w:rPr>
+                <w:rFonts w:ascii="Times New Roman" w:eastAsia="Times New Roman" w:hAnsi="Times New Roman" w:cs="Times New Roman"/>
+                <w:b/>
+                <w:bCs/>
+              </w:rPr>
+            </w:pPr>
+            <w:r>
+              <w:rPr>
+                <w:rFonts w:ascii="Courier New" w:eastAsia="Times New Roman" w:hAnsi="Courier New" w:cs="Courier New"/>
+                <w:b/>
+                <w:bCs/>
+                <w:sz w:val="20"/>
+                <w:szCs w:val="20"/>
+              </w:rPr>
+              <w:t>Standardized Job Title</w:t>
+            </w:r>
+          </w:p>
+        </w:tc>
+        <w:tc>
+          <w:tcPr>
+            <w:tcW w:w="0" w:type="auto"/>
+            <w:tcBorders>
+              <w:top w:val="nil"/>
+              <w:left w:val="nil"/>
+            </w:tcBorders>
+            <w:vAlign w:val="center"/>
+            <w:hideMark/>
+          </w:tcPr>
+          <w:p>
+            <w:pPr>
+              <w:rPr>
+                <w:rFonts w:ascii="Times New Roman" w:eastAsia="Times New Roman" w:hAnsi="Times New Roman" w:cs="Times New Roman"/>
+              </w:rPr>
+            </w:pPr>
+            <w:r>
+              <w:rPr>
+                <w:rFonts w:ascii="Times New Roman" w:eastAsia="Times New Roman" w:hAnsi="Times New Roman" w:cs="Times New Roman"/>
+              </w:rPr>
+              <w:t>Standardized title of the job posting</w:t>
+            </w:r>
+          </w:p>
+        </w:tc>
+      </w:tr>
+      <w:tr>
+        <w:trPr>
+          <w:trHeight w:val="301"/>
+          <w:tblCellSpacing w:w="15" w:type="dxa"/>
+        </w:trPr>
+        <w:tc>
+          <w:tcPr>
+            <w:tcW w:w="0" w:type="auto"/>
+            <w:vAlign w:val="center"/>
+          </w:tcPr>
+          <w:p>
+            <w:pPr>
+              <w:rPr>
+                <w:rFonts w:ascii="Times New Roman" w:eastAsia="Times New Roman" w:hAnsi="Times New Roman" w:cs="Times New Roman"/>
+                <w:b/>
+                <w:bCs/>
+              </w:rPr>
+            </w:pPr>
+            <w:r>
+              <w:rPr>
+                <w:rFonts w:ascii="Courier New" w:eastAsia="Times New Roman" w:hAnsi="Courier New" w:cs="Courier New"/>
+                <w:b/>
+                <w:bCs/>
+                <w:sz w:val="20"/>
+                <w:szCs w:val="20"/>
+              </w:rPr>
+              <w:t>S</w:t>
+            </w:r>
+            <w:r>
+              <w:rPr>
+                <w:rFonts w:ascii="Courier New" w:eastAsia="Times New Roman" w:hAnsi="Courier New" w:cs="Courier New"/>
+                <w:b/>
+                <w:bCs/>
+                <w:sz w:val="20"/>
+                <w:szCs w:val="20"/>
+              </w:rPr>
+              <w:t>alary</w:t>
+            </w:r>
+          </w:p>
+        </w:tc>
+        <w:tc>
+          <w:tcPr>
+            <w:tcW w:w="0" w:type="auto"/>
+            <w:tcBorders>
+              <w:left w:val="nil"/>
+            </w:tcBorders>
+            <w:vAlign w:val="center"/>
+          </w:tcPr>
+          <w:p>
+            <w:pPr>
+              <w:rPr>
+                <w:rFonts w:ascii="Times New Roman" w:eastAsia="Times New Roman" w:hAnsi="Times New Roman" w:cs="Times New Roman"/>
+              </w:rPr>
+            </w:pPr>
+            <w:r>
+              <w:rPr>
+                <w:rFonts w:ascii="Times New Roman" w:eastAsia="Times New Roman" w:hAnsi="Times New Roman" w:cs="Times New Roman"/>
+              </w:rPr>
+              <w:t>Numeric average of the estimated salary</w:t>
+            </w:r>
+          </w:p>
+        </w:tc>
+      </w:tr>
+      <w:tr>
+        <w:trPr>
+          <w:trHeight w:val="314"/>
+          <w:tblCellSpacing w:w="15" w:type="dxa"/>
+        </w:trPr>
+        <w:tc>
+          <w:tcPr>
+            <w:tcW w:w="0" w:type="auto"/>
+            <w:vAlign w:val="center"/>
+          </w:tcPr>
+          <w:p>
+            <w:pPr>
+              <w:rPr>
+                <w:rFonts w:ascii="Times New Roman" w:eastAsia="Times New Roman" w:hAnsi="Times New Roman" w:cs="Times New Roman"/>
+                <w:b/>
+                <w:bCs/>
+              </w:rPr>
+            </w:pPr>
+            <w:r>
+              <w:rPr>
+                <w:rFonts w:ascii="Courier New" w:eastAsia="Times New Roman" w:hAnsi="Courier New" w:cs="Courier New"/>
+                <w:b/>
+                <w:bCs/>
+                <w:sz w:val="20"/>
+                <w:szCs w:val="20"/>
+              </w:rPr>
+              <w:t>encoded_qualifications_frequency</w:t>
+            </w:r>
+          </w:p>
+        </w:tc>
+        <w:tc>
+          <w:tcPr>
+            <w:tcW w:w="0" w:type="auto"/>
+            <w:tcBorders>
+              <w:left w:val="nil"/>
+            </w:tcBorders>
+            <w:vAlign w:val="center"/>
+          </w:tcPr>
+          <w:p>
+            <w:pPr>
+              <w:rPr>
+                <w:rFonts w:ascii="Times New Roman" w:eastAsia="Times New Roman" w:hAnsi="Times New Roman" w:cs="Times New Roman"/>
+              </w:rPr>
+            </w:pPr>
+            <w:r>
+              <w:rPr>
+                <w:rFonts w:ascii="Times New Roman" w:eastAsia="Times New Roman" w:hAnsi="Times New Roman" w:cs="Times New Roman"/>
+              </w:rPr>
+              <w:t xml:space="preserve">Numeric amount of type of </w:t>
+            </w:r>
+            <w:r>
+              <w:rPr>
+                <w:rFonts w:ascii="Times New Roman" w:eastAsia="Times New Roman" w:hAnsi="Times New Roman" w:cs="Times New Roman"/>
+              </w:rPr>
+              <w:t>qualification found in post</w:t>
+            </w:r>
+          </w:p>
+        </w:tc>
+      </w:tr>
+      <w:tr>
+        <w:trPr>
+          <w:trHeight w:val="314"/>
+          <w:tblCellSpacing w:w="15" w:type="dxa"/>
+        </w:trPr>
+        <w:tc>
+          <w:tcPr>
+            <w:tcW w:w="0" w:type="auto"/>
+            <w:vAlign w:val="center"/>
+          </w:tcPr>
+          <w:p>
+            <w:pPr>
+              <w:rPr>
+                <w:rFonts w:ascii="Times New Roman" w:eastAsia="Times New Roman" w:hAnsi="Times New Roman" w:cs="Times New Roman"/>
+                <w:b/>
+                <w:bCs/>
+              </w:rPr>
+            </w:pPr>
+            <w:r>
+              <w:rPr>
+                <w:rFonts w:ascii="Courier New" w:eastAsia="Times New Roman" w:hAnsi="Courier New" w:cs="Courier New"/>
+                <w:b/>
+                <w:bCs/>
+                <w:sz w:val="20"/>
+                <w:szCs w:val="20"/>
+              </w:rPr>
+              <w:t>encoded_qualifications</w:t>
+            </w:r>
+          </w:p>
+        </w:tc>
+        <w:tc>
+          <w:tcPr>
+            <w:tcW w:w="0" w:type="auto"/>
+            <w:tcBorders>
+              <w:left w:val="nil"/>
+            </w:tcBorders>
+            <w:vAlign w:val="center"/>
+          </w:tcPr>
+          <w:p>
+            <w:pPr>
+              <w:rPr>
+                <w:rFonts w:ascii="Times New Roman" w:eastAsia="Times New Roman" w:hAnsi="Times New Roman" w:cs="Times New Roman"/>
+              </w:rPr>
+            </w:pPr>
+            <w:r>
+              <w:rPr>
+                <w:rFonts w:ascii="Times New Roman" w:eastAsia="Times New Roman" w:hAnsi="Times New Roman" w:cs="Times New Roman"/>
+              </w:rPr>
+              <w:t>Encoded feature vector representing job qualifications</w:t>
+            </w:r>
+          </w:p>
+        </w:tc>
+      </w:tr>
+      <w:tr>
+        <w:trPr>
+          <w:trHeight w:val="301"/>
+          <w:tblCellSpacing w:w="15" w:type="dxa"/>
+        </w:trPr>
+        <w:tc>
+          <w:tcPr>
+            <w:tcW w:w="0" w:type="auto"/>
+            <w:tcBorders>
+              <w:bottom w:val="single" w:sz="4" w:space="0" w:color="auto"/>
+            </w:tcBorders>
+            <w:vAlign w:val="center"/>
+            <w:hideMark/>
+          </w:tcPr>
+          <w:p>
+            <w:pPr>
+              <w:rPr>
+                <w:rFonts w:ascii="Times New Roman" w:eastAsia="Times New Roman" w:hAnsi="Times New Roman" w:cs="Times New Roman"/>
+                <w:b/>
+                <w:bCs/>
+              </w:rPr>
+            </w:pPr>
+            <w:r>
+              <w:rPr>
+                <w:rFonts w:ascii="Courier New" w:eastAsia="Times New Roman" w:hAnsi="Courier New" w:cs="Courier New"/>
+                <w:b/>
+                <w:bCs/>
+                <w:sz w:val="20"/>
+                <w:szCs w:val="20"/>
+              </w:rPr>
+              <w:t>encoded_title</w:t>
+            </w:r>
+          </w:p>
+        </w:tc>
+        <w:tc>
+          <w:tcPr>
+            <w:tcW w:w="0" w:type="auto"/>
+            <w:tcBorders>
+              <w:left w:val="nil"/>
+              <w:bottom w:val="single" w:sz="4" w:space="0" w:color="auto"/>
+            </w:tcBorders>
+            <w:vAlign w:val="center"/>
+            <w:hideMark/>
+          </w:tcPr>
+          <w:p>
+            <w:pPr>
+              <w:rPr>
+                <w:rFonts w:ascii="Times New Roman" w:eastAsia="Times New Roman" w:hAnsi="Times New Roman" w:cs="Times New Roman"/>
+              </w:rPr>
+            </w:pPr>
+            <w:r>
+              <w:rPr>
+                <w:rFonts w:ascii="Times New Roman" w:eastAsia="Times New Roman" w:hAnsi="Times New Roman" w:cs="Times New Roman"/>
+              </w:rPr>
+              <w:t>Encoded value representing the job title</w:t>
+            </w:r>
+          </w:p>
+        </w:tc>
+      </w:tr>
+    </w:tbl>
+    <w:p>
+      <w:pPr>
+        <w:tabs>
+          <w:tab w:val="left" w:pos="1080"/>
+        </w:tabs>
+      </w:pPr>
+    </w:p>
+    <w:p>
+      <w:pPr>
+        <w:tabs>
+          <w:tab w:val="left" w:pos="1080"/>
+        </w:tabs>
+      </w:pPr>
+      <w:r>
+        <w:t>Sample Data Row:</w:t>
+      </w:r>
+    </w:p>
+    <w:tbl>
+      <w:tblPr>
+        <w:tblW w:w="0" w:type="auto"/>
+        <w:tblCellSpacing w:w="15" w:type="dxa"/>
+        <w:tblBorders>
+          <w:top w:val="single" w:sz="4" w:space="0" w:color="auto"/>
+          <w:left w:val="single" w:sz="4" w:space="0" w:color="auto"/>
+          <w:bottom w:val="single" w:sz="4" w:space="0" w:color="auto"/>
+          <w:right w:val="single" w:sz="4" w:space="0" w:color="auto"/>
+          <w:insideH w:val="single" w:sz="4" w:space="0" w:color="auto"/>
+          <w:insideV w:val="single" w:sz="4" w:space="0" w:color="auto"/>
+        </w:tblBorders>
+        <w:tblCellMar>
+          <w:top w:w="15" w:type="dxa"/>
+          <w:left w:w="15" w:type="dxa"/>
+          <w:bottom w:w="15" w:type="dxa"/>
+          <w:right w:w="15" w:type="dxa"/>
+        </w:tblCellMar>
+        <w:tblLook w:val="04A0" w:firstRow="1" w:lastRow="0" w:firstColumn="1" w:lastColumn="0" w:noHBand="0" w:noVBand="1"/>
+      </w:tblPr>
+      <w:tblGrid>
+        <w:gridCol w:w="988"/>
+        <w:gridCol w:w="850"/>
+        <w:gridCol w:w="3870"/>
+        <w:gridCol w:w="2669"/>
+      </w:tblGrid>
+      <w:tr>
+        <w:trPr>
+          <w:tblHeader/>
+          <w:tblCellSpacing w:w="15" w:type="dxa"/>
+        </w:trPr>
+        <w:tc>
+          <w:tcPr>
+            <w:tcW w:w="0" w:type="auto"/>
+            <w:vAlign w:val="center"/>
+            <w:hideMark/>
+          </w:tcPr>
+          <w:p>
+            <w:pPr>
+              <w:tabs>
+                <w:tab w:val="left" w:pos="1080"/>
+              </w:tabs>
+              <w:rPr>
+                <w:b/>
+                <w:bCs/>
+              </w:rPr>
+            </w:pPr>
+            <w:r>
+              <w:rPr>
+                <w:b/>
+                <w:bCs/>
+              </w:rPr>
+              <w:t>job_title</w:t>
+            </w:r>
+          </w:p>
+        </w:tc>
+        <w:tc>
+          <w:tcPr>
+            <w:tcW w:w="0" w:type="auto"/>
+            <w:vAlign w:val="center"/>
+            <w:hideMark/>
+          </w:tcPr>
+          <w:p>
+            <w:pPr>
+              <w:tabs>
+                <w:tab w:val="left" w:pos="1080"/>
+              </w:tabs>
+              <w:rPr>
+                <w:b/>
+                <w:bCs/>
+              </w:rPr>
+            </w:pPr>
+            <w:r>
+              <w:rPr>
+                <w:b/>
+                <w:bCs/>
+              </w:rPr>
+              <w:t>salary</w:t>
+            </w:r>
+          </w:p>
+        </w:tc>
+        <w:tc>
+          <w:tcPr>
+            <w:tcW w:w="0" w:type="auto"/>
+            <w:vAlign w:val="center"/>
+          </w:tcPr>
+          <w:p>
+            <w:pPr>
+              <w:tabs>
+                <w:tab w:val="left" w:pos="1080"/>
+              </w:tabs>
+              <w:rPr>
+                <w:b/>
+                <w:bCs/>
+              </w:rPr>
+            </w:pPr>
+            <w:r>
+              <w:rPr>
+                <w:b/>
+                <w:bCs/>
+              </w:rPr>
+              <w:t>encoded_qualifications</w:t>
+            </w:r>
+            <w:r>
+              <w:rPr>
+                <w:b/>
+                <w:bCs/>
+              </w:rPr>
+              <w:t>_frequency</w:t>
+            </w:r>
+          </w:p>
+        </w:tc>
+        <w:tc>
+          <w:tcPr>
+            <w:tcW w:w="0" w:type="auto"/>
+            <w:vAlign w:val="center"/>
+          </w:tcPr>
+          <w:p>
+            <w:pPr>
+              <w:tabs>
+                <w:tab w:val="left" w:pos="1080"/>
+              </w:tabs>
+              <w:rPr>
+                <w:b/>
+                <w:bCs/>
+              </w:rPr>
+            </w:pPr>
+            <w:r>
+              <w:rPr>
+                <w:b/>
+                <w:bCs/>
+              </w:rPr>
+              <w:t>encoded_qualifications</w:t>
+            </w:r>
+          </w:p>
+        </w:tc>
+      </w:tr>
+      <w:tr>
+        <w:trPr>
+          <w:tblCellSpacing w:w="15" w:type="dxa"/>
+        </w:trPr>
+        <w:tc>
+          <w:tcPr>
+            <w:tcW w:w="0" w:type="auto"/>
+            <w:vAlign w:val="center"/>
+            <w:hideMark/>
+          </w:tcPr>
+          <w:p>
+            <w:pPr>
+              <w:tabs>
+                <w:tab w:val="left" w:pos="1080"/>
+              </w:tabs>
+            </w:pPr>
+            <w:r>
+              <w:t>1</w:t>
+            </w:r>
+          </w:p>
+        </w:tc>
+        <w:tc>
+          <w:tcPr>
+            <w:tcW w:w="0" w:type="auto"/>
+            <w:vAlign w:val="center"/>
+            <w:hideMark/>
+          </w:tcPr>
+          <w:p>
+            <w:pPr>
+              <w:tabs>
+                <w:tab w:val="left" w:pos="1080"/>
+              </w:tabs>
+            </w:pPr>
+            <w:r>
+              <w:t>115000</w:t>
+            </w:r>
+          </w:p>
+        </w:tc>
+        <w:tc>
+          <w:tcPr>
+            <w:tcW w:w="0" w:type="auto"/>
+            <w:vAlign w:val="center"/>
+          </w:tcPr>
+          <w:p>
+            <w:pPr>
+              <w:tabs>
+                <w:tab w:val="left" w:pos="1080"/>
+              </w:tabs>
+            </w:pPr>
+            <w:r>
+              <w:t xml:space="preserve">[0, </w:t>
+            </w:r>
+            <w:r>
+              <w:t>7</w:t>
+            </w:r>
+            <w:r>
+              <w:t xml:space="preserve">, 0, </w:t>
+            </w:r>
+            <w:r>
+              <w:t>10</w:t>
+            </w:r>
+            <w:r>
+              <w:t>]</w:t>
+            </w:r>
+          </w:p>
+        </w:tc>
+        <w:tc>
+          <w:tcPr>
+            <w:tcW w:w="0" w:type="auto"/>
+            <w:vAlign w:val="center"/>
+          </w:tcPr>
+          <w:p>
+            <w:pPr>
+              <w:tabs>
+                <w:tab w:val="left" w:pos="1080"/>
+              </w:tabs>
+            </w:pPr>
+            <w:r>
+              <w:t>[0, 1, 0, 1, 1, ...]</w:t>
+            </w:r>
+          </w:p>
+        </w:tc>
+      </w:tr>
+    </w:tbl>
+    <w:p>
+      <w:pPr>
+        <w:tabs>
+          <w:tab w:val="left" w:pos="1080"/>
+        </w:tabs>
+      </w:pPr>
+    </w:p>
+    <w:p>
+      <w:pPr>
+        <w:tabs>
+          <w:tab w:val="left" w:pos="1080"/>
+        </w:tabs>
+      </w:pPr>
+      <w:r>
+        <w:t xml:space="preserve">(The encoded qualifications take up a large </w:t>
+      </w:r>
+      <w:proofErr w:type="gramStart"/>
+      <w:r>
+        <w:t>amount</w:t>
+      </w:r>
+      <w:proofErr w:type="gramEnd"/>
+      <w:r>
+        <w:t xml:space="preserve"> of columns but for the sake of clarity it has been simplified)</w:t>
+      </w:r>
     </w:p>
     <w:sectPr>
       <w:headerReference w:type="default" r:id="rId8"/>
@@ -3479,6 +4307,155 @@
     </w:lvl>
   </w:abstractNum>
   <w:abstractNum w:abstractNumId="8" w15:restartNumberingAfterBreak="0">
+    <w:nsid w:val="18A76AB5"/>
+    <w:multiLevelType w:val="multilevel"/>
+    <w:tmpl w:val="FD86C6D0"/>
+    <w:lvl w:ilvl="0">
+      <w:start w:val="1"/>
+      <w:numFmt w:val="bullet"/>
+      <w:lvlText w:val=""/>
+      <w:lvlJc w:val="left"/>
+      <w:pPr>
+        <w:tabs>
+          <w:tab w:val="num" w:pos="720"/>
+        </w:tabs>
+        <w:ind w:left="720" w:hanging="360"/>
+      </w:pPr>
+      <w:rPr>
+        <w:rFonts w:ascii="Symbol" w:hAnsi="Symbol" w:hint="default"/>
+        <w:sz w:val="20"/>
+      </w:rPr>
+    </w:lvl>
+    <w:lvl w:ilvl="1" w:tentative="1">
+      <w:start w:val="1"/>
+      <w:numFmt w:val="bullet"/>
+      <w:lvlText w:val="o"/>
+      <w:lvlJc w:val="left"/>
+      <w:pPr>
+        <w:tabs>
+          <w:tab w:val="num" w:pos="1440"/>
+        </w:tabs>
+        <w:ind w:left="1440" w:hanging="360"/>
+      </w:pPr>
+      <w:rPr>
+        <w:rFonts w:ascii="Courier New" w:hAnsi="Courier New" w:hint="default"/>
+        <w:sz w:val="20"/>
+      </w:rPr>
+    </w:lvl>
+    <w:lvl w:ilvl="2" w:tentative="1">
+      <w:start w:val="1"/>
+      <w:numFmt w:val="bullet"/>
+      <w:lvlText w:val=""/>
+      <w:lvlJc w:val="left"/>
+      <w:pPr>
+        <w:tabs>
+          <w:tab w:val="num" w:pos="2160"/>
+        </w:tabs>
+        <w:ind w:left="2160" w:hanging="360"/>
+      </w:pPr>
+      <w:rPr>
+        <w:rFonts w:ascii="Wingdings" w:hAnsi="Wingdings" w:hint="default"/>
+        <w:sz w:val="20"/>
+      </w:rPr>
+    </w:lvl>
+    <w:lvl w:ilvl="3" w:tentative="1">
+      <w:start w:val="1"/>
+      <w:numFmt w:val="bullet"/>
+      <w:lvlText w:val=""/>
+      <w:lvlJc w:val="left"/>
+      <w:pPr>
+        <w:tabs>
+          <w:tab w:val="num" w:pos="2880"/>
+        </w:tabs>
+        <w:ind w:left="2880" w:hanging="360"/>
+      </w:pPr>
+      <w:rPr>
+        <w:rFonts w:ascii="Wingdings" w:hAnsi="Wingdings" w:hint="default"/>
+        <w:sz w:val="20"/>
+      </w:rPr>
+    </w:lvl>
+    <w:lvl w:ilvl="4" w:tentative="1">
+      <w:start w:val="1"/>
+      <w:numFmt w:val="bullet"/>
+      <w:lvlText w:val=""/>
+      <w:lvlJc w:val="left"/>
+      <w:pPr>
+        <w:tabs>
+          <w:tab w:val="num" w:pos="3600"/>
+        </w:tabs>
+        <w:ind w:left="3600" w:hanging="360"/>
+      </w:pPr>
+      <w:rPr>
+        <w:rFonts w:ascii="Wingdings" w:hAnsi="Wingdings" w:hint="default"/>
+        <w:sz w:val="20"/>
+      </w:rPr>
+    </w:lvl>
+    <w:lvl w:ilvl="5" w:tentative="1">
+      <w:start w:val="1"/>
+      <w:numFmt w:val="bullet"/>
+      <w:lvlText w:val=""/>
+      <w:lvlJc w:val="left"/>
+      <w:pPr>
+        <w:tabs>
+          <w:tab w:val="num" w:pos="4320"/>
+        </w:tabs>
+        <w:ind w:left="4320" w:hanging="360"/>
+      </w:pPr>
+      <w:rPr>
+        <w:rFonts w:ascii="Wingdings" w:hAnsi="Wingdings" w:hint="default"/>
+        <w:sz w:val="20"/>
+      </w:rPr>
+    </w:lvl>
+    <w:lvl w:ilvl="6" w:tentative="1">
+      <w:start w:val="1"/>
+      <w:numFmt w:val="bullet"/>
+      <w:lvlText w:val=""/>
+      <w:lvlJc w:val="left"/>
+      <w:pPr>
+        <w:tabs>
+          <w:tab w:val="num" w:pos="5040"/>
+        </w:tabs>
+        <w:ind w:left="5040" w:hanging="360"/>
+      </w:pPr>
+      <w:rPr>
+        <w:rFonts w:ascii="Wingdings" w:hAnsi="Wingdings" w:hint="default"/>
+        <w:sz w:val="20"/>
+      </w:rPr>
+    </w:lvl>
+    <w:lvl w:ilvl="7" w:tentative="1">
+      <w:start w:val="1"/>
+      <w:numFmt w:val="bullet"/>
+      <w:lvlText w:val=""/>
+      <w:lvlJc w:val="left"/>
+      <w:pPr>
+        <w:tabs>
+          <w:tab w:val="num" w:pos="5760"/>
+        </w:tabs>
+        <w:ind w:left="5760" w:hanging="360"/>
+      </w:pPr>
+      <w:rPr>
+        <w:rFonts w:ascii="Wingdings" w:hAnsi="Wingdings" w:hint="default"/>
+        <w:sz w:val="20"/>
+      </w:rPr>
+    </w:lvl>
+    <w:lvl w:ilvl="8" w:tentative="1">
+      <w:start w:val="1"/>
+      <w:numFmt w:val="bullet"/>
+      <w:lvlText w:val=""/>
+      <w:lvlJc w:val="left"/>
+      <w:pPr>
+        <w:tabs>
+          <w:tab w:val="num" w:pos="6480"/>
+        </w:tabs>
+        <w:ind w:left="6480" w:hanging="360"/>
+      </w:pPr>
+      <w:rPr>
+        <w:rFonts w:ascii="Wingdings" w:hAnsi="Wingdings" w:hint="default"/>
+        <w:sz w:val="20"/>
+      </w:rPr>
+    </w:lvl>
+  </w:abstractNum>
+  <w:abstractNum w:abstractNumId="9" w15:restartNumberingAfterBreak="0">
     <w:nsid w:val="3E865343"/>
     <w:multiLevelType w:val="hybridMultilevel"/>
     <w:tmpl w:val="6B366184"/>
@@ -3567,7 +4544,7 @@
       </w:pPr>
     </w:lvl>
   </w:abstractNum>
-  <w:abstractNum w:abstractNumId="9" w15:restartNumberingAfterBreak="0">
+  <w:abstractNum w:abstractNumId="10" w15:restartNumberingAfterBreak="0">
     <w:nsid w:val="4525535C"/>
     <w:multiLevelType w:val="multilevel"/>
     <w:tmpl w:val="52E0AF52"/>
@@ -3716,7 +4693,7 @@
       </w:rPr>
     </w:lvl>
   </w:abstractNum>
-  <w:abstractNum w:abstractNumId="10" w15:restartNumberingAfterBreak="0">
+  <w:abstractNum w:abstractNumId="11" w15:restartNumberingAfterBreak="0">
     <w:nsid w:val="477E65BE"/>
     <w:multiLevelType w:val="multilevel"/>
     <w:tmpl w:val="C85CF93C"/>
@@ -3865,7 +4842,7 @@
       </w:rPr>
     </w:lvl>
   </w:abstractNum>
-  <w:abstractNum w:abstractNumId="11" w15:restartNumberingAfterBreak="0">
+  <w:abstractNum w:abstractNumId="12" w15:restartNumberingAfterBreak="0">
     <w:nsid w:val="4F8C7C5A"/>
     <w:multiLevelType w:val="multilevel"/>
     <w:tmpl w:val="9A124D8C"/>
@@ -4014,7 +4991,7 @@
       </w:rPr>
     </w:lvl>
   </w:abstractNum>
-  <w:abstractNum w:abstractNumId="12" w15:restartNumberingAfterBreak="0">
+  <w:abstractNum w:abstractNumId="13" w15:restartNumberingAfterBreak="0">
     <w:nsid w:val="51032FB9"/>
     <w:multiLevelType w:val="multilevel"/>
     <w:tmpl w:val="EEB2B9E0"/>
@@ -4163,7 +5140,156 @@
       </w:rPr>
     </w:lvl>
   </w:abstractNum>
-  <w:abstractNum w:abstractNumId="13" w15:restartNumberingAfterBreak="0">
+  <w:abstractNum w:abstractNumId="14" w15:restartNumberingAfterBreak="0">
+    <w:nsid w:val="68B23722"/>
+    <w:multiLevelType w:val="multilevel"/>
+    <w:tmpl w:val="86A02386"/>
+    <w:lvl w:ilvl="0">
+      <w:start w:val="1"/>
+      <w:numFmt w:val="bullet"/>
+      <w:lvlText w:val=""/>
+      <w:lvlJc w:val="left"/>
+      <w:pPr>
+        <w:tabs>
+          <w:tab w:val="num" w:pos="720"/>
+        </w:tabs>
+        <w:ind w:left="720" w:hanging="360"/>
+      </w:pPr>
+      <w:rPr>
+        <w:rFonts w:ascii="Symbol" w:hAnsi="Symbol" w:hint="default"/>
+        <w:sz w:val="20"/>
+      </w:rPr>
+    </w:lvl>
+    <w:lvl w:ilvl="1" w:tentative="1">
+      <w:start w:val="1"/>
+      <w:numFmt w:val="bullet"/>
+      <w:lvlText w:val="o"/>
+      <w:lvlJc w:val="left"/>
+      <w:pPr>
+        <w:tabs>
+          <w:tab w:val="num" w:pos="1440"/>
+        </w:tabs>
+        <w:ind w:left="1440" w:hanging="360"/>
+      </w:pPr>
+      <w:rPr>
+        <w:rFonts w:ascii="Courier New" w:hAnsi="Courier New" w:hint="default"/>
+        <w:sz w:val="20"/>
+      </w:rPr>
+    </w:lvl>
+    <w:lvl w:ilvl="2" w:tentative="1">
+      <w:start w:val="1"/>
+      <w:numFmt w:val="bullet"/>
+      <w:lvlText w:val=""/>
+      <w:lvlJc w:val="left"/>
+      <w:pPr>
+        <w:tabs>
+          <w:tab w:val="num" w:pos="2160"/>
+        </w:tabs>
+        <w:ind w:left="2160" w:hanging="360"/>
+      </w:pPr>
+      <w:rPr>
+        <w:rFonts w:ascii="Wingdings" w:hAnsi="Wingdings" w:hint="default"/>
+        <w:sz w:val="20"/>
+      </w:rPr>
+    </w:lvl>
+    <w:lvl w:ilvl="3" w:tentative="1">
+      <w:start w:val="1"/>
+      <w:numFmt w:val="bullet"/>
+      <w:lvlText w:val=""/>
+      <w:lvlJc w:val="left"/>
+      <w:pPr>
+        <w:tabs>
+          <w:tab w:val="num" w:pos="2880"/>
+        </w:tabs>
+        <w:ind w:left="2880" w:hanging="360"/>
+      </w:pPr>
+      <w:rPr>
+        <w:rFonts w:ascii="Wingdings" w:hAnsi="Wingdings" w:hint="default"/>
+        <w:sz w:val="20"/>
+      </w:rPr>
+    </w:lvl>
+    <w:lvl w:ilvl="4" w:tentative="1">
+      <w:start w:val="1"/>
+      <w:numFmt w:val="bullet"/>
+      <w:lvlText w:val=""/>
+      <w:lvlJc w:val="left"/>
+      <w:pPr>
+        <w:tabs>
+          <w:tab w:val="num" w:pos="3600"/>
+        </w:tabs>
+        <w:ind w:left="3600" w:hanging="360"/>
+      </w:pPr>
+      <w:rPr>
+        <w:rFonts w:ascii="Wingdings" w:hAnsi="Wingdings" w:hint="default"/>
+        <w:sz w:val="20"/>
+      </w:rPr>
+    </w:lvl>
+    <w:lvl w:ilvl="5" w:tentative="1">
+      <w:start w:val="1"/>
+      <w:numFmt w:val="bullet"/>
+      <w:lvlText w:val=""/>
+      <w:lvlJc w:val="left"/>
+      <w:pPr>
+        <w:tabs>
+          <w:tab w:val="num" w:pos="4320"/>
+        </w:tabs>
+        <w:ind w:left="4320" w:hanging="360"/>
+      </w:pPr>
+      <w:rPr>
+        <w:rFonts w:ascii="Wingdings" w:hAnsi="Wingdings" w:hint="default"/>
+        <w:sz w:val="20"/>
+      </w:rPr>
+    </w:lvl>
+    <w:lvl w:ilvl="6" w:tentative="1">
+      <w:start w:val="1"/>
+      <w:numFmt w:val="bullet"/>
+      <w:lvlText w:val=""/>
+      <w:lvlJc w:val="left"/>
+      <w:pPr>
+        <w:tabs>
+          <w:tab w:val="num" w:pos="5040"/>
+        </w:tabs>
+        <w:ind w:left="5040" w:hanging="360"/>
+      </w:pPr>
+      <w:rPr>
+        <w:rFonts w:ascii="Wingdings" w:hAnsi="Wingdings" w:hint="default"/>
+        <w:sz w:val="20"/>
+      </w:rPr>
+    </w:lvl>
+    <w:lvl w:ilvl="7" w:tentative="1">
+      <w:start w:val="1"/>
+      <w:numFmt w:val="bullet"/>
+      <w:lvlText w:val=""/>
+      <w:lvlJc w:val="left"/>
+      <w:pPr>
+        <w:tabs>
+          <w:tab w:val="num" w:pos="5760"/>
+        </w:tabs>
+        <w:ind w:left="5760" w:hanging="360"/>
+      </w:pPr>
+      <w:rPr>
+        <w:rFonts w:ascii="Wingdings" w:hAnsi="Wingdings" w:hint="default"/>
+        <w:sz w:val="20"/>
+      </w:rPr>
+    </w:lvl>
+    <w:lvl w:ilvl="8" w:tentative="1">
+      <w:start w:val="1"/>
+      <w:numFmt w:val="bullet"/>
+      <w:lvlText w:val=""/>
+      <w:lvlJc w:val="left"/>
+      <w:pPr>
+        <w:tabs>
+          <w:tab w:val="num" w:pos="6480"/>
+        </w:tabs>
+        <w:ind w:left="6480" w:hanging="360"/>
+      </w:pPr>
+      <w:rPr>
+        <w:rFonts w:ascii="Wingdings" w:hAnsi="Wingdings" w:hint="default"/>
+        <w:sz w:val="20"/>
+      </w:rPr>
+    </w:lvl>
+  </w:abstractNum>
+  <w:abstractNum w:abstractNumId="15" w15:restartNumberingAfterBreak="0">
     <w:nsid w:val="70E308B1"/>
     <w:multiLevelType w:val="multilevel"/>
     <w:tmpl w:val="48C89A1A"/>
@@ -4313,13 +5439,13 @@
     </w:lvl>
   </w:abstractNum>
   <w:num w:numId="1" w16cid:durableId="512232506">
-    <w:abstractNumId w:val="8"/>
+    <w:abstractNumId w:val="9"/>
   </w:num>
   <w:num w:numId="2" w16cid:durableId="2100788640">
     <w:abstractNumId w:val="3"/>
   </w:num>
   <w:num w:numId="3" w16cid:durableId="266160456">
-    <w:abstractNumId w:val="10"/>
+    <w:abstractNumId w:val="11"/>
   </w:num>
   <w:num w:numId="4" w16cid:durableId="1433548579">
     <w:abstractNumId w:val="5"/>
@@ -4328,7 +5454,7 @@
     <w:abstractNumId w:val="2"/>
   </w:num>
   <w:num w:numId="6" w16cid:durableId="1050617956">
-    <w:abstractNumId w:val="12"/>
+    <w:abstractNumId w:val="13"/>
   </w:num>
   <w:num w:numId="7" w16cid:durableId="1922520516">
     <w:abstractNumId w:val="1"/>
@@ -4337,7 +5463,7 @@
     <w:abstractNumId w:val="6"/>
   </w:num>
   <w:num w:numId="9" w16cid:durableId="839589747">
-    <w:abstractNumId w:val="11"/>
+    <w:abstractNumId w:val="12"/>
   </w:num>
   <w:num w:numId="10" w16cid:durableId="1435053588">
     <w:abstractNumId w:val="0"/>
@@ -4346,13 +5472,19 @@
     <w:abstractNumId w:val="7"/>
   </w:num>
   <w:num w:numId="12" w16cid:durableId="1015231564">
-    <w:abstractNumId w:val="9"/>
+    <w:abstractNumId w:val="10"/>
   </w:num>
   <w:num w:numId="13" w16cid:durableId="1719930960">
     <w:abstractNumId w:val="4"/>
   </w:num>
   <w:num w:numId="14" w16cid:durableId="601647759">
-    <w:abstractNumId w:val="13"/>
+    <w:abstractNumId w:val="15"/>
+  </w:num>
+  <w:num w:numId="15" w16cid:durableId="1713572944">
+    <w:abstractNumId w:val="8"/>
+  </w:num>
+  <w:num w:numId="16" w16cid:durableId="449980064">
+    <w:abstractNumId w:val="14"/>
   </w:num>
 </w:numbering>
 </file>

--- a/CMPSC 445 project 1 report.docx
+++ b/CMPSC 445 project 1 report.docx
@@ -1007,7 +1007,7 @@
                 <w:rFonts w:ascii="Calibri" w:hAnsi="Calibri"/>
                 <w:color w:val="000000"/>
               </w:rPr>
-              <w:t>CONCLUSION</w:t>
+              <w:t>FEATURE ENGINEERING</w:t>
             </w:r>
             <w:r>
               <w:rPr>
@@ -1040,7 +1040,7 @@
                 <w:bCs/>
                 <w:color w:val="000000"/>
               </w:rPr>
-              <w:t>15</w:t>
+              <w:t xml:space="preserve">  6</w:t>
             </w:r>
           </w:p>
         </w:tc>
@@ -1070,6 +1070,44 @@
               <w:t>6</w:t>
             </w:r>
           </w:p>
+          <w:p>
+            <w:pPr>
+              <w:spacing w:before="120" w:after="120" w:line="360" w:lineRule="auto"/>
+              <w:ind w:left="144"/>
+              <w:rPr>
+                <w:rFonts w:ascii="Calibri" w:hAnsi="Calibri"/>
+                <w:bCs/>
+                <w:color w:val="000000"/>
+              </w:rPr>
+            </w:pPr>
+            <w:r>
+              <w:rPr>
+                <w:rFonts w:ascii="Calibri" w:hAnsi="Calibri"/>
+                <w:bCs/>
+                <w:color w:val="000000"/>
+              </w:rPr>
+              <w:t>7</w:t>
+            </w:r>
+          </w:p>
+          <w:p>
+            <w:pPr>
+              <w:spacing w:before="120" w:after="120" w:line="360" w:lineRule="auto"/>
+              <w:ind w:left="144"/>
+              <w:rPr>
+                <w:rFonts w:ascii="Calibri" w:hAnsi="Calibri"/>
+                <w:bCs/>
+                <w:color w:val="000000"/>
+              </w:rPr>
+            </w:pPr>
+            <w:r>
+              <w:rPr>
+                <w:rFonts w:ascii="Calibri" w:hAnsi="Calibri"/>
+                <w:bCs/>
+                <w:color w:val="000000"/>
+              </w:rPr>
+              <w:t>8</w:t>
+            </w:r>
+          </w:p>
         </w:tc>
         <w:tc>
           <w:tcPr>
@@ -1093,7 +1131,59 @@
                 <w:bCs/>
                 <w:color w:val="000000"/>
               </w:rPr>
-              <w:t xml:space="preserve">REFERENCES </w:t>
+              <w:t>MODEL DEVELOPMENT AND EVALUATION</w:t>
+            </w:r>
+            <w:r>
+              <w:rPr>
+                <w:rFonts w:ascii="Calibri" w:hAnsi="Calibri"/>
+                <w:bCs/>
+                <w:color w:val="000000"/>
+              </w:rPr>
+              <w:t xml:space="preserve"> </w:t>
+            </w:r>
+          </w:p>
+          <w:p>
+            <w:pPr>
+              <w:spacing w:before="120" w:after="120" w:line="360" w:lineRule="auto"/>
+              <w:rPr>
+                <w:rFonts w:ascii="Calibri" w:hAnsi="Calibri"/>
+                <w:bCs/>
+                <w:color w:val="000000"/>
+              </w:rPr>
+            </w:pPr>
+            <w:r>
+              <w:rPr>
+                <w:rFonts w:ascii="Calibri" w:hAnsi="Calibri"/>
+                <w:bCs/>
+                <w:color w:val="000000"/>
+              </w:rPr>
+              <w:t xml:space="preserve">  </w:t>
+            </w:r>
+            <w:r>
+              <w:rPr>
+                <w:rFonts w:ascii="Calibri" w:hAnsi="Calibri"/>
+                <w:bCs/>
+                <w:color w:val="000000"/>
+              </w:rPr>
+              <w:t xml:space="preserve"> VISUALIZATION</w:t>
+            </w:r>
+          </w:p>
+          <w:p>
+            <w:pPr>
+              <w:spacing w:before="120" w:after="120" w:line="360" w:lineRule="auto"/>
+              <w:rPr>
+                <w:rFonts w:ascii="Calibri" w:hAnsi="Calibri"/>
+                <w:bCs/>
+                <w:color w:val="000000"/>
+              </w:rPr>
+            </w:pPr>
+            <w:r>
+              <w:rPr>
+                <w:rFonts w:ascii="Calibri" w:hAnsi="Calibri"/>
+                <w:bCs/>
+                <w:color w:val="000000"/>
+              </w:rPr>
+              <w:t xml:space="preserve">   DISCUSSIONS AND CONCLUSIONS</w:t>
             </w:r>
           </w:p>
         </w:tc>
@@ -1118,7 +1208,45 @@
                 <w:bCs/>
                 <w:color w:val="000000"/>
               </w:rPr>
-              <w:t>15</w:t>
+              <w:t xml:space="preserve">  7</w:t>
+            </w:r>
+          </w:p>
+          <w:p>
+            <w:pPr>
+              <w:spacing w:before="120" w:after="120" w:line="360" w:lineRule="auto"/>
+              <w:ind w:left="144"/>
+              <w:rPr>
+                <w:rFonts w:ascii="Calibri" w:hAnsi="Calibri"/>
+                <w:bCs/>
+                <w:color w:val="000000"/>
+              </w:rPr>
+            </w:pPr>
+            <w:r>
+              <w:rPr>
+                <w:rFonts w:ascii="Calibri" w:hAnsi="Calibri"/>
+                <w:bCs/>
+                <w:color w:val="000000"/>
+              </w:rPr>
+              <w:t xml:space="preserve">  9</w:t>
+            </w:r>
+          </w:p>
+          <w:p>
+            <w:pPr>
+              <w:spacing w:before="120" w:after="120" w:line="360" w:lineRule="auto"/>
+              <w:ind w:left="144"/>
+              <w:rPr>
+                <w:rFonts w:ascii="Calibri" w:hAnsi="Calibri"/>
+                <w:bCs/>
+                <w:color w:val="000000"/>
+              </w:rPr>
+            </w:pPr>
+            <w:r>
+              <w:rPr>
+                <w:rFonts w:ascii="Calibri" w:hAnsi="Calibri"/>
+                <w:bCs/>
+                <w:color w:val="000000"/>
+              </w:rPr>
+              <w:t>13</w:t>
             </w:r>
           </w:p>
         </w:tc>
@@ -1218,7 +1346,6 @@
           <w:sz w:val="44"/>
           <w:szCs w:val="44"/>
         </w:rPr>
-        <w:lastRenderedPageBreak/>
         <w:t>INTRODUCTION</w:t>
       </w:r>
     </w:p>
@@ -1230,25 +1357,15 @@
           <w:color w:val="000000"/>
         </w:rPr>
       </w:pPr>
-    </w:p>
-    <w:p>
-      <w:pPr>
+      <w:r>
         <w:rPr>
           <w:rFonts w:ascii="Calibri" w:hAnsi="Calibri"/>
           <w:bCs/>
           <w:color w:val="000000"/>
         </w:rPr>
-      </w:pPr>
-      <w:r>
-        <w:rPr>
-          <w:rFonts w:ascii="Calibri" w:hAnsi="Calibri"/>
-          <w:bCs/>
-          <w:color w:val="000000"/>
-        </w:rPr>
         <w:t>The purpose of this project is to develop a machine learning model that predicts salaries for job postings and identifies the most important skills in the fields of computer science, data science, and artificial intelligence. This was accomplished by implementing various machine learning models covered in the CMPSC 445 course, along with additional models explored through independent research. The dataset was collected using web scraping techniques, which were also introduced in CMPSC 445.</w:t>
       </w:r>
     </w:p>
-    <w:p/>
     <w:p>
       <w:pPr>
         <w:tabs>
@@ -1765,6 +1882,7 @@
         <w:rPr>
           <w:rFonts w:ascii="Calibri" w:hAnsi="Calibri"/>
         </w:rPr>
+        <w:lastRenderedPageBreak/>
         <w:t>You can choose either script depending on whether you want to use qualifications or job titles as input features.</w:t>
       </w:r>
       <w:r>
@@ -1783,7 +1901,6 @@
         <w:rPr>
           <w:rFonts w:ascii="Calibri" w:hAnsi="Calibri"/>
         </w:rPr>
-        <w:lastRenderedPageBreak/>
         <w:br/>
       </w:r>
       <w:r>
@@ -2238,7 +2355,6 @@
           <w:sz w:val="44"/>
           <w:szCs w:val="44"/>
         </w:rPr>
-        <w:lastRenderedPageBreak/>
         <w:t>Data Preprocessing</w:t>
       </w:r>
     </w:p>
@@ -2309,13 +2425,7 @@
         </w:tabs>
       </w:pPr>
       <w:r>
-        <w:t xml:space="preserve">Cleaned and normalized text fields by </w:t>
-      </w:r>
-      <w:r>
-        <w:t>converting them</w:t>
-      </w:r>
-      <w:r>
-        <w:t xml:space="preserve"> to lowercase, removing special characters, and applying basic tokenization</w:t>
+        <w:t>Cleaned and normalized text fields by converting them to lowercase, removing special characters, and applying basic tokenization</w:t>
       </w:r>
     </w:p>
     <w:p>
@@ -3042,19 +3152,3104 @@
         </w:tabs>
       </w:pPr>
       <w:r>
-        <w:t xml:space="preserve">(The encoded qualifications take up a large </w:t>
+        <w:t xml:space="preserve">(The encoded qualifications take up </w:t>
       </w:r>
       <w:proofErr w:type="gramStart"/>
       <w:r>
-        <w:t>amount</w:t>
+        <w:t xml:space="preserve">a large </w:t>
+      </w:r>
+      <w:r>
+        <w:t>number</w:t>
+      </w:r>
+      <w:r>
+        <w:t xml:space="preserve"> of</w:t>
       </w:r>
       <w:proofErr w:type="gramEnd"/>
       <w:r>
-        <w:t xml:space="preserve"> of columns but for the sake of clarity it has been simplified)</w:t>
+        <w:t xml:space="preserve"> columns but for the sake of clarity it has been simplified)</w:t>
+      </w:r>
+    </w:p>
+    <w:p>
+      <w:pPr>
+        <w:tabs>
+          <w:tab w:val="left" w:pos="1080"/>
+        </w:tabs>
+      </w:pPr>
+    </w:p>
+    <w:p>
+      <w:pPr>
+        <w:tabs>
+          <w:tab w:val="left" w:pos="1080"/>
+        </w:tabs>
+      </w:pPr>
+    </w:p>
+    <w:p>
+      <w:pPr>
+        <w:tabs>
+          <w:tab w:val="left" w:pos="1080"/>
+        </w:tabs>
+      </w:pPr>
+    </w:p>
+    <w:p>
+      <w:pPr>
+        <w:tabs>
+          <w:tab w:val="left" w:pos="1080"/>
+        </w:tabs>
+      </w:pPr>
+    </w:p>
+    <w:p>
+      <w:pPr>
+        <w:tabs>
+          <w:tab w:val="left" w:pos="1080"/>
+        </w:tabs>
+      </w:pPr>
+    </w:p>
+    <w:p>
+      <w:pPr>
+        <w:tabs>
+          <w:tab w:val="left" w:pos="1080"/>
+        </w:tabs>
+      </w:pPr>
+    </w:p>
+    <w:p>
+      <w:pPr>
+        <w:tabs>
+          <w:tab w:val="left" w:pos="1080"/>
+        </w:tabs>
+      </w:pPr>
+    </w:p>
+    <w:p>
+      <w:pPr>
+        <w:tabs>
+          <w:tab w:val="left" w:pos="1080"/>
+        </w:tabs>
+        <w:rPr>
+          <w:rFonts w:ascii="Calibri" w:hAnsi="Calibri"/>
+          <w:b/>
+          <w:bCs/>
+          <w:color w:val="000000"/>
+          <w:sz w:val="44"/>
+          <w:szCs w:val="44"/>
+        </w:rPr>
+      </w:pPr>
+      <w:r>
+        <w:rPr>
+          <w:rFonts w:ascii="Calibri" w:hAnsi="Calibri"/>
+          <w:b/>
+          <w:bCs/>
+          <w:color w:val="000000"/>
+          <w:sz w:val="44"/>
+          <w:szCs w:val="44"/>
+        </w:rPr>
+        <w:t>Feature Engineering</w:t>
+      </w:r>
+    </w:p>
+    <w:p>
+      <w:pPr>
+        <w:tabs>
+          <w:tab w:val="left" w:pos="1080"/>
+        </w:tabs>
+      </w:pPr>
+      <w:r>
+        <w:t>After loading the cleaned data from the repository (encoded_job_listings.csv), several feature engineering steps were performed to transform the raw inputs into a format suitable for machine learning models.</w:t>
+      </w:r>
+    </w:p>
+    <w:p>
+      <w:pPr>
+        <w:tabs>
+          <w:tab w:val="left" w:pos="1080"/>
+        </w:tabs>
+      </w:pPr>
+    </w:p>
+    <w:p>
+      <w:pPr>
+        <w:tabs>
+          <w:tab w:val="left" w:pos="1080"/>
+        </w:tabs>
+      </w:pPr>
+      <w:r>
+        <w:rPr>
+          <w:b/>
+          <w:bCs/>
+        </w:rPr>
+        <w:t>1. Encoding Categorical Features:</w:t>
+      </w:r>
+    </w:p>
+    <w:p>
+      <w:pPr>
+        <w:numPr>
+          <w:ilvl w:val="0"/>
+          <w:numId w:val="17"/>
+        </w:numPr>
+        <w:tabs>
+          <w:tab w:val="left" w:pos="1080"/>
+        </w:tabs>
+      </w:pPr>
+      <w:r>
+        <w:rPr>
+          <w:b/>
+          <w:bCs/>
+        </w:rPr>
+        <w:t>Job Titles</w:t>
+      </w:r>
+      <w:r>
+        <w:t xml:space="preserve">: Job titles </w:t>
+      </w:r>
+      <w:proofErr w:type="gramStart"/>
+      <w:r>
+        <w:t>were label</w:t>
+      </w:r>
+      <w:proofErr w:type="gramEnd"/>
+      <w:r>
+        <w:t xml:space="preserve"> encoded using Scikit-learn’s LabelEncoder. This converts each unique title into a numerical value.</w:t>
+      </w:r>
+    </w:p>
+    <w:p>
+      <w:pPr>
+        <w:numPr>
+          <w:ilvl w:val="0"/>
+          <w:numId w:val="17"/>
+        </w:numPr>
+        <w:tabs>
+          <w:tab w:val="left" w:pos="1080"/>
+        </w:tabs>
+      </w:pPr>
+      <w:r>
+        <w:rPr>
+          <w:b/>
+          <w:bCs/>
+        </w:rPr>
+        <w:t>Qualifications/Skills</w:t>
+      </w:r>
+      <w:r>
+        <w:t xml:space="preserve">: Qualifications were extracted using a keyword-matching approach, where a predefined list of technical and soft skills was used to identify presence in the job description. A binary vector was then created to indicate whether each skill is present (1) or not (0) </w:t>
+      </w:r>
+      <w:r>
+        <w:t>in each</w:t>
+      </w:r>
+      <w:r>
+        <w:t xml:space="preserve"> posting.</w:t>
+      </w:r>
+    </w:p>
+    <w:p>
+      <w:pPr>
+        <w:tabs>
+          <w:tab w:val="left" w:pos="1080"/>
+        </w:tabs>
+      </w:pPr>
+      <w:r>
+        <w:rPr>
+          <w:b/>
+          <w:bCs/>
+        </w:rPr>
+        <w:t>2</w:t>
+      </w:r>
+      <w:r>
+        <w:rPr>
+          <w:b/>
+          <w:bCs/>
+        </w:rPr>
+        <w:t>. Feature Selection and Aggregation:</w:t>
+      </w:r>
+    </w:p>
+    <w:p>
+      <w:pPr>
+        <w:numPr>
+          <w:ilvl w:val="0"/>
+          <w:numId w:val="19"/>
+        </w:numPr>
+        <w:tabs>
+          <w:tab w:val="left" w:pos="1080"/>
+        </w:tabs>
+      </w:pPr>
+      <w:r>
+        <w:t>Only the most relevant features (such as salary, encoded job titles, and skill vectors) were selected based on correlation analysis and model performance testing.</w:t>
+      </w:r>
+    </w:p>
+    <w:p>
+      <w:pPr>
+        <w:numPr>
+          <w:ilvl w:val="0"/>
+          <w:numId w:val="19"/>
+        </w:numPr>
+        <w:tabs>
+          <w:tab w:val="left" w:pos="1080"/>
+        </w:tabs>
+      </w:pPr>
+      <w:r>
+        <w:t>Combined encoded features into a single feature matrix used as input for the machine learning models.</w:t>
+      </w:r>
+    </w:p>
+    <w:p>
+      <w:pPr>
+        <w:tabs>
+          <w:tab w:val="left" w:pos="1080"/>
+        </w:tabs>
+      </w:pPr>
+      <w:r>
+        <w:rPr>
+          <w:b/>
+          <w:bCs/>
+        </w:rPr>
+        <w:t>3</w:t>
+      </w:r>
+      <w:r>
+        <w:rPr>
+          <w:b/>
+          <w:bCs/>
+        </w:rPr>
+        <w:t>. Feature Scaling (if applicable):</w:t>
+      </w:r>
+    </w:p>
+    <w:p>
+      <w:pPr>
+        <w:numPr>
+          <w:ilvl w:val="0"/>
+          <w:numId w:val="20"/>
+        </w:numPr>
+        <w:tabs>
+          <w:tab w:val="left" w:pos="1080"/>
+        </w:tabs>
+      </w:pPr>
+      <w:r>
+        <w:t xml:space="preserve">While models like </w:t>
+      </w:r>
+      <w:proofErr w:type="spellStart"/>
+      <w:r>
+        <w:t>XGBoost</w:t>
+      </w:r>
+      <w:proofErr w:type="spellEnd"/>
+      <w:r>
+        <w:t xml:space="preserve"> don’t require scaling, any features used in models like linear regression were normalized using Scikit-learn’s </w:t>
+      </w:r>
+      <w:proofErr w:type="spellStart"/>
+      <w:r>
+        <w:t>StandardScaler</w:t>
+      </w:r>
+      <w:proofErr w:type="spellEnd"/>
+      <w:r>
+        <w:t xml:space="preserve"> or </w:t>
+      </w:r>
+      <w:proofErr w:type="spellStart"/>
+      <w:r>
+        <w:t>MinMaxScaler</w:t>
+      </w:r>
+      <w:proofErr w:type="spellEnd"/>
+      <w:r>
+        <w:t>.</w:t>
+      </w:r>
+    </w:p>
+    <w:p>
+      <w:pPr>
+        <w:tabs>
+          <w:tab w:val="left" w:pos="1080"/>
+        </w:tabs>
+      </w:pPr>
+      <w:r>
+        <w:rPr>
+          <w:b/>
+          <w:bCs/>
+        </w:rPr>
+        <w:t>4</w:t>
+      </w:r>
+      <w:r>
+        <w:rPr>
+          <w:b/>
+          <w:bCs/>
+        </w:rPr>
+        <w:t>. Dataset Splitting:</w:t>
+      </w:r>
+    </w:p>
+    <w:p>
+      <w:pPr>
+        <w:numPr>
+          <w:ilvl w:val="0"/>
+          <w:numId w:val="21"/>
+        </w:numPr>
+        <w:tabs>
+          <w:tab w:val="left" w:pos="1080"/>
+        </w:tabs>
+      </w:pPr>
+      <w:r>
+        <w:t xml:space="preserve">The final feature matrix and labels were split into training and testing sets using </w:t>
+      </w:r>
+      <w:proofErr w:type="spellStart"/>
+      <w:r>
+        <w:t>train_test_split</w:t>
+      </w:r>
+      <w:proofErr w:type="spellEnd"/>
+      <w:r>
+        <w:t xml:space="preserve"> from Scikit-learn to evaluate model performance.</w:t>
+      </w:r>
+    </w:p>
+    <w:p>
+      <w:pPr>
+        <w:tabs>
+          <w:tab w:val="left" w:pos="1080"/>
+        </w:tabs>
+      </w:pPr>
+    </w:p>
+    <w:p>
+      <w:pPr>
+        <w:tabs>
+          <w:tab w:val="left" w:pos="1080"/>
+        </w:tabs>
+      </w:pPr>
+      <w:r>
+        <w:t xml:space="preserve">These engineered features were then passed into models such as Linear Regression, Random Forest, and </w:t>
+      </w:r>
+      <w:proofErr w:type="spellStart"/>
+      <w:r>
+        <w:t>XGBoost</w:t>
+      </w:r>
+      <w:proofErr w:type="spellEnd"/>
+      <w:r>
+        <w:t xml:space="preserve"> to predict salaries and determine the importance of individual skills.</w:t>
+      </w:r>
+    </w:p>
+    <w:p>
+      <w:pPr>
+        <w:tabs>
+          <w:tab w:val="left" w:pos="1080"/>
+        </w:tabs>
+      </w:pPr>
+    </w:p>
+    <w:p>
+      <w:pPr>
+        <w:tabs>
+          <w:tab w:val="left" w:pos="1080"/>
+        </w:tabs>
+      </w:pPr>
+    </w:p>
+    <w:p>
+      <w:pPr>
+        <w:tabs>
+          <w:tab w:val="left" w:pos="1080"/>
+        </w:tabs>
+      </w:pPr>
+    </w:p>
+    <w:p>
+      <w:pPr>
+        <w:tabs>
+          <w:tab w:val="left" w:pos="1080"/>
+        </w:tabs>
+      </w:pPr>
+    </w:p>
+    <w:p>
+      <w:pPr>
+        <w:tabs>
+          <w:tab w:val="left" w:pos="1080"/>
+        </w:tabs>
+      </w:pPr>
+    </w:p>
+    <w:p>
+      <w:pPr>
+        <w:tabs>
+          <w:tab w:val="left" w:pos="1080"/>
+        </w:tabs>
+      </w:pPr>
+    </w:p>
+    <w:p>
+      <w:pPr>
+        <w:tabs>
+          <w:tab w:val="left" w:pos="1080"/>
+        </w:tabs>
+      </w:pPr>
+    </w:p>
+    <w:p>
+      <w:pPr>
+        <w:tabs>
+          <w:tab w:val="left" w:pos="1080"/>
+        </w:tabs>
+      </w:pPr>
+    </w:p>
+    <w:p>
+      <w:pPr>
+        <w:tabs>
+          <w:tab w:val="left" w:pos="1080"/>
+        </w:tabs>
+      </w:pPr>
+    </w:p>
+    <w:p>
+      <w:pPr>
+        <w:tabs>
+          <w:tab w:val="left" w:pos="1080"/>
+        </w:tabs>
+      </w:pPr>
+    </w:p>
+    <w:p>
+      <w:pPr>
+        <w:tabs>
+          <w:tab w:val="left" w:pos="1080"/>
+        </w:tabs>
+      </w:pPr>
+    </w:p>
+    <w:p>
+      <w:pPr>
+        <w:tabs>
+          <w:tab w:val="left" w:pos="1080"/>
+        </w:tabs>
+      </w:pPr>
+    </w:p>
+    <w:p>
+      <w:pPr>
+        <w:tabs>
+          <w:tab w:val="left" w:pos="1080"/>
+        </w:tabs>
+      </w:pPr>
+    </w:p>
+    <w:p>
+      <w:pPr>
+        <w:tabs>
+          <w:tab w:val="left" w:pos="1080"/>
+        </w:tabs>
+        <w:rPr>
+          <w:rFonts w:ascii="Calibri" w:hAnsi="Calibri"/>
+          <w:b/>
+          <w:bCs/>
+          <w:color w:val="000000"/>
+          <w:sz w:val="44"/>
+          <w:szCs w:val="44"/>
+        </w:rPr>
+      </w:pPr>
+      <w:r>
+        <w:rPr>
+          <w:rFonts w:ascii="Calibri" w:hAnsi="Calibri"/>
+          <w:b/>
+          <w:bCs/>
+          <w:color w:val="000000"/>
+          <w:sz w:val="44"/>
+          <w:szCs w:val="44"/>
+        </w:rPr>
+        <w:lastRenderedPageBreak/>
+        <w:t>Model Development and Evaluation</w:t>
+      </w:r>
+    </w:p>
+    <w:p>
+      <w:pPr>
+        <w:tabs>
+          <w:tab w:val="left" w:pos="1080"/>
+        </w:tabs>
+        <w:rPr>
+          <w:b/>
+          <w:bCs/>
+        </w:rPr>
+      </w:pPr>
+      <w:r>
+        <w:rPr>
+          <w:b/>
+          <w:bCs/>
+        </w:rPr>
+        <w:t>Train and Test Data Partition</w:t>
+      </w:r>
+    </w:p>
+    <w:p>
+      <w:pPr>
+        <w:tabs>
+          <w:tab w:val="left" w:pos="1080"/>
+        </w:tabs>
+      </w:pPr>
+      <w:r>
+        <w:t xml:space="preserve">The dataset (encoded_job_listings.csv) was split into </w:t>
+      </w:r>
+      <w:r>
+        <w:rPr>
+          <w:b/>
+          <w:bCs/>
+        </w:rPr>
+        <w:t>70% test</w:t>
+      </w:r>
+      <w:r>
+        <w:t xml:space="preserve"> and </w:t>
+      </w:r>
+      <w:r>
+        <w:rPr>
+          <w:b/>
+          <w:bCs/>
+        </w:rPr>
+        <w:t>30% train</w:t>
+      </w:r>
+      <w:r>
+        <w:t xml:space="preserve"> using Scikit-learn’s </w:t>
+      </w:r>
+      <w:proofErr w:type="spellStart"/>
+      <w:r>
+        <w:t>train_test_split</w:t>
+      </w:r>
+      <w:proofErr w:type="spellEnd"/>
+      <w:r>
+        <w:t xml:space="preserve"> function. This relatively large test set was chosen to stress-test the models’ generalization abilities.</w:t>
+      </w:r>
+    </w:p>
+    <w:p>
+      <w:pPr>
+        <w:tabs>
+          <w:tab w:val="left" w:pos="1080"/>
+        </w:tabs>
+      </w:pPr>
+    </w:p>
+    <w:p>
+      <w:pPr>
+        <w:tabs>
+          <w:tab w:val="left" w:pos="1080"/>
+        </w:tabs>
+        <w:rPr>
+          <w:b/>
+          <w:bCs/>
+          <w:sz w:val="32"/>
+          <w:szCs w:val="32"/>
+        </w:rPr>
+      </w:pPr>
+      <w:r>
+        <w:rPr>
+          <w:b/>
+          <w:bCs/>
+          <w:sz w:val="32"/>
+          <w:szCs w:val="32"/>
+        </w:rPr>
+        <w:t>Salary Prediction: Model 1 – Qualifications-Based</w:t>
+      </w:r>
+    </w:p>
+    <w:p>
+      <w:pPr>
+        <w:tabs>
+          <w:tab w:val="left" w:pos="1080"/>
+        </w:tabs>
+      </w:pPr>
+      <w:r>
+        <w:t xml:space="preserve">This group of models uses </w:t>
+      </w:r>
+      <w:r>
+        <w:rPr>
+          <w:b/>
+          <w:bCs/>
+        </w:rPr>
+        <w:t>encoded qualification features</w:t>
+      </w:r>
+      <w:r>
+        <w:t xml:space="preserve"> (a binary vector of skills) as </w:t>
+      </w:r>
+      <w:proofErr w:type="gramStart"/>
+      <w:r>
+        <w:t>input</w:t>
+      </w:r>
+      <w:proofErr w:type="gramEnd"/>
+      <w:r>
+        <w:t xml:space="preserve"> to predict salary.</w:t>
+      </w:r>
+    </w:p>
+    <w:p>
+      <w:pPr>
+        <w:tabs>
+          <w:tab w:val="left" w:pos="1080"/>
+        </w:tabs>
+        <w:rPr>
+          <w:b/>
+          <w:bCs/>
+        </w:rPr>
+      </w:pPr>
+      <w:r>
+        <w:rPr>
+          <w:b/>
+          <w:bCs/>
+        </w:rPr>
+        <w:t>a) Linear Regression</w:t>
+      </w:r>
+    </w:p>
+    <w:p>
+      <w:pPr>
+        <w:numPr>
+          <w:ilvl w:val="0"/>
+          <w:numId w:val="22"/>
+        </w:numPr>
+        <w:tabs>
+          <w:tab w:val="left" w:pos="1080"/>
+        </w:tabs>
+      </w:pPr>
+      <w:r>
+        <w:rPr>
+          <w:b/>
+          <w:bCs/>
+        </w:rPr>
+        <w:t>Model:</w:t>
+      </w:r>
+      <w:r>
+        <w:t xml:space="preserve"> </w:t>
+      </w:r>
+      <w:proofErr w:type="spellStart"/>
+      <w:r>
+        <w:t>LinearRegression</w:t>
+      </w:r>
+      <w:proofErr w:type="spellEnd"/>
+      <w:r>
+        <w:t>()</w:t>
+      </w:r>
+    </w:p>
+    <w:p>
+      <w:pPr>
+        <w:numPr>
+          <w:ilvl w:val="0"/>
+          <w:numId w:val="22"/>
+        </w:numPr>
+        <w:tabs>
+          <w:tab w:val="left" w:pos="1080"/>
+        </w:tabs>
+      </w:pPr>
+      <w:r>
+        <w:rPr>
+          <w:b/>
+          <w:bCs/>
+        </w:rPr>
+        <w:t>Input:</w:t>
+      </w:r>
+      <w:r>
+        <w:t xml:space="preserve"> All binary-encoded qualification skills (after dropping unrelated columns)</w:t>
+      </w:r>
+    </w:p>
+    <w:p>
+      <w:pPr>
+        <w:numPr>
+          <w:ilvl w:val="0"/>
+          <w:numId w:val="22"/>
+        </w:numPr>
+        <w:tabs>
+          <w:tab w:val="left" w:pos="1080"/>
+        </w:tabs>
+      </w:pPr>
+      <w:r>
+        <w:rPr>
+          <w:b/>
+          <w:bCs/>
+        </w:rPr>
+        <w:t>Train Size:</w:t>
+      </w:r>
+      <w:r>
+        <w:t xml:space="preserve"> ~240 samples</w:t>
+      </w:r>
+    </w:p>
+    <w:p>
+      <w:pPr>
+        <w:numPr>
+          <w:ilvl w:val="0"/>
+          <w:numId w:val="22"/>
+        </w:numPr>
+        <w:tabs>
+          <w:tab w:val="left" w:pos="1080"/>
+        </w:tabs>
+      </w:pPr>
+      <w:r>
+        <w:rPr>
+          <w:b/>
+          <w:bCs/>
+        </w:rPr>
+        <w:t>Performance (Train):</w:t>
+      </w:r>
+      <w:r>
+        <w:t xml:space="preserve"> Moderate accuracy, lower R² than tree-based models</w:t>
+      </w:r>
+    </w:p>
+    <w:p>
+      <w:pPr>
+        <w:numPr>
+          <w:ilvl w:val="0"/>
+          <w:numId w:val="22"/>
+        </w:numPr>
+        <w:tabs>
+          <w:tab w:val="left" w:pos="1080"/>
+        </w:tabs>
+      </w:pPr>
+      <w:r>
+        <w:rPr>
+          <w:b/>
+          <w:bCs/>
+        </w:rPr>
+        <w:t>Performance (Test):</w:t>
+      </w:r>
+    </w:p>
+    <w:p>
+      <w:pPr>
+        <w:numPr>
+          <w:ilvl w:val="1"/>
+          <w:numId w:val="22"/>
+        </w:numPr>
+        <w:tabs>
+          <w:tab w:val="left" w:pos="1080"/>
+        </w:tabs>
+      </w:pPr>
+      <w:r>
+        <w:rPr>
+          <w:b/>
+          <w:bCs/>
+        </w:rPr>
+        <w:t>R² Score:</w:t>
+      </w:r>
+      <w:r>
+        <w:t xml:space="preserve"> ~0.</w:t>
+      </w:r>
+      <w:r>
+        <w:t>35</w:t>
+      </w:r>
+    </w:p>
+    <w:p>
+      <w:pPr>
+        <w:numPr>
+          <w:ilvl w:val="1"/>
+          <w:numId w:val="22"/>
+        </w:numPr>
+        <w:tabs>
+          <w:tab w:val="left" w:pos="1080"/>
+        </w:tabs>
+      </w:pPr>
+      <w:r>
+        <w:rPr>
+          <w:b/>
+          <w:bCs/>
+        </w:rPr>
+        <w:t>Comment:</w:t>
+      </w:r>
+      <w:r>
+        <w:t xml:space="preserve"> Struggles with high-dimensional, sparse skill vectors; poor generalization</w:t>
+      </w:r>
+    </w:p>
+    <w:p>
+      <w:pPr>
+        <w:tabs>
+          <w:tab w:val="left" w:pos="1080"/>
+        </w:tabs>
+        <w:rPr>
+          <w:b/>
+          <w:bCs/>
+        </w:rPr>
+      </w:pPr>
+      <w:r>
+        <w:rPr>
+          <w:b/>
+          <w:bCs/>
+        </w:rPr>
+        <w:t>b) Random Forest Regressor</w:t>
+      </w:r>
+    </w:p>
+    <w:p>
+      <w:pPr>
+        <w:numPr>
+          <w:ilvl w:val="0"/>
+          <w:numId w:val="23"/>
+        </w:numPr>
+        <w:tabs>
+          <w:tab w:val="left" w:pos="1080"/>
+        </w:tabs>
+      </w:pPr>
+      <w:r>
+        <w:rPr>
+          <w:b/>
+          <w:bCs/>
+        </w:rPr>
+        <w:t>Model:</w:t>
+      </w:r>
+      <w:r>
+        <w:t xml:space="preserve"> </w:t>
+      </w:r>
+      <w:proofErr w:type="spellStart"/>
+      <w:r>
+        <w:t>RandomForestRegressor</w:t>
+      </w:r>
+      <w:proofErr w:type="spellEnd"/>
+      <w:r>
+        <w:t>(</w:t>
+      </w:r>
+      <w:proofErr w:type="spellStart"/>
+      <w:r>
+        <w:t>random_state</w:t>
+      </w:r>
+      <w:proofErr w:type="spellEnd"/>
+      <w:r>
+        <w:t>=1)</w:t>
+      </w:r>
+    </w:p>
+    <w:p>
+      <w:pPr>
+        <w:numPr>
+          <w:ilvl w:val="0"/>
+          <w:numId w:val="23"/>
+        </w:numPr>
+        <w:tabs>
+          <w:tab w:val="left" w:pos="1080"/>
+        </w:tabs>
+      </w:pPr>
+      <w:r>
+        <w:rPr>
+          <w:b/>
+          <w:bCs/>
+        </w:rPr>
+        <w:t>Performance (Test):</w:t>
+      </w:r>
+    </w:p>
+    <w:p>
+      <w:pPr>
+        <w:numPr>
+          <w:ilvl w:val="1"/>
+          <w:numId w:val="23"/>
+        </w:numPr>
+        <w:tabs>
+          <w:tab w:val="left" w:pos="1080"/>
+        </w:tabs>
+      </w:pPr>
+      <w:r>
+        <w:rPr>
+          <w:b/>
+          <w:bCs/>
+        </w:rPr>
+        <w:t>R² Score:</w:t>
+      </w:r>
+      <w:r>
+        <w:t xml:space="preserve"> ~0.8</w:t>
+      </w:r>
+      <w:r>
+        <w:t>74</w:t>
+      </w:r>
+    </w:p>
+    <w:p>
+      <w:pPr>
+        <w:numPr>
+          <w:ilvl w:val="1"/>
+          <w:numId w:val="23"/>
+        </w:numPr>
+        <w:tabs>
+          <w:tab w:val="left" w:pos="1080"/>
+        </w:tabs>
+      </w:pPr>
+      <w:r>
+        <w:rPr>
+          <w:b/>
+          <w:bCs/>
+        </w:rPr>
+        <w:t>Comment:</w:t>
+      </w:r>
+      <w:r>
+        <w:t xml:space="preserve"> Strong performance; handles non-linear relationships and high-dimensional data well</w:t>
+      </w:r>
+    </w:p>
+    <w:p>
+      <w:pPr>
+        <w:tabs>
+          <w:tab w:val="left" w:pos="1080"/>
+        </w:tabs>
+        <w:rPr>
+          <w:b/>
+          <w:bCs/>
+        </w:rPr>
+      </w:pPr>
+      <w:r>
+        <w:rPr>
+          <w:b/>
+          <w:bCs/>
+        </w:rPr>
+        <w:t xml:space="preserve">c) </w:t>
+      </w:r>
+      <w:proofErr w:type="spellStart"/>
+      <w:r>
+        <w:rPr>
+          <w:b/>
+          <w:bCs/>
+        </w:rPr>
+        <w:t>XGBoost</w:t>
+      </w:r>
+      <w:proofErr w:type="spellEnd"/>
+      <w:r>
+        <w:rPr>
+          <w:b/>
+          <w:bCs/>
+        </w:rPr>
+        <w:t xml:space="preserve"> Regressor</w:t>
+      </w:r>
+    </w:p>
+    <w:p>
+      <w:pPr>
+        <w:numPr>
+          <w:ilvl w:val="0"/>
+          <w:numId w:val="24"/>
+        </w:numPr>
+        <w:tabs>
+          <w:tab w:val="left" w:pos="1080"/>
+        </w:tabs>
+      </w:pPr>
+      <w:r>
+        <w:rPr>
+          <w:b/>
+          <w:bCs/>
+        </w:rPr>
+        <w:t>Model:</w:t>
+      </w:r>
+      <w:r>
+        <w:t xml:space="preserve"> </w:t>
+      </w:r>
+      <w:proofErr w:type="spellStart"/>
+      <w:r>
+        <w:t>XGBRegressor</w:t>
+      </w:r>
+      <w:proofErr w:type="spellEnd"/>
+      <w:r>
+        <w:t>()</w:t>
+      </w:r>
+    </w:p>
+    <w:p>
+      <w:pPr>
+        <w:numPr>
+          <w:ilvl w:val="0"/>
+          <w:numId w:val="24"/>
+        </w:numPr>
+        <w:tabs>
+          <w:tab w:val="left" w:pos="1080"/>
+        </w:tabs>
+      </w:pPr>
+      <w:r>
+        <w:rPr>
+          <w:b/>
+          <w:bCs/>
+        </w:rPr>
+        <w:t>Performance (Test):</w:t>
+      </w:r>
+    </w:p>
+    <w:p>
+      <w:pPr>
+        <w:numPr>
+          <w:ilvl w:val="1"/>
+          <w:numId w:val="24"/>
+        </w:numPr>
+        <w:tabs>
+          <w:tab w:val="left" w:pos="1080"/>
+        </w:tabs>
+      </w:pPr>
+      <w:r>
+        <w:rPr>
+          <w:b/>
+          <w:bCs/>
+        </w:rPr>
+        <w:t>R² Score:</w:t>
+      </w:r>
+      <w:r>
+        <w:t xml:space="preserve"> ~0.998</w:t>
+      </w:r>
+    </w:p>
+    <w:p>
+      <w:pPr>
+        <w:numPr>
+          <w:ilvl w:val="1"/>
+          <w:numId w:val="24"/>
+        </w:numPr>
+        <w:tabs>
+          <w:tab w:val="left" w:pos="1080"/>
+        </w:tabs>
+      </w:pPr>
+      <w:r>
+        <w:rPr>
+          <w:b/>
+          <w:bCs/>
+        </w:rPr>
+        <w:t>Comment:</w:t>
+      </w:r>
+      <w:r>
+        <w:t xml:space="preserve"> Outstanding performance; likely overfitting due to high model capacity and small training set</w:t>
+      </w:r>
+    </w:p>
+    <w:p>
+      <w:pPr>
+        <w:tabs>
+          <w:tab w:val="left" w:pos="1080"/>
+        </w:tabs>
+      </w:pPr>
+      <w:r>
+        <w:pict w14:anchorId="73E10E87">
+          <v:rect id="_x0000_i1031" style="width:0;height:1.5pt" o:hralign="center" o:hrstd="t" o:hr="t" fillcolor="#a0a0a0" stroked="f"/>
+        </w:pict>
+      </w:r>
+    </w:p>
+    <w:p>
+      <w:pPr>
+        <w:tabs>
+          <w:tab w:val="left" w:pos="1080"/>
+        </w:tabs>
+        <w:rPr>
+          <w:b/>
+          <w:bCs/>
+          <w:sz w:val="32"/>
+          <w:szCs w:val="32"/>
+        </w:rPr>
+      </w:pPr>
+      <w:r>
+        <w:rPr>
+          <w:b/>
+          <w:bCs/>
+          <w:sz w:val="32"/>
+          <w:szCs w:val="32"/>
+        </w:rPr>
+        <w:t>Salary Prediction: Model 2 – Job Title-Based</w:t>
+      </w:r>
+    </w:p>
+    <w:p>
+      <w:pPr>
+        <w:tabs>
+          <w:tab w:val="left" w:pos="1080"/>
+        </w:tabs>
+      </w:pPr>
+      <w:r>
+        <w:t xml:space="preserve">This group of models uses </w:t>
+      </w:r>
+      <w:r>
+        <w:rPr>
+          <w:b/>
+          <w:bCs/>
+        </w:rPr>
+        <w:t>job title information</w:t>
+      </w:r>
+      <w:r>
+        <w:t xml:space="preserve"> (standardized and frequency-encoded features) to predict salary.</w:t>
+      </w:r>
+    </w:p>
+    <w:p>
+      <w:pPr>
+        <w:tabs>
+          <w:tab w:val="left" w:pos="1080"/>
+        </w:tabs>
+        <w:rPr>
+          <w:b/>
+          <w:bCs/>
+        </w:rPr>
+      </w:pPr>
+      <w:r>
+        <w:rPr>
+          <w:b/>
+          <w:bCs/>
+        </w:rPr>
+        <w:t>a) Linear Regression</w:t>
+      </w:r>
+    </w:p>
+    <w:p>
+      <w:pPr>
+        <w:numPr>
+          <w:ilvl w:val="0"/>
+          <w:numId w:val="25"/>
+        </w:numPr>
+        <w:tabs>
+          <w:tab w:val="left" w:pos="1080"/>
+        </w:tabs>
+      </w:pPr>
+      <w:r>
+        <w:rPr>
+          <w:b/>
+          <w:bCs/>
+        </w:rPr>
+        <w:t>Input:</w:t>
+      </w:r>
+    </w:p>
+    <w:p>
+      <w:pPr>
+        <w:numPr>
+          <w:ilvl w:val="1"/>
+          <w:numId w:val="25"/>
+        </w:numPr>
+        <w:tabs>
+          <w:tab w:val="left" w:pos="1080"/>
+        </w:tabs>
+      </w:pPr>
+      <w:r>
+        <w:t>Standardized Job Title</w:t>
+      </w:r>
+    </w:p>
+    <w:p>
+      <w:pPr>
+        <w:numPr>
+          <w:ilvl w:val="1"/>
+          <w:numId w:val="25"/>
+        </w:numPr>
+        <w:tabs>
+          <w:tab w:val="left" w:pos="1080"/>
+        </w:tabs>
+      </w:pPr>
+      <w:proofErr w:type="spellStart"/>
+      <w:r>
+        <w:t>prog_lang_freq</w:t>
+      </w:r>
+      <w:proofErr w:type="spellEnd"/>
+      <w:r>
+        <w:t xml:space="preserve">, </w:t>
+      </w:r>
+      <w:proofErr w:type="spellStart"/>
+      <w:r>
+        <w:t>exp_freq</w:t>
+      </w:r>
+      <w:proofErr w:type="spellEnd"/>
+      <w:r>
+        <w:t xml:space="preserve">, </w:t>
+      </w:r>
+      <w:proofErr w:type="spellStart"/>
+      <w:r>
+        <w:t>comp_freq</w:t>
+      </w:r>
+      <w:proofErr w:type="spellEnd"/>
+      <w:r>
+        <w:t xml:space="preserve">, </w:t>
+      </w:r>
+      <w:proofErr w:type="spellStart"/>
+      <w:r>
+        <w:t>oth_freq</w:t>
+      </w:r>
+      <w:proofErr w:type="spellEnd"/>
+    </w:p>
+    <w:p>
+      <w:pPr>
+        <w:numPr>
+          <w:ilvl w:val="0"/>
+          <w:numId w:val="25"/>
+        </w:numPr>
+        <w:tabs>
+          <w:tab w:val="left" w:pos="1080"/>
+        </w:tabs>
+      </w:pPr>
+      <w:r>
+        <w:rPr>
+          <w:b/>
+          <w:bCs/>
+        </w:rPr>
+        <w:t>Train Size:</w:t>
+      </w:r>
+      <w:r>
+        <w:t xml:space="preserve"> ~240 samples</w:t>
+      </w:r>
+    </w:p>
+    <w:p>
+      <w:pPr>
+        <w:numPr>
+          <w:ilvl w:val="0"/>
+          <w:numId w:val="25"/>
+        </w:numPr>
+        <w:tabs>
+          <w:tab w:val="left" w:pos="1080"/>
+        </w:tabs>
+      </w:pPr>
+      <w:r>
+        <w:rPr>
+          <w:b/>
+          <w:bCs/>
+        </w:rPr>
+        <w:t>Performance (Test):</w:t>
+      </w:r>
+    </w:p>
+    <w:p>
+      <w:pPr>
+        <w:numPr>
+          <w:ilvl w:val="1"/>
+          <w:numId w:val="25"/>
+        </w:numPr>
+        <w:tabs>
+          <w:tab w:val="left" w:pos="1080"/>
+        </w:tabs>
+      </w:pPr>
+      <w:r>
+        <w:rPr>
+          <w:b/>
+          <w:bCs/>
+        </w:rPr>
+        <w:t>R² Score:</w:t>
+      </w:r>
+      <w:r>
+        <w:t xml:space="preserve"> ~0.017</w:t>
+      </w:r>
+    </w:p>
+    <w:p>
+      <w:pPr>
+        <w:numPr>
+          <w:ilvl w:val="1"/>
+          <w:numId w:val="25"/>
+        </w:numPr>
+        <w:tabs>
+          <w:tab w:val="left" w:pos="1080"/>
+        </w:tabs>
+      </w:pPr>
+      <w:r>
+        <w:rPr>
+          <w:b/>
+          <w:bCs/>
+        </w:rPr>
+        <w:lastRenderedPageBreak/>
+        <w:t>Comment:</w:t>
+      </w:r>
+      <w:r>
+        <w:t xml:space="preserve"> Performs poorly; model too simple for sparse and limited categorical data</w:t>
+      </w:r>
+    </w:p>
+    <w:p>
+      <w:pPr>
+        <w:tabs>
+          <w:tab w:val="left" w:pos="1080"/>
+        </w:tabs>
+        <w:rPr>
+          <w:b/>
+          <w:bCs/>
+        </w:rPr>
+      </w:pPr>
+      <w:r>
+        <w:rPr>
+          <w:b/>
+          <w:bCs/>
+        </w:rPr>
+        <w:t>b) Random Forest Regressor</w:t>
+      </w:r>
+    </w:p>
+    <w:p>
+      <w:pPr>
+        <w:numPr>
+          <w:ilvl w:val="0"/>
+          <w:numId w:val="26"/>
+        </w:numPr>
+        <w:tabs>
+          <w:tab w:val="left" w:pos="1080"/>
+        </w:tabs>
+      </w:pPr>
+      <w:r>
+        <w:rPr>
+          <w:b/>
+          <w:bCs/>
+        </w:rPr>
+        <w:t>Performance (Test):</w:t>
+      </w:r>
+    </w:p>
+    <w:p>
+      <w:pPr>
+        <w:numPr>
+          <w:ilvl w:val="1"/>
+          <w:numId w:val="26"/>
+        </w:numPr>
+        <w:tabs>
+          <w:tab w:val="left" w:pos="1080"/>
+        </w:tabs>
+      </w:pPr>
+      <w:r>
+        <w:rPr>
+          <w:b/>
+          <w:bCs/>
+        </w:rPr>
+        <w:t>R² Score:</w:t>
+      </w:r>
+      <w:r>
+        <w:t xml:space="preserve"> ~0.822</w:t>
+      </w:r>
+    </w:p>
+    <w:p>
+      <w:pPr>
+        <w:numPr>
+          <w:ilvl w:val="1"/>
+          <w:numId w:val="26"/>
+        </w:numPr>
+        <w:tabs>
+          <w:tab w:val="left" w:pos="1080"/>
+        </w:tabs>
+      </w:pPr>
+      <w:r>
+        <w:rPr>
+          <w:b/>
+          <w:bCs/>
+        </w:rPr>
+        <w:t>Comment:</w:t>
+      </w:r>
+      <w:r>
+        <w:t xml:space="preserve"> Captures hierarchical job title features well; similar performance to qualification-based RF</w:t>
+      </w:r>
+    </w:p>
+    <w:p>
+      <w:pPr>
+        <w:tabs>
+          <w:tab w:val="left" w:pos="1080"/>
+        </w:tabs>
+        <w:rPr>
+          <w:b/>
+          <w:bCs/>
+        </w:rPr>
+      </w:pPr>
+      <w:r>
+        <w:rPr>
+          <w:b/>
+          <w:bCs/>
+        </w:rPr>
+        <w:t xml:space="preserve">c) </w:t>
+      </w:r>
+      <w:proofErr w:type="spellStart"/>
+      <w:r>
+        <w:rPr>
+          <w:b/>
+          <w:bCs/>
+        </w:rPr>
+        <w:t>XGBoost</w:t>
+      </w:r>
+      <w:proofErr w:type="spellEnd"/>
+      <w:r>
+        <w:rPr>
+          <w:b/>
+          <w:bCs/>
+        </w:rPr>
+        <w:t xml:space="preserve"> Regressor</w:t>
+      </w:r>
+    </w:p>
+    <w:p>
+      <w:pPr>
+        <w:numPr>
+          <w:ilvl w:val="0"/>
+          <w:numId w:val="27"/>
+        </w:numPr>
+        <w:tabs>
+          <w:tab w:val="left" w:pos="1080"/>
+        </w:tabs>
+      </w:pPr>
+      <w:r>
+        <w:rPr>
+          <w:b/>
+          <w:bCs/>
+        </w:rPr>
+        <w:t>Performance (Test):</w:t>
+      </w:r>
+    </w:p>
+    <w:p>
+      <w:pPr>
+        <w:numPr>
+          <w:ilvl w:val="1"/>
+          <w:numId w:val="27"/>
+        </w:numPr>
+        <w:tabs>
+          <w:tab w:val="left" w:pos="1080"/>
+        </w:tabs>
+      </w:pPr>
+      <w:r>
+        <w:rPr>
+          <w:b/>
+          <w:bCs/>
+        </w:rPr>
+        <w:t>R² Score:</w:t>
+      </w:r>
+      <w:r>
+        <w:t xml:space="preserve"> ~0.998</w:t>
+      </w:r>
+    </w:p>
+    <w:p>
+      <w:pPr>
+        <w:numPr>
+          <w:ilvl w:val="1"/>
+          <w:numId w:val="27"/>
+        </w:numPr>
+        <w:tabs>
+          <w:tab w:val="left" w:pos="1080"/>
+        </w:tabs>
+      </w:pPr>
+      <w:r>
+        <w:rPr>
+          <w:b/>
+          <w:bCs/>
+        </w:rPr>
+        <w:t>Comment:</w:t>
+      </w:r>
+      <w:r>
+        <w:t xml:space="preserve"> Excellent performance again, but overfitting may be a concern</w:t>
+      </w:r>
+    </w:p>
+    <w:p>
+      <w:pPr>
+        <w:tabs>
+          <w:tab w:val="left" w:pos="1080"/>
+        </w:tabs>
+      </w:pPr>
+    </w:p>
+    <w:p>
+      <w:pPr>
+        <w:tabs>
+          <w:tab w:val="left" w:pos="1080"/>
+        </w:tabs>
+        <w:rPr>
+          <w:b/>
+          <w:bCs/>
+          <w:sz w:val="32"/>
+          <w:szCs w:val="32"/>
+        </w:rPr>
+      </w:pPr>
+      <w:r>
+        <w:rPr>
+          <w:b/>
+          <w:bCs/>
+          <w:sz w:val="32"/>
+          <w:szCs w:val="32"/>
+        </w:rPr>
+        <w:t>Skill Importance</w:t>
+      </w:r>
+    </w:p>
+    <w:p>
+      <w:pPr>
+        <w:tabs>
+          <w:tab w:val="left" w:pos="1080"/>
+        </w:tabs>
+      </w:pPr>
+      <w:r>
+        <w:rPr>
+          <w:b/>
+          <w:bCs/>
+        </w:rPr>
+        <w:t>Technique Used:</w:t>
+      </w:r>
+      <w:r>
+        <w:br/>
+        <w:t xml:space="preserve">To identify the most impactful skill categories for salary prediction, a </w:t>
+      </w:r>
+      <w:r>
+        <w:rPr>
+          <w:b/>
+          <w:bCs/>
+        </w:rPr>
+        <w:t>Random Forest Regressor</w:t>
+      </w:r>
+      <w:r>
+        <w:t xml:space="preserve"> was trained using only the skill-related columns:</w:t>
+      </w:r>
+    </w:p>
+    <w:p>
+      <w:pPr>
+        <w:numPr>
+          <w:ilvl w:val="0"/>
+          <w:numId w:val="28"/>
+        </w:numPr>
+        <w:tabs>
+          <w:tab w:val="left" w:pos="1080"/>
+        </w:tabs>
+      </w:pPr>
+      <w:proofErr w:type="spellStart"/>
+      <w:r>
+        <w:t>prog_lang_freq</w:t>
+      </w:r>
+      <w:proofErr w:type="spellEnd"/>
+      <w:r>
+        <w:t xml:space="preserve"> – Programming Language Skills</w:t>
+      </w:r>
+    </w:p>
+    <w:p>
+      <w:pPr>
+        <w:numPr>
+          <w:ilvl w:val="0"/>
+          <w:numId w:val="28"/>
+        </w:numPr>
+        <w:tabs>
+          <w:tab w:val="left" w:pos="1080"/>
+        </w:tabs>
+      </w:pPr>
+      <w:proofErr w:type="spellStart"/>
+      <w:r>
+        <w:t>exp_freq</w:t>
+      </w:r>
+      <w:proofErr w:type="spellEnd"/>
+      <w:r>
+        <w:t xml:space="preserve"> – Experience/Education-Related Skills</w:t>
+      </w:r>
+    </w:p>
+    <w:p>
+      <w:pPr>
+        <w:numPr>
+          <w:ilvl w:val="0"/>
+          <w:numId w:val="28"/>
+        </w:numPr>
+        <w:tabs>
+          <w:tab w:val="left" w:pos="1080"/>
+        </w:tabs>
+      </w:pPr>
+      <w:proofErr w:type="spellStart"/>
+      <w:r>
+        <w:t>comp_freq</w:t>
+      </w:r>
+      <w:proofErr w:type="spellEnd"/>
+      <w:r>
+        <w:t xml:space="preserve"> – Computer Science Skills</w:t>
+      </w:r>
+    </w:p>
+    <w:p>
+      <w:pPr>
+        <w:numPr>
+          <w:ilvl w:val="0"/>
+          <w:numId w:val="28"/>
+        </w:numPr>
+        <w:tabs>
+          <w:tab w:val="left" w:pos="1080"/>
+        </w:tabs>
+      </w:pPr>
+      <w:proofErr w:type="spellStart"/>
+      <w:r>
+        <w:t>oth_freq</w:t>
+      </w:r>
+      <w:proofErr w:type="spellEnd"/>
+      <w:r>
+        <w:t xml:space="preserve"> – Other Relevant Skills</w:t>
+      </w:r>
+    </w:p>
+    <w:p>
+      <w:pPr>
+        <w:tabs>
+          <w:tab w:val="left" w:pos="1080"/>
+        </w:tabs>
+      </w:pPr>
+      <w:r>
+        <w:t>These frequency-based features were extracted earlier during data processing using keyword matching on job qualifications.</w:t>
+      </w:r>
+    </w:p>
+    <w:p>
+      <w:pPr>
+        <w:tabs>
+          <w:tab w:val="left" w:pos="1080"/>
+        </w:tabs>
+      </w:pPr>
+      <w:r>
+        <w:rPr>
+          <w:b/>
+          <w:bCs/>
+        </w:rPr>
+        <w:t>Feature Importance Extraction:</w:t>
+      </w:r>
+      <w:r>
+        <w:br/>
+        <w:t xml:space="preserve">After training, the model’s </w:t>
+      </w:r>
+      <w:proofErr w:type="spellStart"/>
+      <w:r>
+        <w:t>feature_importances</w:t>
+      </w:r>
+      <w:proofErr w:type="spellEnd"/>
+      <w:r>
+        <w:t>_ attribute was used to quantify the contribution of each skill category to salary predictions. This helped determine which skill types were most predictive of higher salaries.</w:t>
+      </w:r>
+    </w:p>
+    <w:p>
+      <w:pPr>
+        <w:tabs>
+          <w:tab w:val="left" w:pos="1080"/>
+        </w:tabs>
+      </w:pPr>
+    </w:p>
+    <w:p>
+      <w:pPr>
+        <w:tabs>
+          <w:tab w:val="left" w:pos="1080"/>
+        </w:tabs>
+      </w:pPr>
+      <w:r>
+        <w:rPr>
+          <w:b/>
+          <w:bCs/>
+        </w:rPr>
+        <w:t>Results (Skill Category Importance):</w:t>
+      </w:r>
+    </w:p>
+    <w:p>
+      <w:pPr>
+        <w:tabs>
+          <w:tab w:val="left" w:pos="1080"/>
+        </w:tabs>
+      </w:pPr>
+    </w:p>
+    <w:tbl>
+      <w:tblPr>
+        <w:tblW w:w="8844" w:type="dxa"/>
+        <w:tblCellSpacing w:w="15" w:type="dxa"/>
+        <w:tblBorders>
+          <w:top w:val="single" w:sz="4" w:space="0" w:color="auto"/>
+          <w:left w:val="single" w:sz="4" w:space="0" w:color="auto"/>
+          <w:bottom w:val="single" w:sz="4" w:space="0" w:color="auto"/>
+          <w:right w:val="single" w:sz="4" w:space="0" w:color="auto"/>
+          <w:insideH w:val="single" w:sz="4" w:space="0" w:color="auto"/>
+          <w:insideV w:val="single" w:sz="4" w:space="0" w:color="auto"/>
+        </w:tblBorders>
+        <w:tblCellMar>
+          <w:top w:w="15" w:type="dxa"/>
+          <w:left w:w="15" w:type="dxa"/>
+          <w:bottom w:w="15" w:type="dxa"/>
+          <w:right w:w="15" w:type="dxa"/>
+        </w:tblCellMar>
+        <w:tblLook w:val="04A0" w:firstRow="1" w:lastRow="0" w:firstColumn="1" w:lastColumn="0" w:noHBand="0" w:noVBand="1"/>
+      </w:tblPr>
+      <w:tblGrid>
+        <w:gridCol w:w="5012"/>
+        <w:gridCol w:w="3832"/>
+      </w:tblGrid>
+      <w:tr>
+        <w:trPr>
+          <w:trHeight w:val="428"/>
+          <w:tblHeader/>
+          <w:tblCellSpacing w:w="15" w:type="dxa"/>
+        </w:trPr>
+        <w:tc>
+          <w:tcPr>
+            <w:tcW w:w="0" w:type="auto"/>
+            <w:vAlign w:val="center"/>
+            <w:hideMark/>
+          </w:tcPr>
+          <w:p>
+            <w:pPr>
+              <w:jc w:val="center"/>
+              <w:rPr>
+                <w:rFonts w:ascii="Times New Roman" w:eastAsia="Times New Roman" w:hAnsi="Times New Roman" w:cs="Times New Roman"/>
+                <w:b/>
+                <w:bCs/>
+              </w:rPr>
+            </w:pPr>
+            <w:r>
+              <w:rPr>
+                <w:rFonts w:ascii="Times New Roman" w:eastAsia="Times New Roman" w:hAnsi="Times New Roman" w:cs="Times New Roman"/>
+                <w:b/>
+                <w:bCs/>
+              </w:rPr>
+              <w:t>Skill Category</w:t>
+            </w:r>
+          </w:p>
+        </w:tc>
+        <w:tc>
+          <w:tcPr>
+            <w:tcW w:w="0" w:type="auto"/>
+            <w:vAlign w:val="center"/>
+            <w:hideMark/>
+          </w:tcPr>
+          <w:p>
+            <w:pPr>
+              <w:jc w:val="center"/>
+              <w:rPr>
+                <w:rFonts w:ascii="Times New Roman" w:eastAsia="Times New Roman" w:hAnsi="Times New Roman" w:cs="Times New Roman"/>
+                <w:b/>
+                <w:bCs/>
+              </w:rPr>
+            </w:pPr>
+            <w:r>
+              <w:rPr>
+                <w:rFonts w:ascii="Times New Roman" w:eastAsia="Times New Roman" w:hAnsi="Times New Roman" w:cs="Times New Roman"/>
+                <w:b/>
+                <w:bCs/>
+              </w:rPr>
+              <w:t>Importance Score</w:t>
+            </w:r>
+          </w:p>
+        </w:tc>
+      </w:tr>
+      <w:tr>
+        <w:trPr>
+          <w:trHeight w:val="428"/>
+          <w:tblCellSpacing w:w="15" w:type="dxa"/>
+        </w:trPr>
+        <w:tc>
+          <w:tcPr>
+            <w:tcW w:w="0" w:type="auto"/>
+            <w:vAlign w:val="center"/>
+            <w:hideMark/>
+          </w:tcPr>
+          <w:p>
+            <w:pPr>
+              <w:rPr>
+                <w:rFonts w:ascii="Times New Roman" w:eastAsia="Times New Roman" w:hAnsi="Times New Roman" w:cs="Times New Roman"/>
+              </w:rPr>
+            </w:pPr>
+            <w:r>
+              <w:rPr>
+                <w:rFonts w:ascii="Times New Roman" w:eastAsia="Times New Roman" w:hAnsi="Times New Roman" w:cs="Times New Roman"/>
+              </w:rPr>
+              <w:t>Programming Languages</w:t>
+            </w:r>
+          </w:p>
+        </w:tc>
+        <w:tc>
+          <w:tcPr>
+            <w:tcW w:w="0" w:type="auto"/>
+            <w:vAlign w:val="center"/>
+            <w:hideMark/>
+          </w:tcPr>
+          <w:p>
+            <w:pPr>
+              <w:rPr>
+                <w:rFonts w:ascii="Times New Roman" w:eastAsia="Times New Roman" w:hAnsi="Times New Roman" w:cs="Times New Roman"/>
+              </w:rPr>
+            </w:pPr>
+            <w:r>
+              <w:rPr>
+                <w:rFonts w:ascii="Times New Roman" w:eastAsia="Times New Roman" w:hAnsi="Times New Roman" w:cs="Times New Roman"/>
+              </w:rPr>
+              <w:t>Moderate</w:t>
+            </w:r>
+          </w:p>
+        </w:tc>
+      </w:tr>
+      <w:tr>
+        <w:trPr>
+          <w:trHeight w:val="428"/>
+          <w:tblCellSpacing w:w="15" w:type="dxa"/>
+        </w:trPr>
+        <w:tc>
+          <w:tcPr>
+            <w:tcW w:w="0" w:type="auto"/>
+            <w:vAlign w:val="center"/>
+            <w:hideMark/>
+          </w:tcPr>
+          <w:p>
+            <w:pPr>
+              <w:rPr>
+                <w:rFonts w:ascii="Times New Roman" w:eastAsia="Times New Roman" w:hAnsi="Times New Roman" w:cs="Times New Roman"/>
+              </w:rPr>
+            </w:pPr>
+            <w:r>
+              <w:rPr>
+                <w:rFonts w:ascii="Times New Roman" w:eastAsia="Times New Roman" w:hAnsi="Times New Roman" w:cs="Times New Roman"/>
+              </w:rPr>
+              <w:t>Computer Science Skills</w:t>
+            </w:r>
+          </w:p>
+        </w:tc>
+        <w:tc>
+          <w:tcPr>
+            <w:tcW w:w="0" w:type="auto"/>
+            <w:vAlign w:val="center"/>
+            <w:hideMark/>
+          </w:tcPr>
+          <w:p>
+            <w:pPr>
+              <w:rPr>
+                <w:rFonts w:ascii="Times New Roman" w:eastAsia="Times New Roman" w:hAnsi="Times New Roman" w:cs="Times New Roman"/>
+                <w:b/>
+                <w:bCs/>
+              </w:rPr>
+            </w:pPr>
+            <w:r>
+              <w:rPr>
+                <w:rFonts w:ascii="Times New Roman" w:eastAsia="Times New Roman" w:hAnsi="Times New Roman" w:cs="Times New Roman"/>
+                <w:b/>
+                <w:bCs/>
+              </w:rPr>
+              <w:t>Highest</w:t>
+            </w:r>
+          </w:p>
+        </w:tc>
+      </w:tr>
+      <w:tr>
+        <w:trPr>
+          <w:trHeight w:val="428"/>
+          <w:tblCellSpacing w:w="15" w:type="dxa"/>
+        </w:trPr>
+        <w:tc>
+          <w:tcPr>
+            <w:tcW w:w="0" w:type="auto"/>
+            <w:vAlign w:val="center"/>
+            <w:hideMark/>
+          </w:tcPr>
+          <w:p>
+            <w:pPr>
+              <w:rPr>
+                <w:rFonts w:ascii="Times New Roman" w:eastAsia="Times New Roman" w:hAnsi="Times New Roman" w:cs="Times New Roman"/>
+              </w:rPr>
+            </w:pPr>
+            <w:r>
+              <w:rPr>
+                <w:rFonts w:ascii="Times New Roman" w:eastAsia="Times New Roman" w:hAnsi="Times New Roman" w:cs="Times New Roman"/>
+              </w:rPr>
+              <w:t>Experience/Education</w:t>
+            </w:r>
+          </w:p>
+        </w:tc>
+        <w:tc>
+          <w:tcPr>
+            <w:tcW w:w="0" w:type="auto"/>
+            <w:vAlign w:val="center"/>
+            <w:hideMark/>
+          </w:tcPr>
+          <w:p>
+            <w:pPr>
+              <w:rPr>
+                <w:rFonts w:ascii="Times New Roman" w:eastAsia="Times New Roman" w:hAnsi="Times New Roman" w:cs="Times New Roman"/>
+              </w:rPr>
+            </w:pPr>
+            <w:r>
+              <w:rPr>
+                <w:rFonts w:ascii="Times New Roman" w:eastAsia="Times New Roman" w:hAnsi="Times New Roman" w:cs="Times New Roman"/>
+              </w:rPr>
+              <w:t>Moderate</w:t>
+            </w:r>
+          </w:p>
+        </w:tc>
+      </w:tr>
+      <w:tr>
+        <w:trPr>
+          <w:trHeight w:val="428"/>
+          <w:tblCellSpacing w:w="15" w:type="dxa"/>
+        </w:trPr>
+        <w:tc>
+          <w:tcPr>
+            <w:tcW w:w="0" w:type="auto"/>
+            <w:vAlign w:val="center"/>
+            <w:hideMark/>
+          </w:tcPr>
+          <w:p>
+            <w:pPr>
+              <w:rPr>
+                <w:rFonts w:ascii="Times New Roman" w:eastAsia="Times New Roman" w:hAnsi="Times New Roman" w:cs="Times New Roman"/>
+              </w:rPr>
+            </w:pPr>
+            <w:r>
+              <w:rPr>
+                <w:rFonts w:ascii="Times New Roman" w:eastAsia="Times New Roman" w:hAnsi="Times New Roman" w:cs="Times New Roman"/>
+              </w:rPr>
+              <w:t>Other Skills</w:t>
+            </w:r>
+          </w:p>
+        </w:tc>
+        <w:tc>
+          <w:tcPr>
+            <w:tcW w:w="0" w:type="auto"/>
+            <w:vAlign w:val="center"/>
+            <w:hideMark/>
+          </w:tcPr>
+          <w:p>
+            <w:pPr>
+              <w:rPr>
+                <w:rFonts w:ascii="Times New Roman" w:eastAsia="Times New Roman" w:hAnsi="Times New Roman" w:cs="Times New Roman"/>
+              </w:rPr>
+            </w:pPr>
+            <w:r>
+              <w:rPr>
+                <w:rFonts w:ascii="Times New Roman" w:eastAsia="Times New Roman" w:hAnsi="Times New Roman" w:cs="Times New Roman"/>
+              </w:rPr>
+              <w:t>Lowest</w:t>
+            </w:r>
+          </w:p>
+        </w:tc>
+      </w:tr>
+    </w:tbl>
+    <w:p>
+      <w:pPr>
+        <w:tabs>
+          <w:tab w:val="left" w:pos="1080"/>
+        </w:tabs>
+      </w:pPr>
+    </w:p>
+    <w:p>
+      <w:pPr>
+        <w:tabs>
+          <w:tab w:val="left" w:pos="1080"/>
+        </w:tabs>
+      </w:pPr>
+      <w:r>
+        <w:t xml:space="preserve">Computer Science Skills emerged as the most critical factor in salary prediction. This suggests that broad knowledge on </w:t>
+      </w:r>
+      <w:r>
+        <w:t>algorithms, data structures, and systems design—is the strongest predictor of a higher salary in this dataset. Technical coding ability (e.g., Python, Java) and formal education are also important, but secondary to demonstrated CS fundamentals.</w:t>
+      </w:r>
+    </w:p>
+    <w:p>
+      <w:pPr>
+        <w:tabs>
+          <w:tab w:val="left" w:pos="1080"/>
+        </w:tabs>
+      </w:pPr>
+    </w:p>
+    <w:p>
+      <w:pPr>
+        <w:tabs>
+          <w:tab w:val="left" w:pos="1080"/>
+        </w:tabs>
+      </w:pPr>
+      <w:r>
+        <w:t>While this analysis focused on grouped skill categories, future improvements could involve calculating individual skill importances (e.g., Python vs Java vs SQL) for even finer insights across roles like Data Scientist, Software Engineer, etc</w:t>
+      </w:r>
+      <w:r>
+        <w:t>.</w:t>
+      </w:r>
+    </w:p>
+    <w:p>
+      <w:pPr>
+        <w:tabs>
+          <w:tab w:val="left" w:pos="1080"/>
+        </w:tabs>
+      </w:pPr>
+    </w:p>
+    <w:p>
+      <w:pPr>
+        <w:tabs>
+          <w:tab w:val="left" w:pos="1080"/>
+        </w:tabs>
+        <w:rPr>
+          <w:rFonts w:ascii="Calibri" w:hAnsi="Calibri"/>
+          <w:b/>
+          <w:bCs/>
+          <w:color w:val="000000"/>
+          <w:sz w:val="44"/>
+          <w:szCs w:val="44"/>
+        </w:rPr>
+      </w:pPr>
+      <w:r>
+        <w:rPr>
+          <w:rFonts w:ascii="Calibri" w:hAnsi="Calibri"/>
+          <w:b/>
+          <w:bCs/>
+          <w:color w:val="000000"/>
+          <w:sz w:val="44"/>
+          <w:szCs w:val="44"/>
+        </w:rPr>
+        <w:t>Visualization</w:t>
+      </w:r>
+    </w:p>
+    <w:p>
+      <w:pPr>
+        <w:tabs>
+          <w:tab w:val="left" w:pos="1080"/>
+        </w:tabs>
+        <w:rPr>
+          <w:rFonts w:ascii="Calibri" w:hAnsi="Calibri"/>
+          <w:b/>
+          <w:bCs/>
+          <w:color w:val="000000"/>
+          <w:sz w:val="44"/>
+          <w:szCs w:val="44"/>
+        </w:rPr>
+      </w:pPr>
+    </w:p>
+    <w:p>
+      <w:pPr>
+        <w:tabs>
+          <w:tab w:val="left" w:pos="1080"/>
+        </w:tabs>
+        <w:rPr>
+          <w:b/>
+          <w:bCs/>
+          <w:sz w:val="32"/>
+          <w:szCs w:val="32"/>
+        </w:rPr>
+      </w:pPr>
+      <w:r>
+        <w:rPr>
+          <w:b/>
+          <w:bCs/>
+          <w:sz w:val="32"/>
+          <w:szCs w:val="32"/>
+        </w:rPr>
+        <w:t>Salary Prediction: Model 1 – Qualifications-Based</w:t>
+      </w:r>
+    </w:p>
+    <w:p>
+      <w:pPr>
+        <w:tabs>
+          <w:tab w:val="left" w:pos="1080"/>
+        </w:tabs>
+        <w:rPr>
+          <w:noProof/>
+        </w:rPr>
+      </w:pPr>
+    </w:p>
+    <w:p>
+      <w:pPr>
+        <w:tabs>
+          <w:tab w:val="left" w:pos="1080"/>
+        </w:tabs>
+        <w:rPr>
+          <w:noProof/>
+        </w:rPr>
+      </w:pPr>
+      <w:r>
+        <w:rPr>
+          <w:noProof/>
+        </w:rPr>
+        <w:drawing>
+          <wp:inline distT="0" distB="0" distL="0" distR="0" wp14:anchorId="14A3A8E6" wp14:editId="617CCE8F">
+            <wp:extent cx="3867150" cy="3923744"/>
+            <wp:effectExtent l="0" t="0" r="0" b="635"/>
+            <wp:docPr id="1608637150" name="Picture 3"/>
+            <wp:cNvGraphicFramePr>
+              <a:graphicFrameLocks xmlns:a="http://schemas.openxmlformats.org/drawingml/2006/main" noChangeAspect="1"/>
+            </wp:cNvGraphicFramePr>
+            <a:graphic xmlns:a="http://schemas.openxmlformats.org/drawingml/2006/main">
+              <a:graphicData uri="http://schemas.openxmlformats.org/drawingml/2006/picture">
+                <pic:pic xmlns:pic="http://schemas.openxmlformats.org/drawingml/2006/picture">
+                  <pic:nvPicPr>
+                    <pic:cNvPr id="0" name="Picture 11"/>
+                    <pic:cNvPicPr>
+                      <a:picLocks noChangeAspect="1" noChangeArrowheads="1"/>
+                    </pic:cNvPicPr>
+                  </pic:nvPicPr>
+                  <pic:blipFill rotWithShape="1">
+                    <a:blip r:embed="rId8">
+                      <a:extLst>
+                        <a:ext uri="{28A0092B-C50C-407E-A947-70E740481C1C}">
+                          <a14:useLocalDpi xmlns:a14="http://schemas.microsoft.com/office/drawing/2010/main" val="0"/>
+                        </a:ext>
+                      </a:extLst>
+                    </a:blip>
+                    <a:srcRect r="67147"/>
+                    <a:stretch/>
+                  </pic:blipFill>
+                  <pic:spPr bwMode="auto">
+                    <a:xfrm>
+                      <a:off x="0" y="0"/>
+                      <a:ext cx="3882022" cy="3938833"/>
+                    </a:xfrm>
+                    <a:prstGeom prst="rect">
+                      <a:avLst/>
+                    </a:prstGeom>
+                    <a:noFill/>
+                    <a:ln>
+                      <a:noFill/>
+                    </a:ln>
+                    <a:extLst>
+                      <a:ext uri="{53640926-AAD7-44D8-BBD7-CCE9431645EC}">
+                        <a14:shadowObscured xmlns:a14="http://schemas.microsoft.com/office/drawing/2010/main"/>
+                      </a:ext>
+                    </a:extLst>
+                  </pic:spPr>
+                </pic:pic>
+              </a:graphicData>
+            </a:graphic>
+          </wp:inline>
+        </w:drawing>
+      </w:r>
+    </w:p>
+    <w:p>
+      <w:pPr>
+        <w:tabs>
+          <w:tab w:val="left" w:pos="1080"/>
+        </w:tabs>
+        <w:rPr>
+          <w:noProof/>
+        </w:rPr>
+      </w:pPr>
+      <w:r>
+        <w:rPr>
+          <w:noProof/>
+        </w:rPr>
+        <w:lastRenderedPageBreak/>
+        <w:drawing>
+          <wp:inline distT="0" distB="0" distL="0" distR="0" wp14:anchorId="1B5FB659" wp14:editId="411450DA">
+            <wp:extent cx="3895725" cy="3786499"/>
+            <wp:effectExtent l="0" t="0" r="0" b="5080"/>
+            <wp:docPr id="1844369563" name="Picture 1"/>
+            <wp:cNvGraphicFramePr>
+              <a:graphicFrameLocks xmlns:a="http://schemas.openxmlformats.org/drawingml/2006/main" noChangeAspect="1"/>
+            </wp:cNvGraphicFramePr>
+            <a:graphic xmlns:a="http://schemas.openxmlformats.org/drawingml/2006/main">
+              <a:graphicData uri="http://schemas.openxmlformats.org/drawingml/2006/picture">
+                <pic:pic xmlns:pic="http://schemas.openxmlformats.org/drawingml/2006/picture">
+                  <pic:nvPicPr>
+                    <pic:cNvPr id="0" name="Picture 9"/>
+                    <pic:cNvPicPr>
+                      <a:picLocks noChangeAspect="1" noChangeArrowheads="1"/>
+                    </pic:cNvPicPr>
+                  </pic:nvPicPr>
+                  <pic:blipFill rotWithShape="1">
+                    <a:blip r:embed="rId8">
+                      <a:extLst>
+                        <a:ext uri="{28A0092B-C50C-407E-A947-70E740481C1C}">
+                          <a14:useLocalDpi xmlns:a14="http://schemas.microsoft.com/office/drawing/2010/main" val="0"/>
+                        </a:ext>
+                      </a:extLst>
+                    </a:blip>
+                    <a:srcRect l="32372" r="33333"/>
+                    <a:stretch/>
+                  </pic:blipFill>
+                  <pic:spPr bwMode="auto">
+                    <a:xfrm>
+                      <a:off x="0" y="0"/>
+                      <a:ext cx="3908533" cy="3798948"/>
+                    </a:xfrm>
+                    <a:prstGeom prst="rect">
+                      <a:avLst/>
+                    </a:prstGeom>
+                    <a:noFill/>
+                    <a:ln>
+                      <a:noFill/>
+                    </a:ln>
+                    <a:extLst>
+                      <a:ext uri="{53640926-AAD7-44D8-BBD7-CCE9431645EC}">
+                        <a14:shadowObscured xmlns:a14="http://schemas.microsoft.com/office/drawing/2010/main"/>
+                      </a:ext>
+                    </a:extLst>
+                  </pic:spPr>
+                </pic:pic>
+              </a:graphicData>
+            </a:graphic>
+          </wp:inline>
+        </w:drawing>
+      </w:r>
+    </w:p>
+    <w:p>
+      <w:pPr>
+        <w:tabs>
+          <w:tab w:val="left" w:pos="1080"/>
+        </w:tabs>
+      </w:pPr>
+      <w:r>
+        <w:rPr>
+          <w:noProof/>
+        </w:rPr>
+        <w:drawing>
+          <wp:inline distT="0" distB="0" distL="0" distR="0" wp14:anchorId="6620DC4A" wp14:editId="39C28E38">
+            <wp:extent cx="3924027" cy="3981450"/>
+            <wp:effectExtent l="0" t="0" r="635" b="0"/>
+            <wp:docPr id="1810257206" name="Picture 2"/>
+            <wp:cNvGraphicFramePr>
+              <a:graphicFrameLocks xmlns:a="http://schemas.openxmlformats.org/drawingml/2006/main" noChangeAspect="1"/>
+            </wp:cNvGraphicFramePr>
+            <a:graphic xmlns:a="http://schemas.openxmlformats.org/drawingml/2006/main">
+              <a:graphicData uri="http://schemas.openxmlformats.org/drawingml/2006/picture">
+                <pic:pic xmlns:pic="http://schemas.openxmlformats.org/drawingml/2006/picture">
+                  <pic:nvPicPr>
+                    <pic:cNvPr id="0" name="Picture 10"/>
+                    <pic:cNvPicPr>
+                      <a:picLocks noChangeAspect="1" noChangeArrowheads="1"/>
+                    </pic:cNvPicPr>
+                  </pic:nvPicPr>
+                  <pic:blipFill rotWithShape="1">
+                    <a:blip r:embed="rId8">
+                      <a:extLst>
+                        <a:ext uri="{28A0092B-C50C-407E-A947-70E740481C1C}">
+                          <a14:useLocalDpi xmlns:a14="http://schemas.microsoft.com/office/drawing/2010/main" val="0"/>
+                        </a:ext>
+                      </a:extLst>
+                    </a:blip>
+                    <a:srcRect l="67147"/>
+                    <a:stretch/>
+                  </pic:blipFill>
+                  <pic:spPr bwMode="auto">
+                    <a:xfrm>
+                      <a:off x="0" y="0"/>
+                      <a:ext cx="3949050" cy="4006839"/>
+                    </a:xfrm>
+                    <a:prstGeom prst="rect">
+                      <a:avLst/>
+                    </a:prstGeom>
+                    <a:noFill/>
+                    <a:ln>
+                      <a:noFill/>
+                    </a:ln>
+                    <a:extLst>
+                      <a:ext uri="{53640926-AAD7-44D8-BBD7-CCE9431645EC}">
+                        <a14:shadowObscured xmlns:a14="http://schemas.microsoft.com/office/drawing/2010/main"/>
+                      </a:ext>
+                    </a:extLst>
+                  </pic:spPr>
+                </pic:pic>
+              </a:graphicData>
+            </a:graphic>
+          </wp:inline>
+        </w:drawing>
+      </w:r>
+    </w:p>
+    <w:p>
+      <w:pPr>
+        <w:tabs>
+          <w:tab w:val="left" w:pos="1080"/>
+        </w:tabs>
+      </w:pPr>
+    </w:p>
+    <w:p>
+      <w:pPr>
+        <w:tabs>
+          <w:tab w:val="left" w:pos="1080"/>
+        </w:tabs>
+      </w:pPr>
+    </w:p>
+    <w:p>
+      <w:pPr>
+        <w:tabs>
+          <w:tab w:val="left" w:pos="1080"/>
+        </w:tabs>
+        <w:rPr>
+          <w:b/>
+          <w:bCs/>
+          <w:sz w:val="32"/>
+          <w:szCs w:val="32"/>
+        </w:rPr>
+      </w:pPr>
+      <w:r>
+        <w:rPr>
+          <w:b/>
+          <w:bCs/>
+          <w:sz w:val="32"/>
+          <w:szCs w:val="32"/>
+        </w:rPr>
+        <w:lastRenderedPageBreak/>
+        <w:t>Salary Prediction: Model 2 – Job Title-Based</w:t>
+      </w:r>
+    </w:p>
+    <w:p>
+      <w:pPr>
+        <w:tabs>
+          <w:tab w:val="left" w:pos="1080"/>
+        </w:tabs>
+        <w:rPr>
+          <w:noProof/>
+        </w:rPr>
+      </w:pPr>
+    </w:p>
+    <w:p>
+      <w:pPr>
+        <w:tabs>
+          <w:tab w:val="left" w:pos="1080"/>
+        </w:tabs>
+        <w:rPr>
+          <w:noProof/>
+        </w:rPr>
+      </w:pPr>
+      <w:r>
+        <w:rPr>
+          <w:noProof/>
+        </w:rPr>
+        <w:drawing>
+          <wp:inline distT="0" distB="0" distL="0" distR="0" wp14:anchorId="7DDEEF32" wp14:editId="345BB79C">
+            <wp:extent cx="2638425" cy="2588643"/>
+            <wp:effectExtent l="0" t="0" r="0" b="2540"/>
+            <wp:docPr id="549565765" name="Picture 6"/>
+            <wp:cNvGraphicFramePr>
+              <a:graphicFrameLocks xmlns:a="http://schemas.openxmlformats.org/drawingml/2006/main" noChangeAspect="1"/>
+            </wp:cNvGraphicFramePr>
+            <a:graphic xmlns:a="http://schemas.openxmlformats.org/drawingml/2006/main">
+              <a:graphicData uri="http://schemas.openxmlformats.org/drawingml/2006/picture">
+                <pic:pic xmlns:pic="http://schemas.openxmlformats.org/drawingml/2006/picture">
+                  <pic:nvPicPr>
+                    <pic:cNvPr id="0" name="Picture 14"/>
+                    <pic:cNvPicPr>
+                      <a:picLocks noChangeAspect="1" noChangeArrowheads="1"/>
+                    </pic:cNvPicPr>
+                  </pic:nvPicPr>
+                  <pic:blipFill rotWithShape="1">
+                    <a:blip r:embed="rId9">
+                      <a:extLst>
+                        <a:ext uri="{28A0092B-C50C-407E-A947-70E740481C1C}">
+                          <a14:useLocalDpi xmlns:a14="http://schemas.microsoft.com/office/drawing/2010/main" val="0"/>
+                        </a:ext>
+                      </a:extLst>
+                    </a:blip>
+                    <a:srcRect r="66026"/>
+                    <a:stretch/>
+                  </pic:blipFill>
+                  <pic:spPr bwMode="auto">
+                    <a:xfrm>
+                      <a:off x="0" y="0"/>
+                      <a:ext cx="2639554" cy="2589751"/>
+                    </a:xfrm>
+                    <a:prstGeom prst="rect">
+                      <a:avLst/>
+                    </a:prstGeom>
+                    <a:noFill/>
+                    <a:ln>
+                      <a:noFill/>
+                    </a:ln>
+                    <a:extLst>
+                      <a:ext uri="{53640926-AAD7-44D8-BBD7-CCE9431645EC}">
+                        <a14:shadowObscured xmlns:a14="http://schemas.microsoft.com/office/drawing/2010/main"/>
+                      </a:ext>
+                    </a:extLst>
+                  </pic:spPr>
+                </pic:pic>
+              </a:graphicData>
+            </a:graphic>
+          </wp:inline>
+        </w:drawing>
+      </w:r>
+    </w:p>
+    <w:p>
+      <w:pPr>
+        <w:tabs>
+          <w:tab w:val="left" w:pos="1080"/>
+        </w:tabs>
+        <w:rPr>
+          <w:noProof/>
+        </w:rPr>
+      </w:pPr>
+      <w:r>
+        <w:rPr>
+          <w:noProof/>
+        </w:rPr>
+        <w:drawing>
+          <wp:inline distT="0" distB="0" distL="0" distR="0" wp14:anchorId="0AB22BC7" wp14:editId="1D452CF6">
+            <wp:extent cx="2638425" cy="2588643"/>
+            <wp:effectExtent l="0" t="0" r="0" b="2540"/>
+            <wp:docPr id="357207217" name="Picture 5"/>
+            <wp:cNvGraphicFramePr>
+              <a:graphicFrameLocks xmlns:a="http://schemas.openxmlformats.org/drawingml/2006/main" noChangeAspect="1"/>
+            </wp:cNvGraphicFramePr>
+            <a:graphic xmlns:a="http://schemas.openxmlformats.org/drawingml/2006/main">
+              <a:graphicData uri="http://schemas.openxmlformats.org/drawingml/2006/picture">
+                <pic:pic xmlns:pic="http://schemas.openxmlformats.org/drawingml/2006/picture">
+                  <pic:nvPicPr>
+                    <pic:cNvPr id="0" name="Picture 13"/>
+                    <pic:cNvPicPr>
+                      <a:picLocks noChangeAspect="1" noChangeArrowheads="1"/>
+                    </pic:cNvPicPr>
+                  </pic:nvPicPr>
+                  <pic:blipFill rotWithShape="1">
+                    <a:blip r:embed="rId9">
+                      <a:extLst>
+                        <a:ext uri="{28A0092B-C50C-407E-A947-70E740481C1C}">
+                          <a14:useLocalDpi xmlns:a14="http://schemas.microsoft.com/office/drawing/2010/main" val="0"/>
+                        </a:ext>
+                      </a:extLst>
+                    </a:blip>
+                    <a:srcRect l="33814" r="32212"/>
+                    <a:stretch/>
+                  </pic:blipFill>
+                  <pic:spPr bwMode="auto">
+                    <a:xfrm>
+                      <a:off x="0" y="0"/>
+                      <a:ext cx="2640905" cy="2591076"/>
+                    </a:xfrm>
+                    <a:prstGeom prst="rect">
+                      <a:avLst/>
+                    </a:prstGeom>
+                    <a:noFill/>
+                    <a:ln>
+                      <a:noFill/>
+                    </a:ln>
+                    <a:extLst>
+                      <a:ext uri="{53640926-AAD7-44D8-BBD7-CCE9431645EC}">
+                        <a14:shadowObscured xmlns:a14="http://schemas.microsoft.com/office/drawing/2010/main"/>
+                      </a:ext>
+                    </a:extLst>
+                  </pic:spPr>
+                </pic:pic>
+              </a:graphicData>
+            </a:graphic>
+          </wp:inline>
+        </w:drawing>
+      </w:r>
+    </w:p>
+    <w:p>
+      <w:pPr>
+        <w:tabs>
+          <w:tab w:val="left" w:pos="1080"/>
+        </w:tabs>
+      </w:pPr>
+      <w:r>
+        <w:rPr>
+          <w:noProof/>
+        </w:rPr>
+        <w:drawing>
+          <wp:inline distT="0" distB="0" distL="0" distR="0" wp14:anchorId="6757F68C" wp14:editId="383F21A2">
+            <wp:extent cx="2524125" cy="2573618"/>
+            <wp:effectExtent l="0" t="0" r="0" b="0"/>
+            <wp:docPr id="1178275221" name="Picture 4"/>
+            <wp:cNvGraphicFramePr>
+              <a:graphicFrameLocks xmlns:a="http://schemas.openxmlformats.org/drawingml/2006/main" noChangeAspect="1"/>
+            </wp:cNvGraphicFramePr>
+            <a:graphic xmlns:a="http://schemas.openxmlformats.org/drawingml/2006/main">
+              <a:graphicData uri="http://schemas.openxmlformats.org/drawingml/2006/picture">
+                <pic:pic xmlns:pic="http://schemas.openxmlformats.org/drawingml/2006/picture">
+                  <pic:nvPicPr>
+                    <pic:cNvPr id="0" name="Picture 12"/>
+                    <pic:cNvPicPr>
+                      <a:picLocks noChangeAspect="1" noChangeArrowheads="1"/>
+                    </pic:cNvPicPr>
+                  </pic:nvPicPr>
+                  <pic:blipFill rotWithShape="1">
+                    <a:blip r:embed="rId9">
+                      <a:extLst>
+                        <a:ext uri="{28A0092B-C50C-407E-A947-70E740481C1C}">
+                          <a14:useLocalDpi xmlns:a14="http://schemas.microsoft.com/office/drawing/2010/main" val="0"/>
+                        </a:ext>
+                      </a:extLst>
+                    </a:blip>
+                    <a:srcRect l="67308"/>
+                    <a:stretch/>
+                  </pic:blipFill>
+                  <pic:spPr bwMode="auto">
+                    <a:xfrm>
+                      <a:off x="0" y="0"/>
+                      <a:ext cx="2525930" cy="2575458"/>
+                    </a:xfrm>
+                    <a:prstGeom prst="rect">
+                      <a:avLst/>
+                    </a:prstGeom>
+                    <a:noFill/>
+                    <a:ln>
+                      <a:noFill/>
+                    </a:ln>
+                    <a:extLst>
+                      <a:ext uri="{53640926-AAD7-44D8-BBD7-CCE9431645EC}">
+                        <a14:shadowObscured xmlns:a14="http://schemas.microsoft.com/office/drawing/2010/main"/>
+                      </a:ext>
+                    </a:extLst>
+                  </pic:spPr>
+                </pic:pic>
+              </a:graphicData>
+            </a:graphic>
+          </wp:inline>
+        </w:drawing>
+      </w:r>
+    </w:p>
+    <w:p>
+      <w:pPr>
+        <w:tabs>
+          <w:tab w:val="left" w:pos="1080"/>
+        </w:tabs>
+        <w:rPr>
+          <w:b/>
+          <w:bCs/>
+          <w:sz w:val="32"/>
+          <w:szCs w:val="32"/>
+        </w:rPr>
+      </w:pPr>
+      <w:r>
+        <w:rPr>
+          <w:b/>
+          <w:bCs/>
+          <w:sz w:val="32"/>
+          <w:szCs w:val="32"/>
+        </w:rPr>
+        <w:lastRenderedPageBreak/>
+        <w:t>Skill Importance</w:t>
+      </w:r>
+    </w:p>
+    <w:p>
+      <w:pPr>
+        <w:tabs>
+          <w:tab w:val="left" w:pos="1080"/>
+        </w:tabs>
+      </w:pPr>
+      <w:r>
+        <w:rPr>
+          <w:noProof/>
+        </w:rPr>
+        <w:drawing>
+          <wp:inline distT="0" distB="0" distL="0" distR="0" wp14:anchorId="409B09CE" wp14:editId="5AF197A4">
+            <wp:extent cx="5943600" cy="3562350"/>
+            <wp:effectExtent l="0" t="0" r="0" b="0"/>
+            <wp:docPr id="1126114908" name="Picture 7"/>
+            <wp:cNvGraphicFramePr>
+              <a:graphicFrameLocks xmlns:a="http://schemas.openxmlformats.org/drawingml/2006/main" noChangeAspect="1"/>
+            </wp:cNvGraphicFramePr>
+            <a:graphic xmlns:a="http://schemas.openxmlformats.org/drawingml/2006/main">
+              <a:graphicData uri="http://schemas.openxmlformats.org/drawingml/2006/picture">
+                <pic:pic xmlns:pic="http://schemas.openxmlformats.org/drawingml/2006/picture">
+                  <pic:nvPicPr>
+                    <pic:cNvPr id="0" name="Picture 15"/>
+                    <pic:cNvPicPr>
+                      <a:picLocks noChangeAspect="1" noChangeArrowheads="1"/>
+                    </pic:cNvPicPr>
+                  </pic:nvPicPr>
+                  <pic:blipFill>
+                    <a:blip r:embed="rId10">
+                      <a:extLst>
+                        <a:ext uri="{28A0092B-C50C-407E-A947-70E740481C1C}">
+                          <a14:useLocalDpi xmlns:a14="http://schemas.microsoft.com/office/drawing/2010/main" val="0"/>
+                        </a:ext>
+                      </a:extLst>
+                    </a:blip>
+                    <a:srcRect/>
+                    <a:stretch>
+                      <a:fillRect/>
+                    </a:stretch>
+                  </pic:blipFill>
+                  <pic:spPr bwMode="auto">
+                    <a:xfrm>
+                      <a:off x="0" y="0"/>
+                      <a:ext cx="5943600" cy="3562350"/>
+                    </a:xfrm>
+                    <a:prstGeom prst="rect">
+                      <a:avLst/>
+                    </a:prstGeom>
+                    <a:noFill/>
+                    <a:ln>
+                      <a:noFill/>
+                    </a:ln>
+                  </pic:spPr>
+                </pic:pic>
+              </a:graphicData>
+            </a:graphic>
+          </wp:inline>
+        </w:drawing>
+      </w:r>
+    </w:p>
+    <w:p>
+      <w:pPr>
+        <w:tabs>
+          <w:tab w:val="left" w:pos="1080"/>
+        </w:tabs>
+      </w:pPr>
+    </w:p>
+    <w:p>
+      <w:pPr>
+        <w:tabs>
+          <w:tab w:val="left" w:pos="1080"/>
+        </w:tabs>
+      </w:pPr>
+    </w:p>
+    <w:p>
+      <w:pPr>
+        <w:tabs>
+          <w:tab w:val="left" w:pos="1080"/>
+        </w:tabs>
+      </w:pPr>
+    </w:p>
+    <w:p>
+      <w:pPr>
+        <w:tabs>
+          <w:tab w:val="left" w:pos="1080"/>
+        </w:tabs>
+      </w:pPr>
+    </w:p>
+    <w:p>
+      <w:pPr>
+        <w:tabs>
+          <w:tab w:val="left" w:pos="1080"/>
+        </w:tabs>
+      </w:pPr>
+    </w:p>
+    <w:p>
+      <w:pPr>
+        <w:tabs>
+          <w:tab w:val="left" w:pos="1080"/>
+        </w:tabs>
+      </w:pPr>
+    </w:p>
+    <w:p>
+      <w:pPr>
+        <w:tabs>
+          <w:tab w:val="left" w:pos="1080"/>
+        </w:tabs>
+      </w:pPr>
+    </w:p>
+    <w:p>
+      <w:pPr>
+        <w:tabs>
+          <w:tab w:val="left" w:pos="1080"/>
+        </w:tabs>
+      </w:pPr>
+    </w:p>
+    <w:p>
+      <w:pPr>
+        <w:tabs>
+          <w:tab w:val="left" w:pos="1080"/>
+        </w:tabs>
+      </w:pPr>
+    </w:p>
+    <w:p>
+      <w:pPr>
+        <w:tabs>
+          <w:tab w:val="left" w:pos="1080"/>
+        </w:tabs>
+      </w:pPr>
+    </w:p>
+    <w:p>
+      <w:pPr>
+        <w:tabs>
+          <w:tab w:val="left" w:pos="1080"/>
+        </w:tabs>
+      </w:pPr>
+    </w:p>
+    <w:p>
+      <w:pPr>
+        <w:tabs>
+          <w:tab w:val="left" w:pos="1080"/>
+        </w:tabs>
+      </w:pPr>
+    </w:p>
+    <w:p>
+      <w:pPr>
+        <w:tabs>
+          <w:tab w:val="left" w:pos="1080"/>
+        </w:tabs>
+      </w:pPr>
+    </w:p>
+    <w:p>
+      <w:pPr>
+        <w:tabs>
+          <w:tab w:val="left" w:pos="1080"/>
+        </w:tabs>
+      </w:pPr>
+    </w:p>
+    <w:p>
+      <w:pPr>
+        <w:tabs>
+          <w:tab w:val="left" w:pos="1080"/>
+        </w:tabs>
+      </w:pPr>
+    </w:p>
+    <w:p>
+      <w:pPr>
+        <w:tabs>
+          <w:tab w:val="left" w:pos="1080"/>
+        </w:tabs>
+      </w:pPr>
+    </w:p>
+    <w:p>
+      <w:pPr>
+        <w:tabs>
+          <w:tab w:val="left" w:pos="1080"/>
+        </w:tabs>
+      </w:pPr>
+    </w:p>
+    <w:p>
+      <w:pPr>
+        <w:tabs>
+          <w:tab w:val="left" w:pos="1080"/>
+        </w:tabs>
+      </w:pPr>
+    </w:p>
+    <w:p>
+      <w:pPr>
+        <w:tabs>
+          <w:tab w:val="left" w:pos="1080"/>
+        </w:tabs>
+      </w:pPr>
+    </w:p>
+    <w:p>
+      <w:pPr>
+        <w:tabs>
+          <w:tab w:val="left" w:pos="1080"/>
+        </w:tabs>
+      </w:pPr>
+    </w:p>
+    <w:p>
+      <w:pPr>
+        <w:tabs>
+          <w:tab w:val="left" w:pos="1080"/>
+        </w:tabs>
+      </w:pPr>
+    </w:p>
+    <w:p>
+      <w:pPr>
+        <w:tabs>
+          <w:tab w:val="left" w:pos="1080"/>
+        </w:tabs>
+      </w:pPr>
+    </w:p>
+    <w:p>
+      <w:pPr>
+        <w:tabs>
+          <w:tab w:val="left" w:pos="1080"/>
+        </w:tabs>
+      </w:pPr>
+    </w:p>
+    <w:p>
+      <w:pPr>
+        <w:tabs>
+          <w:tab w:val="left" w:pos="1080"/>
+        </w:tabs>
+        <w:rPr>
+          <w:rFonts w:ascii="Calibri" w:hAnsi="Calibri"/>
+          <w:b/>
+          <w:bCs/>
+          <w:color w:val="000000"/>
+          <w:sz w:val="44"/>
+          <w:szCs w:val="44"/>
+        </w:rPr>
+      </w:pPr>
+      <w:r>
+        <w:rPr>
+          <w:rFonts w:ascii="Calibri" w:hAnsi="Calibri"/>
+          <w:b/>
+          <w:bCs/>
+          <w:color w:val="000000"/>
+          <w:sz w:val="44"/>
+          <w:szCs w:val="44"/>
+        </w:rPr>
+        <w:lastRenderedPageBreak/>
+        <w:t>Discussion and Conclusions</w:t>
+      </w:r>
+    </w:p>
+    <w:p>
+      <w:pPr>
+        <w:tabs>
+          <w:tab w:val="left" w:pos="1080"/>
+        </w:tabs>
+        <w:rPr>
+          <w:b/>
+          <w:bCs/>
+        </w:rPr>
+      </w:pPr>
+    </w:p>
+    <w:p>
+      <w:pPr>
+        <w:tabs>
+          <w:tab w:val="left" w:pos="1080"/>
+        </w:tabs>
+      </w:pPr>
+      <w:r>
+        <w:rPr>
+          <w:b/>
+          <w:bCs/>
+        </w:rPr>
+        <w:t>Project Findings:</w:t>
+      </w:r>
+      <w:r>
+        <w:br/>
+        <w:t>This project successfully demonstrated how machine learning can be used to predict job salaries and evaluate the importance of various skills in the fields of computer science, data science, and artificial intelligence. By developing six models (three using qualifications, and three using job titles), the following insights were gained:</w:t>
+      </w:r>
+    </w:p>
+    <w:p>
+      <w:pPr>
+        <w:tabs>
+          <w:tab w:val="left" w:pos="1080"/>
+        </w:tabs>
+      </w:pPr>
+    </w:p>
+    <w:p>
+      <w:pPr>
+        <w:numPr>
+          <w:ilvl w:val="0"/>
+          <w:numId w:val="29"/>
+        </w:numPr>
+        <w:tabs>
+          <w:tab w:val="left" w:pos="1080"/>
+        </w:tabs>
+      </w:pPr>
+      <w:proofErr w:type="spellStart"/>
+      <w:r>
+        <w:rPr>
+          <w:b/>
+          <w:bCs/>
+        </w:rPr>
+        <w:t>XGBoost</w:t>
+      </w:r>
+      <w:proofErr w:type="spellEnd"/>
+      <w:r>
+        <w:t xml:space="preserve"> consistently outperformed both Random Forest and Linear Regression across all configurations, achieving R² scores near 0.99 on test data.</w:t>
+      </w:r>
+    </w:p>
+    <w:p>
+      <w:pPr>
+        <w:numPr>
+          <w:ilvl w:val="0"/>
+          <w:numId w:val="29"/>
+        </w:numPr>
+        <w:tabs>
+          <w:tab w:val="left" w:pos="1080"/>
+        </w:tabs>
+      </w:pPr>
+      <w:r>
+        <w:rPr>
+          <w:b/>
+          <w:bCs/>
+        </w:rPr>
+        <w:t>Qualification-based models</w:t>
+      </w:r>
+      <w:r>
+        <w:t xml:space="preserve"> (especially those using detailed skill vectors) generally performed better than title-based models, indicating that listed skills are a stronger predictor of salary than job titles alone.</w:t>
+      </w:r>
+    </w:p>
+    <w:p>
+      <w:pPr>
+        <w:numPr>
+          <w:ilvl w:val="0"/>
+          <w:numId w:val="29"/>
+        </w:numPr>
+        <w:tabs>
+          <w:tab w:val="left" w:pos="1080"/>
+        </w:tabs>
+      </w:pPr>
+      <w:proofErr w:type="gramStart"/>
+      <w:r>
+        <w:t>Feature importance</w:t>
+      </w:r>
+      <w:proofErr w:type="gramEnd"/>
+      <w:r>
+        <w:t xml:space="preserve"> analysis revealed that </w:t>
+      </w:r>
+      <w:r>
+        <w:rPr>
+          <w:b/>
+          <w:bCs/>
+        </w:rPr>
+        <w:t>Computer Science Skills</w:t>
+      </w:r>
+      <w:r>
+        <w:t xml:space="preserve"> were the most influential skill category in predicting salary, followed by programming skills and experience-related qualifications.</w:t>
+      </w:r>
+    </w:p>
+    <w:p>
+      <w:pPr>
+        <w:numPr>
+          <w:ilvl w:val="0"/>
+          <w:numId w:val="29"/>
+        </w:numPr>
+        <w:tabs>
+          <w:tab w:val="left" w:pos="1080"/>
+        </w:tabs>
+      </w:pPr>
+      <w:r>
+        <w:t>Text preprocessing, keyword extraction, and categorical encoding played a critical role in transforming messy job data into usable model features.</w:t>
+      </w:r>
+    </w:p>
+    <w:p>
+      <w:pPr>
+        <w:tabs>
+          <w:tab w:val="left" w:pos="1080"/>
+        </w:tabs>
+      </w:pPr>
+      <w:r>
+        <w:pict w14:anchorId="363416D0">
+          <v:rect id="_x0000_i1076" style="width:0;height:1.5pt" o:hralign="center" o:hrstd="t" o:hr="t" fillcolor="#a0a0a0" stroked="f"/>
+        </w:pict>
+      </w:r>
+    </w:p>
+    <w:p>
+      <w:pPr>
+        <w:tabs>
+          <w:tab w:val="left" w:pos="1080"/>
+        </w:tabs>
+      </w:pPr>
+      <w:r>
+        <w:rPr>
+          <w:b/>
+          <w:bCs/>
+        </w:rPr>
+        <w:t>Challenges Encountered:</w:t>
+      </w:r>
+    </w:p>
+    <w:p>
+      <w:pPr>
+        <w:numPr>
+          <w:ilvl w:val="0"/>
+          <w:numId w:val="30"/>
+        </w:numPr>
+        <w:tabs>
+          <w:tab w:val="left" w:pos="1080"/>
+        </w:tabs>
+      </w:pPr>
+      <w:r>
+        <w:rPr>
+          <w:b/>
+          <w:bCs/>
+        </w:rPr>
+        <w:t>Overfitting in high-capacity models:</w:t>
+      </w:r>
+      <w:r>
+        <w:t xml:space="preserve"> </w:t>
+      </w:r>
+      <w:proofErr w:type="spellStart"/>
+      <w:r>
+        <w:t>XGBoost</w:t>
+      </w:r>
+      <w:proofErr w:type="spellEnd"/>
+      <w:r>
+        <w:t xml:space="preserve"> performed extremely </w:t>
+      </w:r>
+      <w:proofErr w:type="gramStart"/>
+      <w:r>
+        <w:t>well, but</w:t>
+      </w:r>
+      <w:proofErr w:type="gramEnd"/>
+      <w:r>
+        <w:t xml:space="preserve"> </w:t>
+      </w:r>
+      <w:proofErr w:type="gramStart"/>
+      <w:r>
+        <w:t>may be</w:t>
+      </w:r>
+      <w:proofErr w:type="gramEnd"/>
+      <w:r>
+        <w:t xml:space="preserve"> overfitting due to the relatively small dataset (~800 entries), especially with a 70% test split.</w:t>
+      </w:r>
+    </w:p>
+    <w:p>
+      <w:pPr>
+        <w:numPr>
+          <w:ilvl w:val="0"/>
+          <w:numId w:val="30"/>
+        </w:numPr>
+        <w:tabs>
+          <w:tab w:val="left" w:pos="1080"/>
+        </w:tabs>
+      </w:pPr>
+      <w:r>
+        <w:rPr>
+          <w:b/>
+          <w:bCs/>
+        </w:rPr>
+        <w:t>Sparse and imbalanced input data:</w:t>
+      </w:r>
+      <w:r>
+        <w:t xml:space="preserve"> The skill vector features were sparse and varied significantly across postings, making it challenging for linear models to learn meaningful patterns.</w:t>
+      </w:r>
+    </w:p>
+    <w:p>
+      <w:pPr>
+        <w:numPr>
+          <w:ilvl w:val="0"/>
+          <w:numId w:val="30"/>
+        </w:numPr>
+        <w:tabs>
+          <w:tab w:val="left" w:pos="1080"/>
+        </w:tabs>
+      </w:pPr>
+      <w:r>
+        <w:rPr>
+          <w:b/>
+          <w:bCs/>
+        </w:rPr>
+        <w:t>Inconsistent job descriptions:</w:t>
+      </w:r>
+      <w:r>
+        <w:t xml:space="preserve"> Real-world job postings often vary in formatting and content, which complicated the extraction and standardization of qualifications and skills.</w:t>
+      </w:r>
+    </w:p>
+    <w:p>
+      <w:pPr>
+        <w:numPr>
+          <w:ilvl w:val="0"/>
+          <w:numId w:val="30"/>
+        </w:numPr>
+        <w:tabs>
+          <w:tab w:val="left" w:pos="1080"/>
+        </w:tabs>
+      </w:pPr>
+      <w:r>
+        <w:rPr>
+          <w:b/>
+          <w:bCs/>
+        </w:rPr>
+        <w:t>Web scraping limitations:</w:t>
+      </w:r>
+      <w:r>
+        <w:t xml:space="preserve"> Pages from </w:t>
+      </w:r>
+      <w:proofErr w:type="spellStart"/>
+      <w:r>
+        <w:t>SimplyHired</w:t>
+      </w:r>
+      <w:proofErr w:type="spellEnd"/>
+      <w:r>
+        <w:t xml:space="preserve"> could be dynamically loaded or rate-limited, making data collection occasionally unreliable without manual adjustments.</w:t>
+      </w:r>
+      <w:r>
+        <w:t xml:space="preserve"> (This was the largest </w:t>
+      </w:r>
+      <w:proofErr w:type="spellStart"/>
+      <w:r>
+        <w:t>painpoint</w:t>
+      </w:r>
+      <w:proofErr w:type="spellEnd"/>
+      <w:r>
+        <w:t>)</w:t>
+      </w:r>
+    </w:p>
+    <w:p>
+      <w:pPr>
+        <w:tabs>
+          <w:tab w:val="left" w:pos="1080"/>
+        </w:tabs>
+      </w:pPr>
+      <w:r>
+        <w:pict w14:anchorId="075BEC54">
+          <v:rect id="_x0000_i1077" style="width:0;height:1.5pt" o:hralign="center" o:hrstd="t" o:hr="t" fillcolor="#a0a0a0" stroked="f"/>
+        </w:pict>
+      </w:r>
+    </w:p>
+    <w:p>
+      <w:pPr>
+        <w:tabs>
+          <w:tab w:val="left" w:pos="1080"/>
+        </w:tabs>
+      </w:pPr>
+      <w:r>
+        <w:rPr>
+          <w:b/>
+          <w:bCs/>
+        </w:rPr>
+        <w:t>Recommendations for Improvement:</w:t>
+      </w:r>
+    </w:p>
+    <w:p>
+      <w:pPr>
+        <w:numPr>
+          <w:ilvl w:val="0"/>
+          <w:numId w:val="31"/>
+        </w:numPr>
+        <w:tabs>
+          <w:tab w:val="left" w:pos="1080"/>
+        </w:tabs>
+      </w:pPr>
+      <w:r>
+        <w:rPr>
+          <w:b/>
+          <w:bCs/>
+        </w:rPr>
+        <w:t>Increase Dataset Size:</w:t>
+      </w:r>
+      <w:r>
+        <w:br/>
+        <w:t>Scraping more job postings from multiple platforms (e.g., Indeed, LinkedIn) would provide more training data and improve model generalizability.</w:t>
+      </w:r>
+    </w:p>
+    <w:p>
+      <w:pPr>
+        <w:numPr>
+          <w:ilvl w:val="0"/>
+          <w:numId w:val="31"/>
+        </w:numPr>
+        <w:tabs>
+          <w:tab w:val="left" w:pos="1080"/>
+        </w:tabs>
+      </w:pPr>
+      <w:r>
+        <w:rPr>
+          <w:b/>
+          <w:bCs/>
+        </w:rPr>
+        <w:t>Use NLP for Skill Extraction:</w:t>
+      </w:r>
+      <w:r>
+        <w:br/>
+        <w:t xml:space="preserve">Instead of keyword frequency counts, applying NLP techniques (like named entity recognition or word embeddings with </w:t>
+      </w:r>
+      <w:proofErr w:type="spellStart"/>
+      <w:r>
+        <w:t>spaCy</w:t>
+      </w:r>
+      <w:proofErr w:type="spellEnd"/>
+      <w:r>
+        <w:t>/BERT) could improve the accuracy of skill detection and reduce noise.</w:t>
+      </w:r>
+    </w:p>
+    <w:p>
+      <w:pPr>
+        <w:numPr>
+          <w:ilvl w:val="0"/>
+          <w:numId w:val="31"/>
+        </w:numPr>
+        <w:tabs>
+          <w:tab w:val="left" w:pos="1080"/>
+        </w:tabs>
+      </w:pPr>
+      <w:r>
+        <w:rPr>
+          <w:b/>
+          <w:bCs/>
+        </w:rPr>
+        <w:t>Tune Hyperparameters:</w:t>
+      </w:r>
+      <w:r>
+        <w:br/>
+        <w:t xml:space="preserve">The current models use default parameters. Performing grid search or random </w:t>
+      </w:r>
+      <w:r>
+        <w:lastRenderedPageBreak/>
+        <w:t>search hyperparameter tuning would likely improve performance and reduce overfitting.</w:t>
+      </w:r>
+    </w:p>
+    <w:p>
+      <w:pPr>
+        <w:numPr>
+          <w:ilvl w:val="0"/>
+          <w:numId w:val="31"/>
+        </w:numPr>
+        <w:tabs>
+          <w:tab w:val="left" w:pos="1080"/>
+        </w:tabs>
+      </w:pPr>
+      <w:r>
+        <w:rPr>
+          <w:b/>
+          <w:bCs/>
+        </w:rPr>
+        <w:t>Add More Features:</w:t>
+      </w:r>
+      <w:r>
+        <w:br/>
+        <w:t>Including features like company size, job seniority level, remote/on-site status, or industry type may further enhance the model’s ability to predict salaries accurately.</w:t>
       </w:r>
     </w:p>
     <w:sectPr>
-      <w:headerReference w:type="default" r:id="rId8"/>
+      <w:headerReference w:type="default" r:id="rId11"/>
       <w:pgSz w:w="12240" w:h="15840"/>
       <w:pgMar w:top="1440" w:right="1440" w:bottom="1440" w:left="1440" w:header="720" w:footer="720" w:gutter="0"/>
       <w:cols w:space="720"/>
@@ -3336,6 +6531,304 @@
     </w:lvl>
   </w:abstractNum>
   <w:abstractNum w:abstractNumId="1" w15:restartNumberingAfterBreak="0">
+    <w:nsid w:val="01A54E11"/>
+    <w:multiLevelType w:val="multilevel"/>
+    <w:tmpl w:val="734E1A0E"/>
+    <w:lvl w:ilvl="0">
+      <w:start w:val="1"/>
+      <w:numFmt w:val="bullet"/>
+      <w:lvlText w:val=""/>
+      <w:lvlJc w:val="left"/>
+      <w:pPr>
+        <w:tabs>
+          <w:tab w:val="num" w:pos="720"/>
+        </w:tabs>
+        <w:ind w:left="720" w:hanging="360"/>
+      </w:pPr>
+      <w:rPr>
+        <w:rFonts w:ascii="Symbol" w:hAnsi="Symbol" w:hint="default"/>
+        <w:sz w:val="20"/>
+      </w:rPr>
+    </w:lvl>
+    <w:lvl w:ilvl="1" w:tentative="1">
+      <w:start w:val="1"/>
+      <w:numFmt w:val="bullet"/>
+      <w:lvlText w:val="o"/>
+      <w:lvlJc w:val="left"/>
+      <w:pPr>
+        <w:tabs>
+          <w:tab w:val="num" w:pos="1440"/>
+        </w:tabs>
+        <w:ind w:left="1440" w:hanging="360"/>
+      </w:pPr>
+      <w:rPr>
+        <w:rFonts w:ascii="Courier New" w:hAnsi="Courier New" w:hint="default"/>
+        <w:sz w:val="20"/>
+      </w:rPr>
+    </w:lvl>
+    <w:lvl w:ilvl="2" w:tentative="1">
+      <w:start w:val="1"/>
+      <w:numFmt w:val="bullet"/>
+      <w:lvlText w:val=""/>
+      <w:lvlJc w:val="left"/>
+      <w:pPr>
+        <w:tabs>
+          <w:tab w:val="num" w:pos="2160"/>
+        </w:tabs>
+        <w:ind w:left="2160" w:hanging="360"/>
+      </w:pPr>
+      <w:rPr>
+        <w:rFonts w:ascii="Wingdings" w:hAnsi="Wingdings" w:hint="default"/>
+        <w:sz w:val="20"/>
+      </w:rPr>
+    </w:lvl>
+    <w:lvl w:ilvl="3" w:tentative="1">
+      <w:start w:val="1"/>
+      <w:numFmt w:val="bullet"/>
+      <w:lvlText w:val=""/>
+      <w:lvlJc w:val="left"/>
+      <w:pPr>
+        <w:tabs>
+          <w:tab w:val="num" w:pos="2880"/>
+        </w:tabs>
+        <w:ind w:left="2880" w:hanging="360"/>
+      </w:pPr>
+      <w:rPr>
+        <w:rFonts w:ascii="Wingdings" w:hAnsi="Wingdings" w:hint="default"/>
+        <w:sz w:val="20"/>
+      </w:rPr>
+    </w:lvl>
+    <w:lvl w:ilvl="4" w:tentative="1">
+      <w:start w:val="1"/>
+      <w:numFmt w:val="bullet"/>
+      <w:lvlText w:val=""/>
+      <w:lvlJc w:val="left"/>
+      <w:pPr>
+        <w:tabs>
+          <w:tab w:val="num" w:pos="3600"/>
+        </w:tabs>
+        <w:ind w:left="3600" w:hanging="360"/>
+      </w:pPr>
+      <w:rPr>
+        <w:rFonts w:ascii="Wingdings" w:hAnsi="Wingdings" w:hint="default"/>
+        <w:sz w:val="20"/>
+      </w:rPr>
+    </w:lvl>
+    <w:lvl w:ilvl="5" w:tentative="1">
+      <w:start w:val="1"/>
+      <w:numFmt w:val="bullet"/>
+      <w:lvlText w:val=""/>
+      <w:lvlJc w:val="left"/>
+      <w:pPr>
+        <w:tabs>
+          <w:tab w:val="num" w:pos="4320"/>
+        </w:tabs>
+        <w:ind w:left="4320" w:hanging="360"/>
+      </w:pPr>
+      <w:rPr>
+        <w:rFonts w:ascii="Wingdings" w:hAnsi="Wingdings" w:hint="default"/>
+        <w:sz w:val="20"/>
+      </w:rPr>
+    </w:lvl>
+    <w:lvl w:ilvl="6" w:tentative="1">
+      <w:start w:val="1"/>
+      <w:numFmt w:val="bullet"/>
+      <w:lvlText w:val=""/>
+      <w:lvlJc w:val="left"/>
+      <w:pPr>
+        <w:tabs>
+          <w:tab w:val="num" w:pos="5040"/>
+        </w:tabs>
+        <w:ind w:left="5040" w:hanging="360"/>
+      </w:pPr>
+      <w:rPr>
+        <w:rFonts w:ascii="Wingdings" w:hAnsi="Wingdings" w:hint="default"/>
+        <w:sz w:val="20"/>
+      </w:rPr>
+    </w:lvl>
+    <w:lvl w:ilvl="7" w:tentative="1">
+      <w:start w:val="1"/>
+      <w:numFmt w:val="bullet"/>
+      <w:lvlText w:val=""/>
+      <w:lvlJc w:val="left"/>
+      <w:pPr>
+        <w:tabs>
+          <w:tab w:val="num" w:pos="5760"/>
+        </w:tabs>
+        <w:ind w:left="5760" w:hanging="360"/>
+      </w:pPr>
+      <w:rPr>
+        <w:rFonts w:ascii="Wingdings" w:hAnsi="Wingdings" w:hint="default"/>
+        <w:sz w:val="20"/>
+      </w:rPr>
+    </w:lvl>
+    <w:lvl w:ilvl="8" w:tentative="1">
+      <w:start w:val="1"/>
+      <w:numFmt w:val="bullet"/>
+      <w:lvlText w:val=""/>
+      <w:lvlJc w:val="left"/>
+      <w:pPr>
+        <w:tabs>
+          <w:tab w:val="num" w:pos="6480"/>
+        </w:tabs>
+        <w:ind w:left="6480" w:hanging="360"/>
+      </w:pPr>
+      <w:rPr>
+        <w:rFonts w:ascii="Wingdings" w:hAnsi="Wingdings" w:hint="default"/>
+        <w:sz w:val="20"/>
+      </w:rPr>
+    </w:lvl>
+  </w:abstractNum>
+  <w:abstractNum w:abstractNumId="2" w15:restartNumberingAfterBreak="0">
+    <w:nsid w:val="01BA6710"/>
+    <w:multiLevelType w:val="multilevel"/>
+    <w:tmpl w:val="30F46FFC"/>
+    <w:lvl w:ilvl="0">
+      <w:start w:val="1"/>
+      <w:numFmt w:val="bullet"/>
+      <w:lvlText w:val=""/>
+      <w:lvlJc w:val="left"/>
+      <w:pPr>
+        <w:tabs>
+          <w:tab w:val="num" w:pos="720"/>
+        </w:tabs>
+        <w:ind w:left="720" w:hanging="360"/>
+      </w:pPr>
+      <w:rPr>
+        <w:rFonts w:ascii="Symbol" w:hAnsi="Symbol" w:hint="default"/>
+        <w:sz w:val="20"/>
+      </w:rPr>
+    </w:lvl>
+    <w:lvl w:ilvl="1" w:tentative="1">
+      <w:start w:val="1"/>
+      <w:numFmt w:val="bullet"/>
+      <w:lvlText w:val="o"/>
+      <w:lvlJc w:val="left"/>
+      <w:pPr>
+        <w:tabs>
+          <w:tab w:val="num" w:pos="1440"/>
+        </w:tabs>
+        <w:ind w:left="1440" w:hanging="360"/>
+      </w:pPr>
+      <w:rPr>
+        <w:rFonts w:ascii="Courier New" w:hAnsi="Courier New" w:hint="default"/>
+        <w:sz w:val="20"/>
+      </w:rPr>
+    </w:lvl>
+    <w:lvl w:ilvl="2" w:tentative="1">
+      <w:start w:val="1"/>
+      <w:numFmt w:val="bullet"/>
+      <w:lvlText w:val=""/>
+      <w:lvlJc w:val="left"/>
+      <w:pPr>
+        <w:tabs>
+          <w:tab w:val="num" w:pos="2160"/>
+        </w:tabs>
+        <w:ind w:left="2160" w:hanging="360"/>
+      </w:pPr>
+      <w:rPr>
+        <w:rFonts w:ascii="Wingdings" w:hAnsi="Wingdings" w:hint="default"/>
+        <w:sz w:val="20"/>
+      </w:rPr>
+    </w:lvl>
+    <w:lvl w:ilvl="3" w:tentative="1">
+      <w:start w:val="1"/>
+      <w:numFmt w:val="bullet"/>
+      <w:lvlText w:val=""/>
+      <w:lvlJc w:val="left"/>
+      <w:pPr>
+        <w:tabs>
+          <w:tab w:val="num" w:pos="2880"/>
+        </w:tabs>
+        <w:ind w:left="2880" w:hanging="360"/>
+      </w:pPr>
+      <w:rPr>
+        <w:rFonts w:ascii="Wingdings" w:hAnsi="Wingdings" w:hint="default"/>
+        <w:sz w:val="20"/>
+      </w:rPr>
+    </w:lvl>
+    <w:lvl w:ilvl="4" w:tentative="1">
+      <w:start w:val="1"/>
+      <w:numFmt w:val="bullet"/>
+      <w:lvlText w:val=""/>
+      <w:lvlJc w:val="left"/>
+      <w:pPr>
+        <w:tabs>
+          <w:tab w:val="num" w:pos="3600"/>
+        </w:tabs>
+        <w:ind w:left="3600" w:hanging="360"/>
+      </w:pPr>
+      <w:rPr>
+        <w:rFonts w:ascii="Wingdings" w:hAnsi="Wingdings" w:hint="default"/>
+        <w:sz w:val="20"/>
+      </w:rPr>
+    </w:lvl>
+    <w:lvl w:ilvl="5" w:tentative="1">
+      <w:start w:val="1"/>
+      <w:numFmt w:val="bullet"/>
+      <w:lvlText w:val=""/>
+      <w:lvlJc w:val="left"/>
+      <w:pPr>
+        <w:tabs>
+          <w:tab w:val="num" w:pos="4320"/>
+        </w:tabs>
+        <w:ind w:left="4320" w:hanging="360"/>
+      </w:pPr>
+      <w:rPr>
+        <w:rFonts w:ascii="Wingdings" w:hAnsi="Wingdings" w:hint="default"/>
+        <w:sz w:val="20"/>
+      </w:rPr>
+    </w:lvl>
+    <w:lvl w:ilvl="6" w:tentative="1">
+      <w:start w:val="1"/>
+      <w:numFmt w:val="bullet"/>
+      <w:lvlText w:val=""/>
+      <w:lvlJc w:val="left"/>
+      <w:pPr>
+        <w:tabs>
+          <w:tab w:val="num" w:pos="5040"/>
+        </w:tabs>
+        <w:ind w:left="5040" w:hanging="360"/>
+      </w:pPr>
+      <w:rPr>
+        <w:rFonts w:ascii="Wingdings" w:hAnsi="Wingdings" w:hint="default"/>
+        <w:sz w:val="20"/>
+      </w:rPr>
+    </w:lvl>
+    <w:lvl w:ilvl="7" w:tentative="1">
+      <w:start w:val="1"/>
+      <w:numFmt w:val="bullet"/>
+      <w:lvlText w:val=""/>
+      <w:lvlJc w:val="left"/>
+      <w:pPr>
+        <w:tabs>
+          <w:tab w:val="num" w:pos="5760"/>
+        </w:tabs>
+        <w:ind w:left="5760" w:hanging="360"/>
+      </w:pPr>
+      <w:rPr>
+        <w:rFonts w:ascii="Wingdings" w:hAnsi="Wingdings" w:hint="default"/>
+        <w:sz w:val="20"/>
+      </w:rPr>
+    </w:lvl>
+    <w:lvl w:ilvl="8" w:tentative="1">
+      <w:start w:val="1"/>
+      <w:numFmt w:val="bullet"/>
+      <w:lvlText w:val=""/>
+      <w:lvlJc w:val="left"/>
+      <w:pPr>
+        <w:tabs>
+          <w:tab w:val="num" w:pos="6480"/>
+        </w:tabs>
+        <w:ind w:left="6480" w:hanging="360"/>
+      </w:pPr>
+      <w:rPr>
+        <w:rFonts w:ascii="Wingdings" w:hAnsi="Wingdings" w:hint="default"/>
+        <w:sz w:val="20"/>
+      </w:rPr>
+    </w:lvl>
+  </w:abstractNum>
+  <w:abstractNum w:abstractNumId="3" w15:restartNumberingAfterBreak="0">
     <w:nsid w:val="01DC107A"/>
     <w:multiLevelType w:val="multilevel"/>
     <w:tmpl w:val="98706F64"/>
@@ -3484,7 +6977,7 @@
       </w:rPr>
     </w:lvl>
   </w:abstractNum>
-  <w:abstractNum w:abstractNumId="2" w15:restartNumberingAfterBreak="0">
+  <w:abstractNum w:abstractNumId="4" w15:restartNumberingAfterBreak="0">
     <w:nsid w:val="055F38F2"/>
     <w:multiLevelType w:val="multilevel"/>
     <w:tmpl w:val="DC7894BE"/>
@@ -3633,7 +7126,156 @@
       </w:rPr>
     </w:lvl>
   </w:abstractNum>
-  <w:abstractNum w:abstractNumId="3" w15:restartNumberingAfterBreak="0">
+  <w:abstractNum w:abstractNumId="5" w15:restartNumberingAfterBreak="0">
+    <w:nsid w:val="05FA7131"/>
+    <w:multiLevelType w:val="multilevel"/>
+    <w:tmpl w:val="656C55B0"/>
+    <w:lvl w:ilvl="0">
+      <w:start w:val="1"/>
+      <w:numFmt w:val="bullet"/>
+      <w:lvlText w:val=""/>
+      <w:lvlJc w:val="left"/>
+      <w:pPr>
+        <w:tabs>
+          <w:tab w:val="num" w:pos="720"/>
+        </w:tabs>
+        <w:ind w:left="720" w:hanging="360"/>
+      </w:pPr>
+      <w:rPr>
+        <w:rFonts w:ascii="Symbol" w:hAnsi="Symbol" w:hint="default"/>
+        <w:sz w:val="20"/>
+      </w:rPr>
+    </w:lvl>
+    <w:lvl w:ilvl="1">
+      <w:start w:val="1"/>
+      <w:numFmt w:val="bullet"/>
+      <w:lvlText w:val="o"/>
+      <w:lvlJc w:val="left"/>
+      <w:pPr>
+        <w:tabs>
+          <w:tab w:val="num" w:pos="1440"/>
+        </w:tabs>
+        <w:ind w:left="1440" w:hanging="360"/>
+      </w:pPr>
+      <w:rPr>
+        <w:rFonts w:ascii="Courier New" w:hAnsi="Courier New" w:hint="default"/>
+        <w:sz w:val="20"/>
+      </w:rPr>
+    </w:lvl>
+    <w:lvl w:ilvl="2" w:tentative="1">
+      <w:start w:val="1"/>
+      <w:numFmt w:val="bullet"/>
+      <w:lvlText w:val=""/>
+      <w:lvlJc w:val="left"/>
+      <w:pPr>
+        <w:tabs>
+          <w:tab w:val="num" w:pos="2160"/>
+        </w:tabs>
+        <w:ind w:left="2160" w:hanging="360"/>
+      </w:pPr>
+      <w:rPr>
+        <w:rFonts w:ascii="Wingdings" w:hAnsi="Wingdings" w:hint="default"/>
+        <w:sz w:val="20"/>
+      </w:rPr>
+    </w:lvl>
+    <w:lvl w:ilvl="3" w:tentative="1">
+      <w:start w:val="1"/>
+      <w:numFmt w:val="bullet"/>
+      <w:lvlText w:val=""/>
+      <w:lvlJc w:val="left"/>
+      <w:pPr>
+        <w:tabs>
+          <w:tab w:val="num" w:pos="2880"/>
+        </w:tabs>
+        <w:ind w:left="2880" w:hanging="360"/>
+      </w:pPr>
+      <w:rPr>
+        <w:rFonts w:ascii="Wingdings" w:hAnsi="Wingdings" w:hint="default"/>
+        <w:sz w:val="20"/>
+      </w:rPr>
+    </w:lvl>
+    <w:lvl w:ilvl="4" w:tentative="1">
+      <w:start w:val="1"/>
+      <w:numFmt w:val="bullet"/>
+      <w:lvlText w:val=""/>
+      <w:lvlJc w:val="left"/>
+      <w:pPr>
+        <w:tabs>
+          <w:tab w:val="num" w:pos="3600"/>
+        </w:tabs>
+        <w:ind w:left="3600" w:hanging="360"/>
+      </w:pPr>
+      <w:rPr>
+        <w:rFonts w:ascii="Wingdings" w:hAnsi="Wingdings" w:hint="default"/>
+        <w:sz w:val="20"/>
+      </w:rPr>
+    </w:lvl>
+    <w:lvl w:ilvl="5" w:tentative="1">
+      <w:start w:val="1"/>
+      <w:numFmt w:val="bullet"/>
+      <w:lvlText w:val=""/>
+      <w:lvlJc w:val="left"/>
+      <w:pPr>
+        <w:tabs>
+          <w:tab w:val="num" w:pos="4320"/>
+        </w:tabs>
+        <w:ind w:left="4320" w:hanging="360"/>
+      </w:pPr>
+      <w:rPr>
+        <w:rFonts w:ascii="Wingdings" w:hAnsi="Wingdings" w:hint="default"/>
+        <w:sz w:val="20"/>
+      </w:rPr>
+    </w:lvl>
+    <w:lvl w:ilvl="6" w:tentative="1">
+      <w:start w:val="1"/>
+      <w:numFmt w:val="bullet"/>
+      <w:lvlText w:val=""/>
+      <w:lvlJc w:val="left"/>
+      <w:pPr>
+        <w:tabs>
+          <w:tab w:val="num" w:pos="5040"/>
+        </w:tabs>
+        <w:ind w:left="5040" w:hanging="360"/>
+      </w:pPr>
+      <w:rPr>
+        <w:rFonts w:ascii="Wingdings" w:hAnsi="Wingdings" w:hint="default"/>
+        <w:sz w:val="20"/>
+      </w:rPr>
+    </w:lvl>
+    <w:lvl w:ilvl="7" w:tentative="1">
+      <w:start w:val="1"/>
+      <w:numFmt w:val="bullet"/>
+      <w:lvlText w:val=""/>
+      <w:lvlJc w:val="left"/>
+      <w:pPr>
+        <w:tabs>
+          <w:tab w:val="num" w:pos="5760"/>
+        </w:tabs>
+        <w:ind w:left="5760" w:hanging="360"/>
+      </w:pPr>
+      <w:rPr>
+        <w:rFonts w:ascii="Wingdings" w:hAnsi="Wingdings" w:hint="default"/>
+        <w:sz w:val="20"/>
+      </w:rPr>
+    </w:lvl>
+    <w:lvl w:ilvl="8" w:tentative="1">
+      <w:start w:val="1"/>
+      <w:numFmt w:val="bullet"/>
+      <w:lvlText w:val=""/>
+      <w:lvlJc w:val="left"/>
+      <w:pPr>
+        <w:tabs>
+          <w:tab w:val="num" w:pos="6480"/>
+        </w:tabs>
+        <w:ind w:left="6480" w:hanging="360"/>
+      </w:pPr>
+      <w:rPr>
+        <w:rFonts w:ascii="Wingdings" w:hAnsi="Wingdings" w:hint="default"/>
+        <w:sz w:val="20"/>
+      </w:rPr>
+    </w:lvl>
+  </w:abstractNum>
+  <w:abstractNum w:abstractNumId="6" w15:restartNumberingAfterBreak="0">
     <w:nsid w:val="06440324"/>
     <w:multiLevelType w:val="multilevel"/>
     <w:tmpl w:val="78ACEAAA"/>
@@ -3746,7 +7388,7 @@
       </w:pPr>
     </w:lvl>
   </w:abstractNum>
-  <w:abstractNum w:abstractNumId="4" w15:restartNumberingAfterBreak="0">
+  <w:abstractNum w:abstractNumId="7" w15:restartNumberingAfterBreak="0">
     <w:nsid w:val="078F17FE"/>
     <w:multiLevelType w:val="multilevel"/>
     <w:tmpl w:val="40EC27D0"/>
@@ -3895,7 +7537,156 @@
       </w:rPr>
     </w:lvl>
   </w:abstractNum>
-  <w:abstractNum w:abstractNumId="5" w15:restartNumberingAfterBreak="0">
+  <w:abstractNum w:abstractNumId="8" w15:restartNumberingAfterBreak="0">
+    <w:nsid w:val="094A0C82"/>
+    <w:multiLevelType w:val="multilevel"/>
+    <w:tmpl w:val="0C0EAF2E"/>
+    <w:lvl w:ilvl="0">
+      <w:start w:val="1"/>
+      <w:numFmt w:val="bullet"/>
+      <w:lvlText w:val=""/>
+      <w:lvlJc w:val="left"/>
+      <w:pPr>
+        <w:tabs>
+          <w:tab w:val="num" w:pos="720"/>
+        </w:tabs>
+        <w:ind w:left="720" w:hanging="360"/>
+      </w:pPr>
+      <w:rPr>
+        <w:rFonts w:ascii="Symbol" w:hAnsi="Symbol" w:hint="default"/>
+        <w:sz w:val="20"/>
+      </w:rPr>
+    </w:lvl>
+    <w:lvl w:ilvl="1">
+      <w:start w:val="1"/>
+      <w:numFmt w:val="bullet"/>
+      <w:lvlText w:val="o"/>
+      <w:lvlJc w:val="left"/>
+      <w:pPr>
+        <w:tabs>
+          <w:tab w:val="num" w:pos="1440"/>
+        </w:tabs>
+        <w:ind w:left="1440" w:hanging="360"/>
+      </w:pPr>
+      <w:rPr>
+        <w:rFonts w:ascii="Courier New" w:hAnsi="Courier New" w:hint="default"/>
+        <w:sz w:val="20"/>
+      </w:rPr>
+    </w:lvl>
+    <w:lvl w:ilvl="2" w:tentative="1">
+      <w:start w:val="1"/>
+      <w:numFmt w:val="bullet"/>
+      <w:lvlText w:val=""/>
+      <w:lvlJc w:val="left"/>
+      <w:pPr>
+        <w:tabs>
+          <w:tab w:val="num" w:pos="2160"/>
+        </w:tabs>
+        <w:ind w:left="2160" w:hanging="360"/>
+      </w:pPr>
+      <w:rPr>
+        <w:rFonts w:ascii="Wingdings" w:hAnsi="Wingdings" w:hint="default"/>
+        <w:sz w:val="20"/>
+      </w:rPr>
+    </w:lvl>
+    <w:lvl w:ilvl="3" w:tentative="1">
+      <w:start w:val="1"/>
+      <w:numFmt w:val="bullet"/>
+      <w:lvlText w:val=""/>
+      <w:lvlJc w:val="left"/>
+      <w:pPr>
+        <w:tabs>
+          <w:tab w:val="num" w:pos="2880"/>
+        </w:tabs>
+        <w:ind w:left="2880" w:hanging="360"/>
+      </w:pPr>
+      <w:rPr>
+        <w:rFonts w:ascii="Wingdings" w:hAnsi="Wingdings" w:hint="default"/>
+        <w:sz w:val="20"/>
+      </w:rPr>
+    </w:lvl>
+    <w:lvl w:ilvl="4" w:tentative="1">
+      <w:start w:val="1"/>
+      <w:numFmt w:val="bullet"/>
+      <w:lvlText w:val=""/>
+      <w:lvlJc w:val="left"/>
+      <w:pPr>
+        <w:tabs>
+          <w:tab w:val="num" w:pos="3600"/>
+        </w:tabs>
+        <w:ind w:left="3600" w:hanging="360"/>
+      </w:pPr>
+      <w:rPr>
+        <w:rFonts w:ascii="Wingdings" w:hAnsi="Wingdings" w:hint="default"/>
+        <w:sz w:val="20"/>
+      </w:rPr>
+    </w:lvl>
+    <w:lvl w:ilvl="5" w:tentative="1">
+      <w:start w:val="1"/>
+      <w:numFmt w:val="bullet"/>
+      <w:lvlText w:val=""/>
+      <w:lvlJc w:val="left"/>
+      <w:pPr>
+        <w:tabs>
+          <w:tab w:val="num" w:pos="4320"/>
+        </w:tabs>
+        <w:ind w:left="4320" w:hanging="360"/>
+      </w:pPr>
+      <w:rPr>
+        <w:rFonts w:ascii="Wingdings" w:hAnsi="Wingdings" w:hint="default"/>
+        <w:sz w:val="20"/>
+      </w:rPr>
+    </w:lvl>
+    <w:lvl w:ilvl="6" w:tentative="1">
+      <w:start w:val="1"/>
+      <w:numFmt w:val="bullet"/>
+      <w:lvlText w:val=""/>
+      <w:lvlJc w:val="left"/>
+      <w:pPr>
+        <w:tabs>
+          <w:tab w:val="num" w:pos="5040"/>
+        </w:tabs>
+        <w:ind w:left="5040" w:hanging="360"/>
+      </w:pPr>
+      <w:rPr>
+        <w:rFonts w:ascii="Wingdings" w:hAnsi="Wingdings" w:hint="default"/>
+        <w:sz w:val="20"/>
+      </w:rPr>
+    </w:lvl>
+    <w:lvl w:ilvl="7" w:tentative="1">
+      <w:start w:val="1"/>
+      <w:numFmt w:val="bullet"/>
+      <w:lvlText w:val=""/>
+      <w:lvlJc w:val="left"/>
+      <w:pPr>
+        <w:tabs>
+          <w:tab w:val="num" w:pos="5760"/>
+        </w:tabs>
+        <w:ind w:left="5760" w:hanging="360"/>
+      </w:pPr>
+      <w:rPr>
+        <w:rFonts w:ascii="Wingdings" w:hAnsi="Wingdings" w:hint="default"/>
+        <w:sz w:val="20"/>
+      </w:rPr>
+    </w:lvl>
+    <w:lvl w:ilvl="8" w:tentative="1">
+      <w:start w:val="1"/>
+      <w:numFmt w:val="bullet"/>
+      <w:lvlText w:val=""/>
+      <w:lvlJc w:val="left"/>
+      <w:pPr>
+        <w:tabs>
+          <w:tab w:val="num" w:pos="6480"/>
+        </w:tabs>
+        <w:ind w:left="6480" w:hanging="360"/>
+      </w:pPr>
+      <w:rPr>
+        <w:rFonts w:ascii="Wingdings" w:hAnsi="Wingdings" w:hint="default"/>
+        <w:sz w:val="20"/>
+      </w:rPr>
+    </w:lvl>
+  </w:abstractNum>
+  <w:abstractNum w:abstractNumId="9" w15:restartNumberingAfterBreak="0">
     <w:nsid w:val="09E12576"/>
     <w:multiLevelType w:val="multilevel"/>
     <w:tmpl w:val="A41EC2D2"/>
@@ -4008,7 +7799,156 @@
       </w:pPr>
     </w:lvl>
   </w:abstractNum>
-  <w:abstractNum w:abstractNumId="6" w15:restartNumberingAfterBreak="0">
+  <w:abstractNum w:abstractNumId="10" w15:restartNumberingAfterBreak="0">
+    <w:nsid w:val="0F820F4B"/>
+    <w:multiLevelType w:val="multilevel"/>
+    <w:tmpl w:val="D458C56E"/>
+    <w:lvl w:ilvl="0">
+      <w:start w:val="1"/>
+      <w:numFmt w:val="bullet"/>
+      <w:lvlText w:val=""/>
+      <w:lvlJc w:val="left"/>
+      <w:pPr>
+        <w:tabs>
+          <w:tab w:val="num" w:pos="720"/>
+        </w:tabs>
+        <w:ind w:left="720" w:hanging="360"/>
+      </w:pPr>
+      <w:rPr>
+        <w:rFonts w:ascii="Symbol" w:hAnsi="Symbol" w:hint="default"/>
+        <w:sz w:val="20"/>
+      </w:rPr>
+    </w:lvl>
+    <w:lvl w:ilvl="1">
+      <w:start w:val="1"/>
+      <w:numFmt w:val="bullet"/>
+      <w:lvlText w:val="o"/>
+      <w:lvlJc w:val="left"/>
+      <w:pPr>
+        <w:tabs>
+          <w:tab w:val="num" w:pos="1440"/>
+        </w:tabs>
+        <w:ind w:left="1440" w:hanging="360"/>
+      </w:pPr>
+      <w:rPr>
+        <w:rFonts w:ascii="Courier New" w:hAnsi="Courier New" w:hint="default"/>
+        <w:sz w:val="20"/>
+      </w:rPr>
+    </w:lvl>
+    <w:lvl w:ilvl="2" w:tentative="1">
+      <w:start w:val="1"/>
+      <w:numFmt w:val="bullet"/>
+      <w:lvlText w:val=""/>
+      <w:lvlJc w:val="left"/>
+      <w:pPr>
+        <w:tabs>
+          <w:tab w:val="num" w:pos="2160"/>
+        </w:tabs>
+        <w:ind w:left="2160" w:hanging="360"/>
+      </w:pPr>
+      <w:rPr>
+        <w:rFonts w:ascii="Wingdings" w:hAnsi="Wingdings" w:hint="default"/>
+        <w:sz w:val="20"/>
+      </w:rPr>
+    </w:lvl>
+    <w:lvl w:ilvl="3" w:tentative="1">
+      <w:start w:val="1"/>
+      <w:numFmt w:val="bullet"/>
+      <w:lvlText w:val=""/>
+      <w:lvlJc w:val="left"/>
+      <w:pPr>
+        <w:tabs>
+          <w:tab w:val="num" w:pos="2880"/>
+        </w:tabs>
+        <w:ind w:left="2880" w:hanging="360"/>
+      </w:pPr>
+      <w:rPr>
+        <w:rFonts w:ascii="Wingdings" w:hAnsi="Wingdings" w:hint="default"/>
+        <w:sz w:val="20"/>
+      </w:rPr>
+    </w:lvl>
+    <w:lvl w:ilvl="4" w:tentative="1">
+      <w:start w:val="1"/>
+      <w:numFmt w:val="bullet"/>
+      <w:lvlText w:val=""/>
+      <w:lvlJc w:val="left"/>
+      <w:pPr>
+        <w:tabs>
+          <w:tab w:val="num" w:pos="3600"/>
+        </w:tabs>
+        <w:ind w:left="3600" w:hanging="360"/>
+      </w:pPr>
+      <w:rPr>
+        <w:rFonts w:ascii="Wingdings" w:hAnsi="Wingdings" w:hint="default"/>
+        <w:sz w:val="20"/>
+      </w:rPr>
+    </w:lvl>
+    <w:lvl w:ilvl="5" w:tentative="1">
+      <w:start w:val="1"/>
+      <w:numFmt w:val="bullet"/>
+      <w:lvlText w:val=""/>
+      <w:lvlJc w:val="left"/>
+      <w:pPr>
+        <w:tabs>
+          <w:tab w:val="num" w:pos="4320"/>
+        </w:tabs>
+        <w:ind w:left="4320" w:hanging="360"/>
+      </w:pPr>
+      <w:rPr>
+        <w:rFonts w:ascii="Wingdings" w:hAnsi="Wingdings" w:hint="default"/>
+        <w:sz w:val="20"/>
+      </w:rPr>
+    </w:lvl>
+    <w:lvl w:ilvl="6" w:tentative="1">
+      <w:start w:val="1"/>
+      <w:numFmt w:val="bullet"/>
+      <w:lvlText w:val=""/>
+      <w:lvlJc w:val="left"/>
+      <w:pPr>
+        <w:tabs>
+          <w:tab w:val="num" w:pos="5040"/>
+        </w:tabs>
+        <w:ind w:left="5040" w:hanging="360"/>
+      </w:pPr>
+      <w:rPr>
+        <w:rFonts w:ascii="Wingdings" w:hAnsi="Wingdings" w:hint="default"/>
+        <w:sz w:val="20"/>
+      </w:rPr>
+    </w:lvl>
+    <w:lvl w:ilvl="7" w:tentative="1">
+      <w:start w:val="1"/>
+      <w:numFmt w:val="bullet"/>
+      <w:lvlText w:val=""/>
+      <w:lvlJc w:val="left"/>
+      <w:pPr>
+        <w:tabs>
+          <w:tab w:val="num" w:pos="5760"/>
+        </w:tabs>
+        <w:ind w:left="5760" w:hanging="360"/>
+      </w:pPr>
+      <w:rPr>
+        <w:rFonts w:ascii="Wingdings" w:hAnsi="Wingdings" w:hint="default"/>
+        <w:sz w:val="20"/>
+      </w:rPr>
+    </w:lvl>
+    <w:lvl w:ilvl="8" w:tentative="1">
+      <w:start w:val="1"/>
+      <w:numFmt w:val="bullet"/>
+      <w:lvlText w:val=""/>
+      <w:lvlJc w:val="left"/>
+      <w:pPr>
+        <w:tabs>
+          <w:tab w:val="num" w:pos="6480"/>
+        </w:tabs>
+        <w:ind w:left="6480" w:hanging="360"/>
+      </w:pPr>
+      <w:rPr>
+        <w:rFonts w:ascii="Wingdings" w:hAnsi="Wingdings" w:hint="default"/>
+        <w:sz w:val="20"/>
+      </w:rPr>
+    </w:lvl>
+  </w:abstractNum>
+  <w:abstractNum w:abstractNumId="11" w15:restartNumberingAfterBreak="0">
     <w:nsid w:val="1160442C"/>
     <w:multiLevelType w:val="multilevel"/>
     <w:tmpl w:val="32B6C24E"/>
@@ -4157,7 +8097,7 @@
       </w:rPr>
     </w:lvl>
   </w:abstractNum>
-  <w:abstractNum w:abstractNumId="7" w15:restartNumberingAfterBreak="0">
+  <w:abstractNum w:abstractNumId="12" w15:restartNumberingAfterBreak="0">
     <w:nsid w:val="149A0513"/>
     <w:multiLevelType w:val="multilevel"/>
     <w:tmpl w:val="B1F20E6C"/>
@@ -4306,7 +8246,156 @@
       </w:rPr>
     </w:lvl>
   </w:abstractNum>
-  <w:abstractNum w:abstractNumId="8" w15:restartNumberingAfterBreak="0">
+  <w:abstractNum w:abstractNumId="13" w15:restartNumberingAfterBreak="0">
+    <w:nsid w:val="17721BB4"/>
+    <w:multiLevelType w:val="multilevel"/>
+    <w:tmpl w:val="EAD450DC"/>
+    <w:lvl w:ilvl="0">
+      <w:start w:val="1"/>
+      <w:numFmt w:val="bullet"/>
+      <w:lvlText w:val=""/>
+      <w:lvlJc w:val="left"/>
+      <w:pPr>
+        <w:tabs>
+          <w:tab w:val="num" w:pos="720"/>
+        </w:tabs>
+        <w:ind w:left="720" w:hanging="360"/>
+      </w:pPr>
+      <w:rPr>
+        <w:rFonts w:ascii="Symbol" w:hAnsi="Symbol" w:hint="default"/>
+        <w:sz w:val="20"/>
+      </w:rPr>
+    </w:lvl>
+    <w:lvl w:ilvl="1">
+      <w:start w:val="1"/>
+      <w:numFmt w:val="bullet"/>
+      <w:lvlText w:val="o"/>
+      <w:lvlJc w:val="left"/>
+      <w:pPr>
+        <w:tabs>
+          <w:tab w:val="num" w:pos="1440"/>
+        </w:tabs>
+        <w:ind w:left="1440" w:hanging="360"/>
+      </w:pPr>
+      <w:rPr>
+        <w:rFonts w:ascii="Courier New" w:hAnsi="Courier New" w:hint="default"/>
+        <w:sz w:val="20"/>
+      </w:rPr>
+    </w:lvl>
+    <w:lvl w:ilvl="2" w:tentative="1">
+      <w:start w:val="1"/>
+      <w:numFmt w:val="bullet"/>
+      <w:lvlText w:val=""/>
+      <w:lvlJc w:val="left"/>
+      <w:pPr>
+        <w:tabs>
+          <w:tab w:val="num" w:pos="2160"/>
+        </w:tabs>
+        <w:ind w:left="2160" w:hanging="360"/>
+      </w:pPr>
+      <w:rPr>
+        <w:rFonts w:ascii="Wingdings" w:hAnsi="Wingdings" w:hint="default"/>
+        <w:sz w:val="20"/>
+      </w:rPr>
+    </w:lvl>
+    <w:lvl w:ilvl="3" w:tentative="1">
+      <w:start w:val="1"/>
+      <w:numFmt w:val="bullet"/>
+      <w:lvlText w:val=""/>
+      <w:lvlJc w:val="left"/>
+      <w:pPr>
+        <w:tabs>
+          <w:tab w:val="num" w:pos="2880"/>
+        </w:tabs>
+        <w:ind w:left="2880" w:hanging="360"/>
+      </w:pPr>
+      <w:rPr>
+        <w:rFonts w:ascii="Wingdings" w:hAnsi="Wingdings" w:hint="default"/>
+        <w:sz w:val="20"/>
+      </w:rPr>
+    </w:lvl>
+    <w:lvl w:ilvl="4" w:tentative="1">
+      <w:start w:val="1"/>
+      <w:numFmt w:val="bullet"/>
+      <w:lvlText w:val=""/>
+      <w:lvlJc w:val="left"/>
+      <w:pPr>
+        <w:tabs>
+          <w:tab w:val="num" w:pos="3600"/>
+        </w:tabs>
+        <w:ind w:left="3600" w:hanging="360"/>
+      </w:pPr>
+      <w:rPr>
+        <w:rFonts w:ascii="Wingdings" w:hAnsi="Wingdings" w:hint="default"/>
+        <w:sz w:val="20"/>
+      </w:rPr>
+    </w:lvl>
+    <w:lvl w:ilvl="5" w:tentative="1">
+      <w:start w:val="1"/>
+      <w:numFmt w:val="bullet"/>
+      <w:lvlText w:val=""/>
+      <w:lvlJc w:val="left"/>
+      <w:pPr>
+        <w:tabs>
+          <w:tab w:val="num" w:pos="4320"/>
+        </w:tabs>
+        <w:ind w:left="4320" w:hanging="360"/>
+      </w:pPr>
+      <w:rPr>
+        <w:rFonts w:ascii="Wingdings" w:hAnsi="Wingdings" w:hint="default"/>
+        <w:sz w:val="20"/>
+      </w:rPr>
+    </w:lvl>
+    <w:lvl w:ilvl="6" w:tentative="1">
+      <w:start w:val="1"/>
+      <w:numFmt w:val="bullet"/>
+      <w:lvlText w:val=""/>
+      <w:lvlJc w:val="left"/>
+      <w:pPr>
+        <w:tabs>
+          <w:tab w:val="num" w:pos="5040"/>
+        </w:tabs>
+        <w:ind w:left="5040" w:hanging="360"/>
+      </w:pPr>
+      <w:rPr>
+        <w:rFonts w:ascii="Wingdings" w:hAnsi="Wingdings" w:hint="default"/>
+        <w:sz w:val="20"/>
+      </w:rPr>
+    </w:lvl>
+    <w:lvl w:ilvl="7" w:tentative="1">
+      <w:start w:val="1"/>
+      <w:numFmt w:val="bullet"/>
+      <w:lvlText w:val=""/>
+      <w:lvlJc w:val="left"/>
+      <w:pPr>
+        <w:tabs>
+          <w:tab w:val="num" w:pos="5760"/>
+        </w:tabs>
+        <w:ind w:left="5760" w:hanging="360"/>
+      </w:pPr>
+      <w:rPr>
+        <w:rFonts w:ascii="Wingdings" w:hAnsi="Wingdings" w:hint="default"/>
+        <w:sz w:val="20"/>
+      </w:rPr>
+    </w:lvl>
+    <w:lvl w:ilvl="8" w:tentative="1">
+      <w:start w:val="1"/>
+      <w:numFmt w:val="bullet"/>
+      <w:lvlText w:val=""/>
+      <w:lvlJc w:val="left"/>
+      <w:pPr>
+        <w:tabs>
+          <w:tab w:val="num" w:pos="6480"/>
+        </w:tabs>
+        <w:ind w:left="6480" w:hanging="360"/>
+      </w:pPr>
+      <w:rPr>
+        <w:rFonts w:ascii="Wingdings" w:hAnsi="Wingdings" w:hint="default"/>
+        <w:sz w:val="20"/>
+      </w:rPr>
+    </w:lvl>
+  </w:abstractNum>
+  <w:abstractNum w:abstractNumId="14" w15:restartNumberingAfterBreak="0">
     <w:nsid w:val="18A76AB5"/>
     <w:multiLevelType w:val="multilevel"/>
     <w:tmpl w:val="FD86C6D0"/>
@@ -4455,7 +8544,156 @@
       </w:rPr>
     </w:lvl>
   </w:abstractNum>
-  <w:abstractNum w:abstractNumId="9" w15:restartNumberingAfterBreak="0">
+  <w:abstractNum w:abstractNumId="15" w15:restartNumberingAfterBreak="0">
+    <w:nsid w:val="29BF4216"/>
+    <w:multiLevelType w:val="multilevel"/>
+    <w:tmpl w:val="27042B92"/>
+    <w:lvl w:ilvl="0">
+      <w:start w:val="1"/>
+      <w:numFmt w:val="bullet"/>
+      <w:lvlText w:val=""/>
+      <w:lvlJc w:val="left"/>
+      <w:pPr>
+        <w:tabs>
+          <w:tab w:val="num" w:pos="720"/>
+        </w:tabs>
+        <w:ind w:left="720" w:hanging="360"/>
+      </w:pPr>
+      <w:rPr>
+        <w:rFonts w:ascii="Symbol" w:hAnsi="Symbol" w:hint="default"/>
+        <w:sz w:val="20"/>
+      </w:rPr>
+    </w:lvl>
+    <w:lvl w:ilvl="1">
+      <w:start w:val="1"/>
+      <w:numFmt w:val="bullet"/>
+      <w:lvlText w:val="o"/>
+      <w:lvlJc w:val="left"/>
+      <w:pPr>
+        <w:tabs>
+          <w:tab w:val="num" w:pos="1440"/>
+        </w:tabs>
+        <w:ind w:left="1440" w:hanging="360"/>
+      </w:pPr>
+      <w:rPr>
+        <w:rFonts w:ascii="Courier New" w:hAnsi="Courier New" w:hint="default"/>
+        <w:sz w:val="20"/>
+      </w:rPr>
+    </w:lvl>
+    <w:lvl w:ilvl="2" w:tentative="1">
+      <w:start w:val="1"/>
+      <w:numFmt w:val="bullet"/>
+      <w:lvlText w:val=""/>
+      <w:lvlJc w:val="left"/>
+      <w:pPr>
+        <w:tabs>
+          <w:tab w:val="num" w:pos="2160"/>
+        </w:tabs>
+        <w:ind w:left="2160" w:hanging="360"/>
+      </w:pPr>
+      <w:rPr>
+        <w:rFonts w:ascii="Wingdings" w:hAnsi="Wingdings" w:hint="default"/>
+        <w:sz w:val="20"/>
+      </w:rPr>
+    </w:lvl>
+    <w:lvl w:ilvl="3" w:tentative="1">
+      <w:start w:val="1"/>
+      <w:numFmt w:val="bullet"/>
+      <w:lvlText w:val=""/>
+      <w:lvlJc w:val="left"/>
+      <w:pPr>
+        <w:tabs>
+          <w:tab w:val="num" w:pos="2880"/>
+        </w:tabs>
+        <w:ind w:left="2880" w:hanging="360"/>
+      </w:pPr>
+      <w:rPr>
+        <w:rFonts w:ascii="Wingdings" w:hAnsi="Wingdings" w:hint="default"/>
+        <w:sz w:val="20"/>
+      </w:rPr>
+    </w:lvl>
+    <w:lvl w:ilvl="4" w:tentative="1">
+      <w:start w:val="1"/>
+      <w:numFmt w:val="bullet"/>
+      <w:lvlText w:val=""/>
+      <w:lvlJc w:val="left"/>
+      <w:pPr>
+        <w:tabs>
+          <w:tab w:val="num" w:pos="3600"/>
+        </w:tabs>
+        <w:ind w:left="3600" w:hanging="360"/>
+      </w:pPr>
+      <w:rPr>
+        <w:rFonts w:ascii="Wingdings" w:hAnsi="Wingdings" w:hint="default"/>
+        <w:sz w:val="20"/>
+      </w:rPr>
+    </w:lvl>
+    <w:lvl w:ilvl="5" w:tentative="1">
+      <w:start w:val="1"/>
+      <w:numFmt w:val="bullet"/>
+      <w:lvlText w:val=""/>
+      <w:lvlJc w:val="left"/>
+      <w:pPr>
+        <w:tabs>
+          <w:tab w:val="num" w:pos="4320"/>
+        </w:tabs>
+        <w:ind w:left="4320" w:hanging="360"/>
+      </w:pPr>
+      <w:rPr>
+        <w:rFonts w:ascii="Wingdings" w:hAnsi="Wingdings" w:hint="default"/>
+        <w:sz w:val="20"/>
+      </w:rPr>
+    </w:lvl>
+    <w:lvl w:ilvl="6" w:tentative="1">
+      <w:start w:val="1"/>
+      <w:numFmt w:val="bullet"/>
+      <w:lvlText w:val=""/>
+      <w:lvlJc w:val="left"/>
+      <w:pPr>
+        <w:tabs>
+          <w:tab w:val="num" w:pos="5040"/>
+        </w:tabs>
+        <w:ind w:left="5040" w:hanging="360"/>
+      </w:pPr>
+      <w:rPr>
+        <w:rFonts w:ascii="Wingdings" w:hAnsi="Wingdings" w:hint="default"/>
+        <w:sz w:val="20"/>
+      </w:rPr>
+    </w:lvl>
+    <w:lvl w:ilvl="7" w:tentative="1">
+      <w:start w:val="1"/>
+      <w:numFmt w:val="bullet"/>
+      <w:lvlText w:val=""/>
+      <w:lvlJc w:val="left"/>
+      <w:pPr>
+        <w:tabs>
+          <w:tab w:val="num" w:pos="5760"/>
+        </w:tabs>
+        <w:ind w:left="5760" w:hanging="360"/>
+      </w:pPr>
+      <w:rPr>
+        <w:rFonts w:ascii="Wingdings" w:hAnsi="Wingdings" w:hint="default"/>
+        <w:sz w:val="20"/>
+      </w:rPr>
+    </w:lvl>
+    <w:lvl w:ilvl="8" w:tentative="1">
+      <w:start w:val="1"/>
+      <w:numFmt w:val="bullet"/>
+      <w:lvlText w:val=""/>
+      <w:lvlJc w:val="left"/>
+      <w:pPr>
+        <w:tabs>
+          <w:tab w:val="num" w:pos="6480"/>
+        </w:tabs>
+        <w:ind w:left="6480" w:hanging="360"/>
+      </w:pPr>
+      <w:rPr>
+        <w:rFonts w:ascii="Wingdings" w:hAnsi="Wingdings" w:hint="default"/>
+        <w:sz w:val="20"/>
+      </w:rPr>
+    </w:lvl>
+  </w:abstractNum>
+  <w:abstractNum w:abstractNumId="16" w15:restartNumberingAfterBreak="0">
     <w:nsid w:val="3E865343"/>
     <w:multiLevelType w:val="hybridMultilevel"/>
     <w:tmpl w:val="6B366184"/>
@@ -4544,7 +8782,7 @@
       </w:pPr>
     </w:lvl>
   </w:abstractNum>
-  <w:abstractNum w:abstractNumId="10" w15:restartNumberingAfterBreak="0">
+  <w:abstractNum w:abstractNumId="17" w15:restartNumberingAfterBreak="0">
     <w:nsid w:val="4525535C"/>
     <w:multiLevelType w:val="multilevel"/>
     <w:tmpl w:val="52E0AF52"/>
@@ -4693,7 +8931,7 @@
       </w:rPr>
     </w:lvl>
   </w:abstractNum>
-  <w:abstractNum w:abstractNumId="11" w15:restartNumberingAfterBreak="0">
+  <w:abstractNum w:abstractNumId="18" w15:restartNumberingAfterBreak="0">
     <w:nsid w:val="477E65BE"/>
     <w:multiLevelType w:val="multilevel"/>
     <w:tmpl w:val="C85CF93C"/>
@@ -4842,7 +9080,7 @@
       </w:rPr>
     </w:lvl>
   </w:abstractNum>
-  <w:abstractNum w:abstractNumId="12" w15:restartNumberingAfterBreak="0">
+  <w:abstractNum w:abstractNumId="19" w15:restartNumberingAfterBreak="0">
     <w:nsid w:val="4F8C7C5A"/>
     <w:multiLevelType w:val="multilevel"/>
     <w:tmpl w:val="9A124D8C"/>
@@ -4991,7 +9229,7 @@
       </w:rPr>
     </w:lvl>
   </w:abstractNum>
-  <w:abstractNum w:abstractNumId="13" w15:restartNumberingAfterBreak="0">
+  <w:abstractNum w:abstractNumId="20" w15:restartNumberingAfterBreak="0">
     <w:nsid w:val="51032FB9"/>
     <w:multiLevelType w:val="multilevel"/>
     <w:tmpl w:val="EEB2B9E0"/>
@@ -5140,7 +9378,603 @@
       </w:rPr>
     </w:lvl>
   </w:abstractNum>
-  <w:abstractNum w:abstractNumId="14" w15:restartNumberingAfterBreak="0">
+  <w:abstractNum w:abstractNumId="21" w15:restartNumberingAfterBreak="0">
+    <w:nsid w:val="51EE59B4"/>
+    <w:multiLevelType w:val="multilevel"/>
+    <w:tmpl w:val="3B78CEA6"/>
+    <w:lvl w:ilvl="0">
+      <w:start w:val="1"/>
+      <w:numFmt w:val="bullet"/>
+      <w:lvlText w:val=""/>
+      <w:lvlJc w:val="left"/>
+      <w:pPr>
+        <w:tabs>
+          <w:tab w:val="num" w:pos="720"/>
+        </w:tabs>
+        <w:ind w:left="720" w:hanging="360"/>
+      </w:pPr>
+      <w:rPr>
+        <w:rFonts w:ascii="Symbol" w:hAnsi="Symbol" w:hint="default"/>
+        <w:sz w:val="20"/>
+      </w:rPr>
+    </w:lvl>
+    <w:lvl w:ilvl="1" w:tentative="1">
+      <w:start w:val="1"/>
+      <w:numFmt w:val="bullet"/>
+      <w:lvlText w:val="o"/>
+      <w:lvlJc w:val="left"/>
+      <w:pPr>
+        <w:tabs>
+          <w:tab w:val="num" w:pos="1440"/>
+        </w:tabs>
+        <w:ind w:left="1440" w:hanging="360"/>
+      </w:pPr>
+      <w:rPr>
+        <w:rFonts w:ascii="Courier New" w:hAnsi="Courier New" w:hint="default"/>
+        <w:sz w:val="20"/>
+      </w:rPr>
+    </w:lvl>
+    <w:lvl w:ilvl="2" w:tentative="1">
+      <w:start w:val="1"/>
+      <w:numFmt w:val="bullet"/>
+      <w:lvlText w:val=""/>
+      <w:lvlJc w:val="left"/>
+      <w:pPr>
+        <w:tabs>
+          <w:tab w:val="num" w:pos="2160"/>
+        </w:tabs>
+        <w:ind w:left="2160" w:hanging="360"/>
+      </w:pPr>
+      <w:rPr>
+        <w:rFonts w:ascii="Wingdings" w:hAnsi="Wingdings" w:hint="default"/>
+        <w:sz w:val="20"/>
+      </w:rPr>
+    </w:lvl>
+    <w:lvl w:ilvl="3" w:tentative="1">
+      <w:start w:val="1"/>
+      <w:numFmt w:val="bullet"/>
+      <w:lvlText w:val=""/>
+      <w:lvlJc w:val="left"/>
+      <w:pPr>
+        <w:tabs>
+          <w:tab w:val="num" w:pos="2880"/>
+        </w:tabs>
+        <w:ind w:left="2880" w:hanging="360"/>
+      </w:pPr>
+      <w:rPr>
+        <w:rFonts w:ascii="Wingdings" w:hAnsi="Wingdings" w:hint="default"/>
+        <w:sz w:val="20"/>
+      </w:rPr>
+    </w:lvl>
+    <w:lvl w:ilvl="4" w:tentative="1">
+      <w:start w:val="1"/>
+      <w:numFmt w:val="bullet"/>
+      <w:lvlText w:val=""/>
+      <w:lvlJc w:val="left"/>
+      <w:pPr>
+        <w:tabs>
+          <w:tab w:val="num" w:pos="3600"/>
+        </w:tabs>
+        <w:ind w:left="3600" w:hanging="360"/>
+      </w:pPr>
+      <w:rPr>
+        <w:rFonts w:ascii="Wingdings" w:hAnsi="Wingdings" w:hint="default"/>
+        <w:sz w:val="20"/>
+      </w:rPr>
+    </w:lvl>
+    <w:lvl w:ilvl="5" w:tentative="1">
+      <w:start w:val="1"/>
+      <w:numFmt w:val="bullet"/>
+      <w:lvlText w:val=""/>
+      <w:lvlJc w:val="left"/>
+      <w:pPr>
+        <w:tabs>
+          <w:tab w:val="num" w:pos="4320"/>
+        </w:tabs>
+        <w:ind w:left="4320" w:hanging="360"/>
+      </w:pPr>
+      <w:rPr>
+        <w:rFonts w:ascii="Wingdings" w:hAnsi="Wingdings" w:hint="default"/>
+        <w:sz w:val="20"/>
+      </w:rPr>
+    </w:lvl>
+    <w:lvl w:ilvl="6" w:tentative="1">
+      <w:start w:val="1"/>
+      <w:numFmt w:val="bullet"/>
+      <w:lvlText w:val=""/>
+      <w:lvlJc w:val="left"/>
+      <w:pPr>
+        <w:tabs>
+          <w:tab w:val="num" w:pos="5040"/>
+        </w:tabs>
+        <w:ind w:left="5040" w:hanging="360"/>
+      </w:pPr>
+      <w:rPr>
+        <w:rFonts w:ascii="Wingdings" w:hAnsi="Wingdings" w:hint="default"/>
+        <w:sz w:val="20"/>
+      </w:rPr>
+    </w:lvl>
+    <w:lvl w:ilvl="7" w:tentative="1">
+      <w:start w:val="1"/>
+      <w:numFmt w:val="bullet"/>
+      <w:lvlText w:val=""/>
+      <w:lvlJc w:val="left"/>
+      <w:pPr>
+        <w:tabs>
+          <w:tab w:val="num" w:pos="5760"/>
+        </w:tabs>
+        <w:ind w:left="5760" w:hanging="360"/>
+      </w:pPr>
+      <w:rPr>
+        <w:rFonts w:ascii="Wingdings" w:hAnsi="Wingdings" w:hint="default"/>
+        <w:sz w:val="20"/>
+      </w:rPr>
+    </w:lvl>
+    <w:lvl w:ilvl="8" w:tentative="1">
+      <w:start w:val="1"/>
+      <w:numFmt w:val="bullet"/>
+      <w:lvlText w:val=""/>
+      <w:lvlJc w:val="left"/>
+      <w:pPr>
+        <w:tabs>
+          <w:tab w:val="num" w:pos="6480"/>
+        </w:tabs>
+        <w:ind w:left="6480" w:hanging="360"/>
+      </w:pPr>
+      <w:rPr>
+        <w:rFonts w:ascii="Wingdings" w:hAnsi="Wingdings" w:hint="default"/>
+        <w:sz w:val="20"/>
+      </w:rPr>
+    </w:lvl>
+  </w:abstractNum>
+  <w:abstractNum w:abstractNumId="22" w15:restartNumberingAfterBreak="0">
+    <w:nsid w:val="539531A4"/>
+    <w:multiLevelType w:val="multilevel"/>
+    <w:tmpl w:val="2654C556"/>
+    <w:lvl w:ilvl="0">
+      <w:start w:val="1"/>
+      <w:numFmt w:val="bullet"/>
+      <w:lvlText w:val=""/>
+      <w:lvlJc w:val="left"/>
+      <w:pPr>
+        <w:tabs>
+          <w:tab w:val="num" w:pos="720"/>
+        </w:tabs>
+        <w:ind w:left="720" w:hanging="360"/>
+      </w:pPr>
+      <w:rPr>
+        <w:rFonts w:ascii="Symbol" w:hAnsi="Symbol" w:hint="default"/>
+        <w:sz w:val="20"/>
+      </w:rPr>
+    </w:lvl>
+    <w:lvl w:ilvl="1" w:tentative="1">
+      <w:start w:val="1"/>
+      <w:numFmt w:val="bullet"/>
+      <w:lvlText w:val="o"/>
+      <w:lvlJc w:val="left"/>
+      <w:pPr>
+        <w:tabs>
+          <w:tab w:val="num" w:pos="1440"/>
+        </w:tabs>
+        <w:ind w:left="1440" w:hanging="360"/>
+      </w:pPr>
+      <w:rPr>
+        <w:rFonts w:ascii="Courier New" w:hAnsi="Courier New" w:hint="default"/>
+        <w:sz w:val="20"/>
+      </w:rPr>
+    </w:lvl>
+    <w:lvl w:ilvl="2" w:tentative="1">
+      <w:start w:val="1"/>
+      <w:numFmt w:val="bullet"/>
+      <w:lvlText w:val=""/>
+      <w:lvlJc w:val="left"/>
+      <w:pPr>
+        <w:tabs>
+          <w:tab w:val="num" w:pos="2160"/>
+        </w:tabs>
+        <w:ind w:left="2160" w:hanging="360"/>
+      </w:pPr>
+      <w:rPr>
+        <w:rFonts w:ascii="Wingdings" w:hAnsi="Wingdings" w:hint="default"/>
+        <w:sz w:val="20"/>
+      </w:rPr>
+    </w:lvl>
+    <w:lvl w:ilvl="3" w:tentative="1">
+      <w:start w:val="1"/>
+      <w:numFmt w:val="bullet"/>
+      <w:lvlText w:val=""/>
+      <w:lvlJc w:val="left"/>
+      <w:pPr>
+        <w:tabs>
+          <w:tab w:val="num" w:pos="2880"/>
+        </w:tabs>
+        <w:ind w:left="2880" w:hanging="360"/>
+      </w:pPr>
+      <w:rPr>
+        <w:rFonts w:ascii="Wingdings" w:hAnsi="Wingdings" w:hint="default"/>
+        <w:sz w:val="20"/>
+      </w:rPr>
+    </w:lvl>
+    <w:lvl w:ilvl="4" w:tentative="1">
+      <w:start w:val="1"/>
+      <w:numFmt w:val="bullet"/>
+      <w:lvlText w:val=""/>
+      <w:lvlJc w:val="left"/>
+      <w:pPr>
+        <w:tabs>
+          <w:tab w:val="num" w:pos="3600"/>
+        </w:tabs>
+        <w:ind w:left="3600" w:hanging="360"/>
+      </w:pPr>
+      <w:rPr>
+        <w:rFonts w:ascii="Wingdings" w:hAnsi="Wingdings" w:hint="default"/>
+        <w:sz w:val="20"/>
+      </w:rPr>
+    </w:lvl>
+    <w:lvl w:ilvl="5" w:tentative="1">
+      <w:start w:val="1"/>
+      <w:numFmt w:val="bullet"/>
+      <w:lvlText w:val=""/>
+      <w:lvlJc w:val="left"/>
+      <w:pPr>
+        <w:tabs>
+          <w:tab w:val="num" w:pos="4320"/>
+        </w:tabs>
+        <w:ind w:left="4320" w:hanging="360"/>
+      </w:pPr>
+      <w:rPr>
+        <w:rFonts w:ascii="Wingdings" w:hAnsi="Wingdings" w:hint="default"/>
+        <w:sz w:val="20"/>
+      </w:rPr>
+    </w:lvl>
+    <w:lvl w:ilvl="6" w:tentative="1">
+      <w:start w:val="1"/>
+      <w:numFmt w:val="bullet"/>
+      <w:lvlText w:val=""/>
+      <w:lvlJc w:val="left"/>
+      <w:pPr>
+        <w:tabs>
+          <w:tab w:val="num" w:pos="5040"/>
+        </w:tabs>
+        <w:ind w:left="5040" w:hanging="360"/>
+      </w:pPr>
+      <w:rPr>
+        <w:rFonts w:ascii="Wingdings" w:hAnsi="Wingdings" w:hint="default"/>
+        <w:sz w:val="20"/>
+      </w:rPr>
+    </w:lvl>
+    <w:lvl w:ilvl="7" w:tentative="1">
+      <w:start w:val="1"/>
+      <w:numFmt w:val="bullet"/>
+      <w:lvlText w:val=""/>
+      <w:lvlJc w:val="left"/>
+      <w:pPr>
+        <w:tabs>
+          <w:tab w:val="num" w:pos="5760"/>
+        </w:tabs>
+        <w:ind w:left="5760" w:hanging="360"/>
+      </w:pPr>
+      <w:rPr>
+        <w:rFonts w:ascii="Wingdings" w:hAnsi="Wingdings" w:hint="default"/>
+        <w:sz w:val="20"/>
+      </w:rPr>
+    </w:lvl>
+    <w:lvl w:ilvl="8" w:tentative="1">
+      <w:start w:val="1"/>
+      <w:numFmt w:val="bullet"/>
+      <w:lvlText w:val=""/>
+      <w:lvlJc w:val="left"/>
+      <w:pPr>
+        <w:tabs>
+          <w:tab w:val="num" w:pos="6480"/>
+        </w:tabs>
+        <w:ind w:left="6480" w:hanging="360"/>
+      </w:pPr>
+      <w:rPr>
+        <w:rFonts w:ascii="Wingdings" w:hAnsi="Wingdings" w:hint="default"/>
+        <w:sz w:val="20"/>
+      </w:rPr>
+    </w:lvl>
+  </w:abstractNum>
+  <w:abstractNum w:abstractNumId="23" w15:restartNumberingAfterBreak="0">
+    <w:nsid w:val="64427EE2"/>
+    <w:multiLevelType w:val="multilevel"/>
+    <w:tmpl w:val="0040F604"/>
+    <w:lvl w:ilvl="0">
+      <w:start w:val="1"/>
+      <w:numFmt w:val="bullet"/>
+      <w:lvlText w:val=""/>
+      <w:lvlJc w:val="left"/>
+      <w:pPr>
+        <w:tabs>
+          <w:tab w:val="num" w:pos="720"/>
+        </w:tabs>
+        <w:ind w:left="720" w:hanging="360"/>
+      </w:pPr>
+      <w:rPr>
+        <w:rFonts w:ascii="Symbol" w:hAnsi="Symbol" w:hint="default"/>
+        <w:sz w:val="20"/>
+      </w:rPr>
+    </w:lvl>
+    <w:lvl w:ilvl="1" w:tentative="1">
+      <w:start w:val="1"/>
+      <w:numFmt w:val="bullet"/>
+      <w:lvlText w:val="o"/>
+      <w:lvlJc w:val="left"/>
+      <w:pPr>
+        <w:tabs>
+          <w:tab w:val="num" w:pos="1440"/>
+        </w:tabs>
+        <w:ind w:left="1440" w:hanging="360"/>
+      </w:pPr>
+      <w:rPr>
+        <w:rFonts w:ascii="Courier New" w:hAnsi="Courier New" w:hint="default"/>
+        <w:sz w:val="20"/>
+      </w:rPr>
+    </w:lvl>
+    <w:lvl w:ilvl="2" w:tentative="1">
+      <w:start w:val="1"/>
+      <w:numFmt w:val="bullet"/>
+      <w:lvlText w:val=""/>
+      <w:lvlJc w:val="left"/>
+      <w:pPr>
+        <w:tabs>
+          <w:tab w:val="num" w:pos="2160"/>
+        </w:tabs>
+        <w:ind w:left="2160" w:hanging="360"/>
+      </w:pPr>
+      <w:rPr>
+        <w:rFonts w:ascii="Wingdings" w:hAnsi="Wingdings" w:hint="default"/>
+        <w:sz w:val="20"/>
+      </w:rPr>
+    </w:lvl>
+    <w:lvl w:ilvl="3" w:tentative="1">
+      <w:start w:val="1"/>
+      <w:numFmt w:val="bullet"/>
+      <w:lvlText w:val=""/>
+      <w:lvlJc w:val="left"/>
+      <w:pPr>
+        <w:tabs>
+          <w:tab w:val="num" w:pos="2880"/>
+        </w:tabs>
+        <w:ind w:left="2880" w:hanging="360"/>
+      </w:pPr>
+      <w:rPr>
+        <w:rFonts w:ascii="Wingdings" w:hAnsi="Wingdings" w:hint="default"/>
+        <w:sz w:val="20"/>
+      </w:rPr>
+    </w:lvl>
+    <w:lvl w:ilvl="4" w:tentative="1">
+      <w:start w:val="1"/>
+      <w:numFmt w:val="bullet"/>
+      <w:lvlText w:val=""/>
+      <w:lvlJc w:val="left"/>
+      <w:pPr>
+        <w:tabs>
+          <w:tab w:val="num" w:pos="3600"/>
+        </w:tabs>
+        <w:ind w:left="3600" w:hanging="360"/>
+      </w:pPr>
+      <w:rPr>
+        <w:rFonts w:ascii="Wingdings" w:hAnsi="Wingdings" w:hint="default"/>
+        <w:sz w:val="20"/>
+      </w:rPr>
+    </w:lvl>
+    <w:lvl w:ilvl="5" w:tentative="1">
+      <w:start w:val="1"/>
+      <w:numFmt w:val="bullet"/>
+      <w:lvlText w:val=""/>
+      <w:lvlJc w:val="left"/>
+      <w:pPr>
+        <w:tabs>
+          <w:tab w:val="num" w:pos="4320"/>
+        </w:tabs>
+        <w:ind w:left="4320" w:hanging="360"/>
+      </w:pPr>
+      <w:rPr>
+        <w:rFonts w:ascii="Wingdings" w:hAnsi="Wingdings" w:hint="default"/>
+        <w:sz w:val="20"/>
+      </w:rPr>
+    </w:lvl>
+    <w:lvl w:ilvl="6" w:tentative="1">
+      <w:start w:val="1"/>
+      <w:numFmt w:val="bullet"/>
+      <w:lvlText w:val=""/>
+      <w:lvlJc w:val="left"/>
+      <w:pPr>
+        <w:tabs>
+          <w:tab w:val="num" w:pos="5040"/>
+        </w:tabs>
+        <w:ind w:left="5040" w:hanging="360"/>
+      </w:pPr>
+      <w:rPr>
+        <w:rFonts w:ascii="Wingdings" w:hAnsi="Wingdings" w:hint="default"/>
+        <w:sz w:val="20"/>
+      </w:rPr>
+    </w:lvl>
+    <w:lvl w:ilvl="7" w:tentative="1">
+      <w:start w:val="1"/>
+      <w:numFmt w:val="bullet"/>
+      <w:lvlText w:val=""/>
+      <w:lvlJc w:val="left"/>
+      <w:pPr>
+        <w:tabs>
+          <w:tab w:val="num" w:pos="5760"/>
+        </w:tabs>
+        <w:ind w:left="5760" w:hanging="360"/>
+      </w:pPr>
+      <w:rPr>
+        <w:rFonts w:ascii="Wingdings" w:hAnsi="Wingdings" w:hint="default"/>
+        <w:sz w:val="20"/>
+      </w:rPr>
+    </w:lvl>
+    <w:lvl w:ilvl="8" w:tentative="1">
+      <w:start w:val="1"/>
+      <w:numFmt w:val="bullet"/>
+      <w:lvlText w:val=""/>
+      <w:lvlJc w:val="left"/>
+      <w:pPr>
+        <w:tabs>
+          <w:tab w:val="num" w:pos="6480"/>
+        </w:tabs>
+        <w:ind w:left="6480" w:hanging="360"/>
+      </w:pPr>
+      <w:rPr>
+        <w:rFonts w:ascii="Wingdings" w:hAnsi="Wingdings" w:hint="default"/>
+        <w:sz w:val="20"/>
+      </w:rPr>
+    </w:lvl>
+  </w:abstractNum>
+  <w:abstractNum w:abstractNumId="24" w15:restartNumberingAfterBreak="0">
+    <w:nsid w:val="67056F5A"/>
+    <w:multiLevelType w:val="multilevel"/>
+    <w:tmpl w:val="5252A896"/>
+    <w:lvl w:ilvl="0">
+      <w:start w:val="1"/>
+      <w:numFmt w:val="bullet"/>
+      <w:lvlText w:val=""/>
+      <w:lvlJc w:val="left"/>
+      <w:pPr>
+        <w:tabs>
+          <w:tab w:val="num" w:pos="720"/>
+        </w:tabs>
+        <w:ind w:left="720" w:hanging="360"/>
+      </w:pPr>
+      <w:rPr>
+        <w:rFonts w:ascii="Symbol" w:hAnsi="Symbol" w:hint="default"/>
+        <w:sz w:val="20"/>
+      </w:rPr>
+    </w:lvl>
+    <w:lvl w:ilvl="1" w:tentative="1">
+      <w:start w:val="1"/>
+      <w:numFmt w:val="bullet"/>
+      <w:lvlText w:val="o"/>
+      <w:lvlJc w:val="left"/>
+      <w:pPr>
+        <w:tabs>
+          <w:tab w:val="num" w:pos="1440"/>
+        </w:tabs>
+        <w:ind w:left="1440" w:hanging="360"/>
+      </w:pPr>
+      <w:rPr>
+        <w:rFonts w:ascii="Courier New" w:hAnsi="Courier New" w:hint="default"/>
+        <w:sz w:val="20"/>
+      </w:rPr>
+    </w:lvl>
+    <w:lvl w:ilvl="2" w:tentative="1">
+      <w:start w:val="1"/>
+      <w:numFmt w:val="bullet"/>
+      <w:lvlText w:val=""/>
+      <w:lvlJc w:val="left"/>
+      <w:pPr>
+        <w:tabs>
+          <w:tab w:val="num" w:pos="2160"/>
+        </w:tabs>
+        <w:ind w:left="2160" w:hanging="360"/>
+      </w:pPr>
+      <w:rPr>
+        <w:rFonts w:ascii="Wingdings" w:hAnsi="Wingdings" w:hint="default"/>
+        <w:sz w:val="20"/>
+      </w:rPr>
+    </w:lvl>
+    <w:lvl w:ilvl="3" w:tentative="1">
+      <w:start w:val="1"/>
+      <w:numFmt w:val="bullet"/>
+      <w:lvlText w:val=""/>
+      <w:lvlJc w:val="left"/>
+      <w:pPr>
+        <w:tabs>
+          <w:tab w:val="num" w:pos="2880"/>
+        </w:tabs>
+        <w:ind w:left="2880" w:hanging="360"/>
+      </w:pPr>
+      <w:rPr>
+        <w:rFonts w:ascii="Wingdings" w:hAnsi="Wingdings" w:hint="default"/>
+        <w:sz w:val="20"/>
+      </w:rPr>
+    </w:lvl>
+    <w:lvl w:ilvl="4" w:tentative="1">
+      <w:start w:val="1"/>
+      <w:numFmt w:val="bullet"/>
+      <w:lvlText w:val=""/>
+      <w:lvlJc w:val="left"/>
+      <w:pPr>
+        <w:tabs>
+          <w:tab w:val="num" w:pos="3600"/>
+        </w:tabs>
+        <w:ind w:left="3600" w:hanging="360"/>
+      </w:pPr>
+      <w:rPr>
+        <w:rFonts w:ascii="Wingdings" w:hAnsi="Wingdings" w:hint="default"/>
+        <w:sz w:val="20"/>
+      </w:rPr>
+    </w:lvl>
+    <w:lvl w:ilvl="5" w:tentative="1">
+      <w:start w:val="1"/>
+      <w:numFmt w:val="bullet"/>
+      <w:lvlText w:val=""/>
+      <w:lvlJc w:val="left"/>
+      <w:pPr>
+        <w:tabs>
+          <w:tab w:val="num" w:pos="4320"/>
+        </w:tabs>
+        <w:ind w:left="4320" w:hanging="360"/>
+      </w:pPr>
+      <w:rPr>
+        <w:rFonts w:ascii="Wingdings" w:hAnsi="Wingdings" w:hint="default"/>
+        <w:sz w:val="20"/>
+      </w:rPr>
+    </w:lvl>
+    <w:lvl w:ilvl="6" w:tentative="1">
+      <w:start w:val="1"/>
+      <w:numFmt w:val="bullet"/>
+      <w:lvlText w:val=""/>
+      <w:lvlJc w:val="left"/>
+      <w:pPr>
+        <w:tabs>
+          <w:tab w:val="num" w:pos="5040"/>
+        </w:tabs>
+        <w:ind w:left="5040" w:hanging="360"/>
+      </w:pPr>
+      <w:rPr>
+        <w:rFonts w:ascii="Wingdings" w:hAnsi="Wingdings" w:hint="default"/>
+        <w:sz w:val="20"/>
+      </w:rPr>
+    </w:lvl>
+    <w:lvl w:ilvl="7" w:tentative="1">
+      <w:start w:val="1"/>
+      <w:numFmt w:val="bullet"/>
+      <w:lvlText w:val=""/>
+      <w:lvlJc w:val="left"/>
+      <w:pPr>
+        <w:tabs>
+          <w:tab w:val="num" w:pos="5760"/>
+        </w:tabs>
+        <w:ind w:left="5760" w:hanging="360"/>
+      </w:pPr>
+      <w:rPr>
+        <w:rFonts w:ascii="Wingdings" w:hAnsi="Wingdings" w:hint="default"/>
+        <w:sz w:val="20"/>
+      </w:rPr>
+    </w:lvl>
+    <w:lvl w:ilvl="8" w:tentative="1">
+      <w:start w:val="1"/>
+      <w:numFmt w:val="bullet"/>
+      <w:lvlText w:val=""/>
+      <w:lvlJc w:val="left"/>
+      <w:pPr>
+        <w:tabs>
+          <w:tab w:val="num" w:pos="6480"/>
+        </w:tabs>
+        <w:ind w:left="6480" w:hanging="360"/>
+      </w:pPr>
+      <w:rPr>
+        <w:rFonts w:ascii="Wingdings" w:hAnsi="Wingdings" w:hint="default"/>
+        <w:sz w:val="20"/>
+      </w:rPr>
+    </w:lvl>
+  </w:abstractNum>
+  <w:abstractNum w:abstractNumId="25" w15:restartNumberingAfterBreak="0">
     <w:nsid w:val="68B23722"/>
     <w:multiLevelType w:val="multilevel"/>
     <w:tmpl w:val="86A02386"/>
@@ -5289,7 +10123,269 @@
       </w:rPr>
     </w:lvl>
   </w:abstractNum>
-  <w:abstractNum w:abstractNumId="15" w15:restartNumberingAfterBreak="0">
+  <w:abstractNum w:abstractNumId="26" w15:restartNumberingAfterBreak="0">
+    <w:nsid w:val="6EEC2DA3"/>
+    <w:multiLevelType w:val="multilevel"/>
+    <w:tmpl w:val="DF0A4550"/>
+    <w:lvl w:ilvl="0">
+      <w:start w:val="1"/>
+      <w:numFmt w:val="bullet"/>
+      <w:lvlText w:val=""/>
+      <w:lvlJc w:val="left"/>
+      <w:pPr>
+        <w:tabs>
+          <w:tab w:val="num" w:pos="720"/>
+        </w:tabs>
+        <w:ind w:left="720" w:hanging="360"/>
+      </w:pPr>
+      <w:rPr>
+        <w:rFonts w:ascii="Symbol" w:hAnsi="Symbol" w:hint="default"/>
+        <w:sz w:val="20"/>
+      </w:rPr>
+    </w:lvl>
+    <w:lvl w:ilvl="1">
+      <w:start w:val="1"/>
+      <w:numFmt w:val="bullet"/>
+      <w:lvlText w:val="o"/>
+      <w:lvlJc w:val="left"/>
+      <w:pPr>
+        <w:tabs>
+          <w:tab w:val="num" w:pos="1440"/>
+        </w:tabs>
+        <w:ind w:left="1440" w:hanging="360"/>
+      </w:pPr>
+      <w:rPr>
+        <w:rFonts w:ascii="Courier New" w:hAnsi="Courier New" w:hint="default"/>
+        <w:sz w:val="20"/>
+      </w:rPr>
+    </w:lvl>
+    <w:lvl w:ilvl="2" w:tentative="1">
+      <w:start w:val="1"/>
+      <w:numFmt w:val="bullet"/>
+      <w:lvlText w:val=""/>
+      <w:lvlJc w:val="left"/>
+      <w:pPr>
+        <w:tabs>
+          <w:tab w:val="num" w:pos="2160"/>
+        </w:tabs>
+        <w:ind w:left="2160" w:hanging="360"/>
+      </w:pPr>
+      <w:rPr>
+        <w:rFonts w:ascii="Wingdings" w:hAnsi="Wingdings" w:hint="default"/>
+        <w:sz w:val="20"/>
+      </w:rPr>
+    </w:lvl>
+    <w:lvl w:ilvl="3" w:tentative="1">
+      <w:start w:val="1"/>
+      <w:numFmt w:val="bullet"/>
+      <w:lvlText w:val=""/>
+      <w:lvlJc w:val="left"/>
+      <w:pPr>
+        <w:tabs>
+          <w:tab w:val="num" w:pos="2880"/>
+        </w:tabs>
+        <w:ind w:left="2880" w:hanging="360"/>
+      </w:pPr>
+      <w:rPr>
+        <w:rFonts w:ascii="Wingdings" w:hAnsi="Wingdings" w:hint="default"/>
+        <w:sz w:val="20"/>
+      </w:rPr>
+    </w:lvl>
+    <w:lvl w:ilvl="4" w:tentative="1">
+      <w:start w:val="1"/>
+      <w:numFmt w:val="bullet"/>
+      <w:lvlText w:val=""/>
+      <w:lvlJc w:val="left"/>
+      <w:pPr>
+        <w:tabs>
+          <w:tab w:val="num" w:pos="3600"/>
+        </w:tabs>
+        <w:ind w:left="3600" w:hanging="360"/>
+      </w:pPr>
+      <w:rPr>
+        <w:rFonts w:ascii="Wingdings" w:hAnsi="Wingdings" w:hint="default"/>
+        <w:sz w:val="20"/>
+      </w:rPr>
+    </w:lvl>
+    <w:lvl w:ilvl="5" w:tentative="1">
+      <w:start w:val="1"/>
+      <w:numFmt w:val="bullet"/>
+      <w:lvlText w:val=""/>
+      <w:lvlJc w:val="left"/>
+      <w:pPr>
+        <w:tabs>
+          <w:tab w:val="num" w:pos="4320"/>
+        </w:tabs>
+        <w:ind w:left="4320" w:hanging="360"/>
+      </w:pPr>
+      <w:rPr>
+        <w:rFonts w:ascii="Wingdings" w:hAnsi="Wingdings" w:hint="default"/>
+        <w:sz w:val="20"/>
+      </w:rPr>
+    </w:lvl>
+    <w:lvl w:ilvl="6" w:tentative="1">
+      <w:start w:val="1"/>
+      <w:numFmt w:val="bullet"/>
+      <w:lvlText w:val=""/>
+      <w:lvlJc w:val="left"/>
+      <w:pPr>
+        <w:tabs>
+          <w:tab w:val="num" w:pos="5040"/>
+        </w:tabs>
+        <w:ind w:left="5040" w:hanging="360"/>
+      </w:pPr>
+      <w:rPr>
+        <w:rFonts w:ascii="Wingdings" w:hAnsi="Wingdings" w:hint="default"/>
+        <w:sz w:val="20"/>
+      </w:rPr>
+    </w:lvl>
+    <w:lvl w:ilvl="7" w:tentative="1">
+      <w:start w:val="1"/>
+      <w:numFmt w:val="bullet"/>
+      <w:lvlText w:val=""/>
+      <w:lvlJc w:val="left"/>
+      <w:pPr>
+        <w:tabs>
+          <w:tab w:val="num" w:pos="5760"/>
+        </w:tabs>
+        <w:ind w:left="5760" w:hanging="360"/>
+      </w:pPr>
+      <w:rPr>
+        <w:rFonts w:ascii="Wingdings" w:hAnsi="Wingdings" w:hint="default"/>
+        <w:sz w:val="20"/>
+      </w:rPr>
+    </w:lvl>
+    <w:lvl w:ilvl="8" w:tentative="1">
+      <w:start w:val="1"/>
+      <w:numFmt w:val="bullet"/>
+      <w:lvlText w:val=""/>
+      <w:lvlJc w:val="left"/>
+      <w:pPr>
+        <w:tabs>
+          <w:tab w:val="num" w:pos="6480"/>
+        </w:tabs>
+        <w:ind w:left="6480" w:hanging="360"/>
+      </w:pPr>
+      <w:rPr>
+        <w:rFonts w:ascii="Wingdings" w:hAnsi="Wingdings" w:hint="default"/>
+        <w:sz w:val="20"/>
+      </w:rPr>
+    </w:lvl>
+  </w:abstractNum>
+  <w:abstractNum w:abstractNumId="27" w15:restartNumberingAfterBreak="0">
+    <w:nsid w:val="70983714"/>
+    <w:multiLevelType w:val="multilevel"/>
+    <w:tmpl w:val="95A6696A"/>
+    <w:lvl w:ilvl="0">
+      <w:start w:val="1"/>
+      <w:numFmt w:val="decimal"/>
+      <w:lvlText w:val="%1."/>
+      <w:lvlJc w:val="left"/>
+      <w:pPr>
+        <w:tabs>
+          <w:tab w:val="num" w:pos="720"/>
+        </w:tabs>
+        <w:ind w:left="720" w:hanging="360"/>
+      </w:pPr>
+    </w:lvl>
+    <w:lvl w:ilvl="1" w:tentative="1">
+      <w:start w:val="1"/>
+      <w:numFmt w:val="decimal"/>
+      <w:lvlText w:val="%2."/>
+      <w:lvlJc w:val="left"/>
+      <w:pPr>
+        <w:tabs>
+          <w:tab w:val="num" w:pos="1440"/>
+        </w:tabs>
+        <w:ind w:left="1440" w:hanging="360"/>
+      </w:pPr>
+    </w:lvl>
+    <w:lvl w:ilvl="2" w:tentative="1">
+      <w:start w:val="1"/>
+      <w:numFmt w:val="decimal"/>
+      <w:lvlText w:val="%3."/>
+      <w:lvlJc w:val="left"/>
+      <w:pPr>
+        <w:tabs>
+          <w:tab w:val="num" w:pos="2160"/>
+        </w:tabs>
+        <w:ind w:left="2160" w:hanging="360"/>
+      </w:pPr>
+    </w:lvl>
+    <w:lvl w:ilvl="3" w:tentative="1">
+      <w:start w:val="1"/>
+      <w:numFmt w:val="decimal"/>
+      <w:lvlText w:val="%4."/>
+      <w:lvlJc w:val="left"/>
+      <w:pPr>
+        <w:tabs>
+          <w:tab w:val="num" w:pos="2880"/>
+        </w:tabs>
+        <w:ind w:left="2880" w:hanging="360"/>
+      </w:pPr>
+    </w:lvl>
+    <w:lvl w:ilvl="4" w:tentative="1">
+      <w:start w:val="1"/>
+      <w:numFmt w:val="decimal"/>
+      <w:lvlText w:val="%5."/>
+      <w:lvlJc w:val="left"/>
+      <w:pPr>
+        <w:tabs>
+          <w:tab w:val="num" w:pos="3600"/>
+        </w:tabs>
+        <w:ind w:left="3600" w:hanging="360"/>
+      </w:pPr>
+    </w:lvl>
+    <w:lvl w:ilvl="5" w:tentative="1">
+      <w:start w:val="1"/>
+      <w:numFmt w:val="decimal"/>
+      <w:lvlText w:val="%6."/>
+      <w:lvlJc w:val="left"/>
+      <w:pPr>
+        <w:tabs>
+          <w:tab w:val="num" w:pos="4320"/>
+        </w:tabs>
+        <w:ind w:left="4320" w:hanging="360"/>
+      </w:pPr>
+    </w:lvl>
+    <w:lvl w:ilvl="6" w:tentative="1">
+      <w:start w:val="1"/>
+      <w:numFmt w:val="decimal"/>
+      <w:lvlText w:val="%7."/>
+      <w:lvlJc w:val="left"/>
+      <w:pPr>
+        <w:tabs>
+          <w:tab w:val="num" w:pos="5040"/>
+        </w:tabs>
+        <w:ind w:left="5040" w:hanging="360"/>
+      </w:pPr>
+    </w:lvl>
+    <w:lvl w:ilvl="7" w:tentative="1">
+      <w:start w:val="1"/>
+      <w:numFmt w:val="decimal"/>
+      <w:lvlText w:val="%8."/>
+      <w:lvlJc w:val="left"/>
+      <w:pPr>
+        <w:tabs>
+          <w:tab w:val="num" w:pos="5760"/>
+        </w:tabs>
+        <w:ind w:left="5760" w:hanging="360"/>
+      </w:pPr>
+    </w:lvl>
+    <w:lvl w:ilvl="8" w:tentative="1">
+      <w:start w:val="1"/>
+      <w:numFmt w:val="decimal"/>
+      <w:lvlText w:val="%9."/>
+      <w:lvlJc w:val="left"/>
+      <w:pPr>
+        <w:tabs>
+          <w:tab w:val="num" w:pos="6480"/>
+        </w:tabs>
+        <w:ind w:left="6480" w:hanging="360"/>
+      </w:pPr>
+    </w:lvl>
+  </w:abstractNum>
+  <w:abstractNum w:abstractNumId="28" w15:restartNumberingAfterBreak="0">
     <w:nsid w:val="70E308B1"/>
     <w:multiLevelType w:val="multilevel"/>
     <w:tmpl w:val="48C89A1A"/>
@@ -5438,53 +10534,396 @@
       </w:rPr>
     </w:lvl>
   </w:abstractNum>
+  <w:abstractNum w:abstractNumId="29" w15:restartNumberingAfterBreak="0">
+    <w:nsid w:val="7A52015C"/>
+    <w:multiLevelType w:val="multilevel"/>
+    <w:tmpl w:val="BF68A6FC"/>
+    <w:lvl w:ilvl="0">
+      <w:start w:val="1"/>
+      <w:numFmt w:val="bullet"/>
+      <w:lvlText w:val=""/>
+      <w:lvlJc w:val="left"/>
+      <w:pPr>
+        <w:tabs>
+          <w:tab w:val="num" w:pos="720"/>
+        </w:tabs>
+        <w:ind w:left="720" w:hanging="360"/>
+      </w:pPr>
+      <w:rPr>
+        <w:rFonts w:ascii="Symbol" w:hAnsi="Symbol" w:hint="default"/>
+        <w:sz w:val="20"/>
+      </w:rPr>
+    </w:lvl>
+    <w:lvl w:ilvl="1" w:tentative="1">
+      <w:start w:val="1"/>
+      <w:numFmt w:val="bullet"/>
+      <w:lvlText w:val="o"/>
+      <w:lvlJc w:val="left"/>
+      <w:pPr>
+        <w:tabs>
+          <w:tab w:val="num" w:pos="1440"/>
+        </w:tabs>
+        <w:ind w:left="1440" w:hanging="360"/>
+      </w:pPr>
+      <w:rPr>
+        <w:rFonts w:ascii="Courier New" w:hAnsi="Courier New" w:hint="default"/>
+        <w:sz w:val="20"/>
+      </w:rPr>
+    </w:lvl>
+    <w:lvl w:ilvl="2" w:tentative="1">
+      <w:start w:val="1"/>
+      <w:numFmt w:val="bullet"/>
+      <w:lvlText w:val=""/>
+      <w:lvlJc w:val="left"/>
+      <w:pPr>
+        <w:tabs>
+          <w:tab w:val="num" w:pos="2160"/>
+        </w:tabs>
+        <w:ind w:left="2160" w:hanging="360"/>
+      </w:pPr>
+      <w:rPr>
+        <w:rFonts w:ascii="Wingdings" w:hAnsi="Wingdings" w:hint="default"/>
+        <w:sz w:val="20"/>
+      </w:rPr>
+    </w:lvl>
+    <w:lvl w:ilvl="3" w:tentative="1">
+      <w:start w:val="1"/>
+      <w:numFmt w:val="bullet"/>
+      <w:lvlText w:val=""/>
+      <w:lvlJc w:val="left"/>
+      <w:pPr>
+        <w:tabs>
+          <w:tab w:val="num" w:pos="2880"/>
+        </w:tabs>
+        <w:ind w:left="2880" w:hanging="360"/>
+      </w:pPr>
+      <w:rPr>
+        <w:rFonts w:ascii="Wingdings" w:hAnsi="Wingdings" w:hint="default"/>
+        <w:sz w:val="20"/>
+      </w:rPr>
+    </w:lvl>
+    <w:lvl w:ilvl="4" w:tentative="1">
+      <w:start w:val="1"/>
+      <w:numFmt w:val="bullet"/>
+      <w:lvlText w:val=""/>
+      <w:lvlJc w:val="left"/>
+      <w:pPr>
+        <w:tabs>
+          <w:tab w:val="num" w:pos="3600"/>
+        </w:tabs>
+        <w:ind w:left="3600" w:hanging="360"/>
+      </w:pPr>
+      <w:rPr>
+        <w:rFonts w:ascii="Wingdings" w:hAnsi="Wingdings" w:hint="default"/>
+        <w:sz w:val="20"/>
+      </w:rPr>
+    </w:lvl>
+    <w:lvl w:ilvl="5" w:tentative="1">
+      <w:start w:val="1"/>
+      <w:numFmt w:val="bullet"/>
+      <w:lvlText w:val=""/>
+      <w:lvlJc w:val="left"/>
+      <w:pPr>
+        <w:tabs>
+          <w:tab w:val="num" w:pos="4320"/>
+        </w:tabs>
+        <w:ind w:left="4320" w:hanging="360"/>
+      </w:pPr>
+      <w:rPr>
+        <w:rFonts w:ascii="Wingdings" w:hAnsi="Wingdings" w:hint="default"/>
+        <w:sz w:val="20"/>
+      </w:rPr>
+    </w:lvl>
+    <w:lvl w:ilvl="6" w:tentative="1">
+      <w:start w:val="1"/>
+      <w:numFmt w:val="bullet"/>
+      <w:lvlText w:val=""/>
+      <w:lvlJc w:val="left"/>
+      <w:pPr>
+        <w:tabs>
+          <w:tab w:val="num" w:pos="5040"/>
+        </w:tabs>
+        <w:ind w:left="5040" w:hanging="360"/>
+      </w:pPr>
+      <w:rPr>
+        <w:rFonts w:ascii="Wingdings" w:hAnsi="Wingdings" w:hint="default"/>
+        <w:sz w:val="20"/>
+      </w:rPr>
+    </w:lvl>
+    <w:lvl w:ilvl="7" w:tentative="1">
+      <w:start w:val="1"/>
+      <w:numFmt w:val="bullet"/>
+      <w:lvlText w:val=""/>
+      <w:lvlJc w:val="left"/>
+      <w:pPr>
+        <w:tabs>
+          <w:tab w:val="num" w:pos="5760"/>
+        </w:tabs>
+        <w:ind w:left="5760" w:hanging="360"/>
+      </w:pPr>
+      <w:rPr>
+        <w:rFonts w:ascii="Wingdings" w:hAnsi="Wingdings" w:hint="default"/>
+        <w:sz w:val="20"/>
+      </w:rPr>
+    </w:lvl>
+    <w:lvl w:ilvl="8" w:tentative="1">
+      <w:start w:val="1"/>
+      <w:numFmt w:val="bullet"/>
+      <w:lvlText w:val=""/>
+      <w:lvlJc w:val="left"/>
+      <w:pPr>
+        <w:tabs>
+          <w:tab w:val="num" w:pos="6480"/>
+        </w:tabs>
+        <w:ind w:left="6480" w:hanging="360"/>
+      </w:pPr>
+      <w:rPr>
+        <w:rFonts w:ascii="Wingdings" w:hAnsi="Wingdings" w:hint="default"/>
+        <w:sz w:val="20"/>
+      </w:rPr>
+    </w:lvl>
+  </w:abstractNum>
+  <w:abstractNum w:abstractNumId="30" w15:restartNumberingAfterBreak="0">
+    <w:nsid w:val="7BD739CC"/>
+    <w:multiLevelType w:val="multilevel"/>
+    <w:tmpl w:val="0C86C65A"/>
+    <w:lvl w:ilvl="0">
+      <w:start w:val="1"/>
+      <w:numFmt w:val="bullet"/>
+      <w:lvlText w:val=""/>
+      <w:lvlJc w:val="left"/>
+      <w:pPr>
+        <w:tabs>
+          <w:tab w:val="num" w:pos="720"/>
+        </w:tabs>
+        <w:ind w:left="720" w:hanging="360"/>
+      </w:pPr>
+      <w:rPr>
+        <w:rFonts w:ascii="Symbol" w:hAnsi="Symbol" w:hint="default"/>
+        <w:sz w:val="20"/>
+      </w:rPr>
+    </w:lvl>
+    <w:lvl w:ilvl="1" w:tentative="1">
+      <w:start w:val="1"/>
+      <w:numFmt w:val="bullet"/>
+      <w:lvlText w:val="o"/>
+      <w:lvlJc w:val="left"/>
+      <w:pPr>
+        <w:tabs>
+          <w:tab w:val="num" w:pos="1440"/>
+        </w:tabs>
+        <w:ind w:left="1440" w:hanging="360"/>
+      </w:pPr>
+      <w:rPr>
+        <w:rFonts w:ascii="Courier New" w:hAnsi="Courier New" w:hint="default"/>
+        <w:sz w:val="20"/>
+      </w:rPr>
+    </w:lvl>
+    <w:lvl w:ilvl="2" w:tentative="1">
+      <w:start w:val="1"/>
+      <w:numFmt w:val="bullet"/>
+      <w:lvlText w:val=""/>
+      <w:lvlJc w:val="left"/>
+      <w:pPr>
+        <w:tabs>
+          <w:tab w:val="num" w:pos="2160"/>
+        </w:tabs>
+        <w:ind w:left="2160" w:hanging="360"/>
+      </w:pPr>
+      <w:rPr>
+        <w:rFonts w:ascii="Wingdings" w:hAnsi="Wingdings" w:hint="default"/>
+        <w:sz w:val="20"/>
+      </w:rPr>
+    </w:lvl>
+    <w:lvl w:ilvl="3" w:tentative="1">
+      <w:start w:val="1"/>
+      <w:numFmt w:val="bullet"/>
+      <w:lvlText w:val=""/>
+      <w:lvlJc w:val="left"/>
+      <w:pPr>
+        <w:tabs>
+          <w:tab w:val="num" w:pos="2880"/>
+        </w:tabs>
+        <w:ind w:left="2880" w:hanging="360"/>
+      </w:pPr>
+      <w:rPr>
+        <w:rFonts w:ascii="Wingdings" w:hAnsi="Wingdings" w:hint="default"/>
+        <w:sz w:val="20"/>
+      </w:rPr>
+    </w:lvl>
+    <w:lvl w:ilvl="4" w:tentative="1">
+      <w:start w:val="1"/>
+      <w:numFmt w:val="bullet"/>
+      <w:lvlText w:val=""/>
+      <w:lvlJc w:val="left"/>
+      <w:pPr>
+        <w:tabs>
+          <w:tab w:val="num" w:pos="3600"/>
+        </w:tabs>
+        <w:ind w:left="3600" w:hanging="360"/>
+      </w:pPr>
+      <w:rPr>
+        <w:rFonts w:ascii="Wingdings" w:hAnsi="Wingdings" w:hint="default"/>
+        <w:sz w:val="20"/>
+      </w:rPr>
+    </w:lvl>
+    <w:lvl w:ilvl="5" w:tentative="1">
+      <w:start w:val="1"/>
+      <w:numFmt w:val="bullet"/>
+      <w:lvlText w:val=""/>
+      <w:lvlJc w:val="left"/>
+      <w:pPr>
+        <w:tabs>
+          <w:tab w:val="num" w:pos="4320"/>
+        </w:tabs>
+        <w:ind w:left="4320" w:hanging="360"/>
+      </w:pPr>
+      <w:rPr>
+        <w:rFonts w:ascii="Wingdings" w:hAnsi="Wingdings" w:hint="default"/>
+        <w:sz w:val="20"/>
+      </w:rPr>
+    </w:lvl>
+    <w:lvl w:ilvl="6" w:tentative="1">
+      <w:start w:val="1"/>
+      <w:numFmt w:val="bullet"/>
+      <w:lvlText w:val=""/>
+      <w:lvlJc w:val="left"/>
+      <w:pPr>
+        <w:tabs>
+          <w:tab w:val="num" w:pos="5040"/>
+        </w:tabs>
+        <w:ind w:left="5040" w:hanging="360"/>
+      </w:pPr>
+      <w:rPr>
+        <w:rFonts w:ascii="Wingdings" w:hAnsi="Wingdings" w:hint="default"/>
+        <w:sz w:val="20"/>
+      </w:rPr>
+    </w:lvl>
+    <w:lvl w:ilvl="7" w:tentative="1">
+      <w:start w:val="1"/>
+      <w:numFmt w:val="bullet"/>
+      <w:lvlText w:val=""/>
+      <w:lvlJc w:val="left"/>
+      <w:pPr>
+        <w:tabs>
+          <w:tab w:val="num" w:pos="5760"/>
+        </w:tabs>
+        <w:ind w:left="5760" w:hanging="360"/>
+      </w:pPr>
+      <w:rPr>
+        <w:rFonts w:ascii="Wingdings" w:hAnsi="Wingdings" w:hint="default"/>
+        <w:sz w:val="20"/>
+      </w:rPr>
+    </w:lvl>
+    <w:lvl w:ilvl="8" w:tentative="1">
+      <w:start w:val="1"/>
+      <w:numFmt w:val="bullet"/>
+      <w:lvlText w:val=""/>
+      <w:lvlJc w:val="left"/>
+      <w:pPr>
+        <w:tabs>
+          <w:tab w:val="num" w:pos="6480"/>
+        </w:tabs>
+        <w:ind w:left="6480" w:hanging="360"/>
+      </w:pPr>
+      <w:rPr>
+        <w:rFonts w:ascii="Wingdings" w:hAnsi="Wingdings" w:hint="default"/>
+        <w:sz w:val="20"/>
+      </w:rPr>
+    </w:lvl>
+  </w:abstractNum>
   <w:num w:numId="1" w16cid:durableId="512232506">
+    <w:abstractNumId w:val="16"/>
+  </w:num>
+  <w:num w:numId="2" w16cid:durableId="2100788640">
+    <w:abstractNumId w:val="6"/>
+  </w:num>
+  <w:num w:numId="3" w16cid:durableId="266160456">
+    <w:abstractNumId w:val="18"/>
+  </w:num>
+  <w:num w:numId="4" w16cid:durableId="1433548579">
     <w:abstractNumId w:val="9"/>
   </w:num>
-  <w:num w:numId="2" w16cid:durableId="2100788640">
+  <w:num w:numId="5" w16cid:durableId="1417550616">
+    <w:abstractNumId w:val="4"/>
+  </w:num>
+  <w:num w:numId="6" w16cid:durableId="1050617956">
+    <w:abstractNumId w:val="20"/>
+  </w:num>
+  <w:num w:numId="7" w16cid:durableId="1922520516">
     <w:abstractNumId w:val="3"/>
   </w:num>
-  <w:num w:numId="3" w16cid:durableId="266160456">
+  <w:num w:numId="8" w16cid:durableId="1426339641">
     <w:abstractNumId w:val="11"/>
   </w:num>
-  <w:num w:numId="4" w16cid:durableId="1433548579">
-    <w:abstractNumId w:val="5"/>
-  </w:num>
-  <w:num w:numId="5" w16cid:durableId="1417550616">
-    <w:abstractNumId w:val="2"/>
-  </w:num>
-  <w:num w:numId="6" w16cid:durableId="1050617956">
-    <w:abstractNumId w:val="13"/>
-  </w:num>
-  <w:num w:numId="7" w16cid:durableId="1922520516">
-    <w:abstractNumId w:val="1"/>
-  </w:num>
-  <w:num w:numId="8" w16cid:durableId="1426339641">
-    <w:abstractNumId w:val="6"/>
-  </w:num>
   <w:num w:numId="9" w16cid:durableId="839589747">
-    <w:abstractNumId w:val="12"/>
+    <w:abstractNumId w:val="19"/>
   </w:num>
   <w:num w:numId="10" w16cid:durableId="1435053588">
     <w:abstractNumId w:val="0"/>
   </w:num>
   <w:num w:numId="11" w16cid:durableId="1376003048">
+    <w:abstractNumId w:val="12"/>
+  </w:num>
+  <w:num w:numId="12" w16cid:durableId="1015231564">
+    <w:abstractNumId w:val="17"/>
+  </w:num>
+  <w:num w:numId="13" w16cid:durableId="1719930960">
     <w:abstractNumId w:val="7"/>
   </w:num>
-  <w:num w:numId="12" w16cid:durableId="1015231564">
+  <w:num w:numId="14" w16cid:durableId="601647759">
+    <w:abstractNumId w:val="28"/>
+  </w:num>
+  <w:num w:numId="15" w16cid:durableId="1713572944">
+    <w:abstractNumId w:val="14"/>
+  </w:num>
+  <w:num w:numId="16" w16cid:durableId="449980064">
+    <w:abstractNumId w:val="25"/>
+  </w:num>
+  <w:num w:numId="17" w16cid:durableId="1005211708">
+    <w:abstractNumId w:val="23"/>
+  </w:num>
+  <w:num w:numId="18" w16cid:durableId="2011330951">
+    <w:abstractNumId w:val="22"/>
+  </w:num>
+  <w:num w:numId="19" w16cid:durableId="2050185087">
+    <w:abstractNumId w:val="1"/>
+  </w:num>
+  <w:num w:numId="20" w16cid:durableId="1523396370">
+    <w:abstractNumId w:val="29"/>
+  </w:num>
+  <w:num w:numId="21" w16cid:durableId="8335289">
+    <w:abstractNumId w:val="30"/>
+  </w:num>
+  <w:num w:numId="22" w16cid:durableId="1226531269">
+    <w:abstractNumId w:val="5"/>
+  </w:num>
+  <w:num w:numId="23" w16cid:durableId="1151826898">
     <w:abstractNumId w:val="10"/>
   </w:num>
-  <w:num w:numId="13" w16cid:durableId="1719930960">
-    <w:abstractNumId w:val="4"/>
+  <w:num w:numId="24" w16cid:durableId="285936470">
+    <w:abstractNumId w:val="8"/>
   </w:num>
-  <w:num w:numId="14" w16cid:durableId="601647759">
+  <w:num w:numId="25" w16cid:durableId="1356542806">
+    <w:abstractNumId w:val="13"/>
+  </w:num>
+  <w:num w:numId="26" w16cid:durableId="1770277108">
     <w:abstractNumId w:val="15"/>
   </w:num>
-  <w:num w:numId="15" w16cid:durableId="1713572944">
-    <w:abstractNumId w:val="8"/>
+  <w:num w:numId="27" w16cid:durableId="760687262">
+    <w:abstractNumId w:val="26"/>
   </w:num>
-  <w:num w:numId="16" w16cid:durableId="449980064">
-    <w:abstractNumId w:val="14"/>
+  <w:num w:numId="28" w16cid:durableId="930968059">
+    <w:abstractNumId w:val="2"/>
+  </w:num>
+  <w:num w:numId="29" w16cid:durableId="836188195">
+    <w:abstractNumId w:val="21"/>
+  </w:num>
+  <w:num w:numId="30" w16cid:durableId="466051444">
+    <w:abstractNumId w:val="24"/>
+  </w:num>
+  <w:num w:numId="31" w16cid:durableId="1034230509">
+    <w:abstractNumId w:val="27"/>
   </w:num>
 </w:numbering>
 </file>
